--- a/端侧本地AI创作工作站 产品需求说明书.docx
+++ b/端侧本地AI创作工作站 产品需求说明书.docx
@@ -1,6 +1,6 @@
 
 <file path=word/document.xml><?xml version="1.0" encoding="utf-8"?>
-<w:document xmlns:w="http://schemas.openxmlformats.org/wordprocessingml/2006/main" xmlns:r="http://schemas.openxmlformats.org/officeDocument/2006/relationships">
+<w:document xmlns:wpc="http://schemas.microsoft.com/office/word/2010/wordprocessingCanvas" xmlns:mc="http://schemas.openxmlformats.org/markup-compatibility/2006" xmlns:o="urn:schemas-microsoft-com:office:office" xmlns:r="http://schemas.openxmlformats.org/officeDocument/2006/relationships" xmlns:m="http://schemas.openxmlformats.org/officeDocument/2006/math" xmlns:v="urn:schemas-microsoft-com:vml" xmlns:wp14="http://schemas.microsoft.com/office/word/2010/wordprocessingDrawing" xmlns:wp="http://schemas.openxmlformats.org/drawingml/2006/wordprocessingDrawing" xmlns:w="http://schemas.openxmlformats.org/wordprocessingml/2006/main" xmlns:w14="http://schemas.microsoft.com/office/word/2010/wordml" xmlns:w10="urn:schemas-microsoft-com:office:word" xmlns:w15="http://schemas.microsoft.com/office/word/2012/wordml" xmlns:wpg="http://schemas.microsoft.com/office/word/2010/wordprocessingGroup" xmlns:wpi="http://schemas.microsoft.com/office/word/2010/wordprocessingInk" xmlns:wne="http://schemas.microsoft.com/office/word/2006/wordml" xmlns:wps="http://schemas.microsoft.com/office/word/2010/wordprocessingShape" xmlns:wpsCustomData="http://www.wps.cn/officeDocument/2013/wpsCustomData" mc:Ignorable="w14 w15 wp14">
   <w:body>
     <w:p>
       <w:pPr>
@@ -9,8 +9,8 @@
       </w:pPr>
       <w:r>
         <w:rPr>
-          <w:rFonts w:eastAsia="等线" w:ascii="Arial" w:cs="Arial" w:hAnsi="Arial"/>
-          <w:b w:val="true"/>
+          <w:rFonts w:ascii="Arial" w:hAnsi="Arial" w:eastAsia="等线" w:cs="Arial"/>
+          <w:b/>
           <w:sz w:val="52"/>
         </w:rPr>
         <w:t>端侧本地AI创作工作站 产品需求说明书</w:t>
@@ -18,17 +18,16 @@
     </w:p>
     <w:p>
       <w:pPr>
-        <w:pStyle w:val="2"/>
         <w:spacing w:before="320" w:after="120" w:line="288" w:lineRule="auto"/>
         <w:ind w:left="0"/>
         <w:jc w:val="left"/>
         <w:outlineLvl w:val="1"/>
       </w:pPr>
-      <w:bookmarkStart w:name="heading_0" w:id="0"/>
-      <w:r>
-        <w:rPr>
-          <w:rFonts w:eastAsia="等线" w:ascii="Arial" w:cs="Arial" w:hAnsi="Arial"/>
-          <w:b w:val="true"/>
+      <w:bookmarkStart w:id="0" w:name="heading_0"/>
+      <w:r>
+        <w:rPr>
+          <w:rFonts w:ascii="Arial" w:hAnsi="Arial" w:eastAsia="等线" w:cs="Arial"/>
+          <w:b/>
           <w:sz w:val="32"/>
         </w:rPr>
         <w:t>一、产品概述</w:t>
@@ -37,17 +36,16 @@
     </w:p>
     <w:p>
       <w:pPr>
-        <w:pStyle w:val="3"/>
         <w:spacing w:before="300" w:after="120" w:line="288" w:lineRule="auto"/>
         <w:ind w:left="0"/>
         <w:jc w:val="left"/>
         <w:outlineLvl w:val="2"/>
       </w:pPr>
-      <w:bookmarkStart w:name="heading_1" w:id="1"/>
-      <w:r>
-        <w:rPr>
-          <w:rFonts w:eastAsia="等线" w:ascii="Arial" w:cs="Arial" w:hAnsi="Arial"/>
-          <w:b w:val="true"/>
+      <w:bookmarkStart w:id="1" w:name="heading_1"/>
+      <w:r>
+        <w:rPr>
+          <w:rFonts w:ascii="Arial" w:hAnsi="Arial" w:eastAsia="等线" w:cs="Arial"/>
+          <w:b/>
           <w:sz w:val="30"/>
         </w:rPr>
         <w:t>1.1 产品定位</w:t>
@@ -62,22 +60,22 @@
       </w:pPr>
       <w:r>
         <w:rPr>
-          <w:rFonts w:eastAsia="等线" w:ascii="Arial" w:cs="Arial" w:hAnsi="Arial"/>
+          <w:rFonts w:ascii="Arial" w:hAnsi="Arial" w:eastAsia="等线" w:cs="Arial"/>
           <w:sz w:val="22"/>
         </w:rPr>
         <w:t>完全运行于浏览器端的一站式 AI 创作生产力工具，依托 WebGPU 1.0 通用计算、端侧大模型推理与 WebAssembly 技术，所有模型计算、数据处理、内容存储均在用户本地设备闭环完成，无需依赖后端推理服务器，实现</w:t>
       </w:r>
       <w:r>
         <w:rPr>
-          <w:rFonts w:eastAsia="等线" w:ascii="Arial" w:cs="Arial" w:hAnsi="Arial"/>
-          <w:b w:val="true"/>
+          <w:rFonts w:ascii="Arial" w:hAnsi="Arial" w:eastAsia="等线" w:cs="Arial"/>
+          <w:b/>
           <w:sz w:val="22"/>
         </w:rPr>
         <w:t>用户数据零上传、零 API 调用成本、全场景离线可用</w:t>
       </w:r>
       <w:r>
         <w:rPr>
-          <w:rFonts w:eastAsia="等线" w:ascii="Arial" w:cs="Arial" w:hAnsi="Arial"/>
+          <w:rFonts w:ascii="Arial" w:hAnsi="Arial" w:eastAsia="等线" w:cs="Arial"/>
           <w:sz w:val="22"/>
         </w:rPr>
         <w:t>。</w:t>
@@ -85,17 +83,16 @@
     </w:p>
     <w:p>
       <w:pPr>
-        <w:pStyle w:val="3"/>
         <w:spacing w:before="300" w:after="120" w:line="288" w:lineRule="auto"/>
         <w:ind w:left="0"/>
         <w:jc w:val="left"/>
         <w:outlineLvl w:val="2"/>
       </w:pPr>
-      <w:bookmarkStart w:name="heading_2" w:id="2"/>
-      <w:r>
-        <w:rPr>
-          <w:rFonts w:eastAsia="等线" w:ascii="Arial" w:cs="Arial" w:hAnsi="Arial"/>
-          <w:b w:val="true"/>
+      <w:bookmarkStart w:id="2" w:name="heading_2"/>
+      <w:r>
+        <w:rPr>
+          <w:rFonts w:ascii="Arial" w:hAnsi="Arial" w:eastAsia="等线" w:cs="Arial"/>
+          <w:b/>
           <w:sz w:val="30"/>
         </w:rPr>
         <w:t>1.2 核心价值</w:t>
@@ -105,6 +102,7 @@
     <w:p>
       <w:pPr>
         <w:numPr>
+          <w:ilvl w:val="0"/>
           <w:numId w:val="1"/>
         </w:numPr>
         <w:spacing w:before="120" w:after="120" w:line="288" w:lineRule="auto"/>
@@ -113,15 +111,15 @@
       </w:pPr>
       <w:r>
         <w:rPr>
-          <w:rFonts w:eastAsia="等线" w:ascii="Arial" w:cs="Arial" w:hAnsi="Arial"/>
-          <w:b w:val="true"/>
+          <w:rFonts w:ascii="Arial" w:hAnsi="Arial" w:eastAsia="等线" w:cs="Arial"/>
+          <w:b/>
           <w:sz w:val="22"/>
         </w:rPr>
         <w:t>极致隐私安全</w:t>
       </w:r>
       <w:r>
         <w:rPr>
-          <w:rFonts w:eastAsia="等线" w:ascii="Arial" w:cs="Arial" w:hAnsi="Arial"/>
+          <w:rFonts w:ascii="Arial" w:hAnsi="Arial" w:eastAsia="等线" w:cs="Arial"/>
           <w:sz w:val="22"/>
         </w:rPr>
         <w:t>：原始创作数据、文档素材全程不离开用户设备，彻底解决涉密场景、敏感内容的 AI 使用合规问题</w:t>
@@ -130,6 +128,7 @@
     <w:p>
       <w:pPr>
         <w:numPr>
+          <w:ilvl w:val="0"/>
           <w:numId w:val="2"/>
         </w:numPr>
         <w:spacing w:before="120" w:after="120" w:line="288" w:lineRule="auto"/>
@@ -138,15 +137,15 @@
       </w:pPr>
       <w:r>
         <w:rPr>
-          <w:rFonts w:eastAsia="等线" w:ascii="Arial" w:cs="Arial" w:hAnsi="Arial"/>
-          <w:b w:val="true"/>
+          <w:rFonts w:ascii="Arial" w:hAnsi="Arial" w:eastAsia="等线" w:cs="Arial"/>
+          <w:b/>
           <w:sz w:val="22"/>
         </w:rPr>
         <w:t>零边际使用成本</w:t>
       </w:r>
       <w:r>
         <w:rPr>
-          <w:rFonts w:eastAsia="等线" w:ascii="Arial" w:cs="Arial" w:hAnsi="Arial"/>
+          <w:rFonts w:ascii="Arial" w:hAnsi="Arial" w:eastAsia="等线" w:cs="Arial"/>
           <w:sz w:val="22"/>
         </w:rPr>
         <w:t>：一次性下载模型后无后续调用费用，高频创作场景相比云端工具成本降低 90% 以上</w:t>
@@ -155,6 +154,7 @@
     <w:p>
       <w:pPr>
         <w:numPr>
+          <w:ilvl w:val="0"/>
           <w:numId w:val="3"/>
         </w:numPr>
         <w:spacing w:before="120" w:after="120" w:line="288" w:lineRule="auto"/>
@@ -163,15 +163,15 @@
       </w:pPr>
       <w:r>
         <w:rPr>
-          <w:rFonts w:eastAsia="等线" w:ascii="Arial" w:cs="Arial" w:hAnsi="Arial"/>
-          <w:b w:val="true"/>
+          <w:rFonts w:ascii="Arial" w:hAnsi="Arial" w:eastAsia="等线" w:cs="Arial"/>
+          <w:b/>
           <w:sz w:val="22"/>
         </w:rPr>
         <w:t>低延迟高响应</w:t>
       </w:r>
       <w:r>
         <w:rPr>
-          <w:rFonts w:eastAsia="等线" w:ascii="Arial" w:cs="Arial" w:hAnsi="Arial"/>
+          <w:rFonts w:ascii="Arial" w:hAnsi="Arial" w:eastAsia="等线" w:cs="Arial"/>
           <w:sz w:val="22"/>
         </w:rPr>
         <w:t>：本地推理无网络传输耗时，高频交互、长文本生成、批量处理体验优于云端服务</w:t>
@@ -180,6 +180,7 @@
     <w:p>
       <w:pPr>
         <w:numPr>
+          <w:ilvl w:val="0"/>
           <w:numId w:val="4"/>
         </w:numPr>
         <w:spacing w:before="120" w:after="120" w:line="288" w:lineRule="auto"/>
@@ -188,15 +189,15 @@
       </w:pPr>
       <w:r>
         <w:rPr>
-          <w:rFonts w:eastAsia="等线" w:ascii="Arial" w:cs="Arial" w:hAnsi="Arial"/>
-          <w:b w:val="true"/>
+          <w:rFonts w:ascii="Arial" w:hAnsi="Arial" w:eastAsia="等线" w:cs="Arial"/>
+          <w:b/>
           <w:sz w:val="22"/>
         </w:rPr>
         <w:t>全场景离线可用</w:t>
       </w:r>
       <w:r>
         <w:rPr>
-          <w:rFonts w:eastAsia="等线" w:ascii="Arial" w:cs="Arial" w:hAnsi="Arial"/>
+          <w:rFonts w:ascii="Arial" w:hAnsi="Arial" w:eastAsia="等线" w:cs="Arial"/>
           <w:sz w:val="22"/>
         </w:rPr>
         <w:t>：支持 PWA 离线启动，无网络环境下可完整使用全部核心功能</w:t>
@@ -204,17 +205,16 @@
     </w:p>
     <w:p>
       <w:pPr>
-        <w:pStyle w:val="3"/>
         <w:spacing w:before="300" w:after="120" w:line="288" w:lineRule="auto"/>
         <w:ind w:left="0"/>
         <w:jc w:val="left"/>
         <w:outlineLvl w:val="2"/>
       </w:pPr>
-      <w:bookmarkStart w:name="heading_3" w:id="3"/>
-      <w:r>
-        <w:rPr>
-          <w:rFonts w:eastAsia="等线" w:ascii="Arial" w:cs="Arial" w:hAnsi="Arial"/>
-          <w:b w:val="true"/>
+      <w:bookmarkStart w:id="3" w:name="heading_3"/>
+      <w:r>
+        <w:rPr>
+          <w:rFonts w:ascii="Arial" w:hAnsi="Arial" w:eastAsia="等线" w:cs="Arial"/>
+          <w:b/>
           <w:sz w:val="30"/>
         </w:rPr>
         <w:t>1.3 设计目标</w:t>
@@ -224,6 +224,7 @@
     <w:p>
       <w:pPr>
         <w:numPr>
+          <w:ilvl w:val="0"/>
           <w:numId w:val="5"/>
         </w:numPr>
         <w:spacing w:before="120" w:after="120" w:line="288" w:lineRule="auto"/>
@@ -232,7 +233,7 @@
       </w:pPr>
       <w:r>
         <w:rPr>
-          <w:rFonts w:eastAsia="等线" w:ascii="Arial" w:cs="Arial" w:hAnsi="Arial"/>
+          <w:rFonts w:ascii="Arial" w:hAnsi="Arial" w:eastAsia="等线" w:cs="Arial"/>
           <w:sz w:val="22"/>
         </w:rPr>
         <w:t>覆盖文本、图像、代码三大核心创作场景，满足 90% 以上日常创作需求</w:t>
@@ -241,6 +242,7 @@
     <w:p>
       <w:pPr>
         <w:numPr>
+          <w:ilvl w:val="0"/>
           <w:numId w:val="6"/>
         </w:numPr>
         <w:spacing w:before="120" w:after="120" w:line="288" w:lineRule="auto"/>
@@ -249,7 +251,7 @@
       </w:pPr>
       <w:r>
         <w:rPr>
-          <w:rFonts w:eastAsia="等线" w:ascii="Arial" w:cs="Arial" w:hAnsi="Arial"/>
+          <w:rFonts w:ascii="Arial" w:hAnsi="Arial" w:eastAsia="等线" w:cs="Arial"/>
           <w:sz w:val="22"/>
         </w:rPr>
         <w:t>2026 年主流消费级电脑（带独立显卡）可流畅运行 7B-14B 参数量化大模型</w:t>
@@ -258,6 +260,7 @@
     <w:p>
       <w:pPr>
         <w:numPr>
+          <w:ilvl w:val="0"/>
           <w:numId w:val="7"/>
         </w:numPr>
         <w:spacing w:before="120" w:after="120" w:line="288" w:lineRule="auto"/>
@@ -266,7 +269,7 @@
       </w:pPr>
       <w:r>
         <w:rPr>
-          <w:rFonts w:eastAsia="等线" w:ascii="Arial" w:cs="Arial" w:hAnsi="Arial"/>
+          <w:rFonts w:ascii="Arial" w:hAnsi="Arial" w:eastAsia="等线" w:cs="Arial"/>
           <w:sz w:val="22"/>
         </w:rPr>
         <w:t>操作体验对标主流云端 AI 工具，降低用户迁移成本</w:t>
@@ -275,6 +278,7 @@
     <w:p>
       <w:pPr>
         <w:numPr>
+          <w:ilvl w:val="0"/>
           <w:numId w:val="8"/>
         </w:numPr>
         <w:spacing w:before="120" w:after="120" w:line="288" w:lineRule="auto"/>
@@ -283,7 +287,7 @@
       </w:pPr>
       <w:r>
         <w:rPr>
-          <w:rFonts w:eastAsia="等线" w:ascii="Arial" w:cs="Arial" w:hAnsi="Arial"/>
+          <w:rFonts w:ascii="Arial" w:hAnsi="Arial" w:eastAsia="等线" w:cs="Arial"/>
           <w:sz w:val="22"/>
         </w:rPr>
         <w:t>纯前端单页应用架构，部署成本趋近于零，可静态托管、离线分发</w:t>
@@ -291,17 +295,16 @@
     </w:p>
     <w:p>
       <w:pPr>
-        <w:pStyle w:val="2"/>
         <w:spacing w:before="320" w:after="120" w:line="288" w:lineRule="auto"/>
         <w:ind w:left="0"/>
         <w:jc w:val="left"/>
         <w:outlineLvl w:val="1"/>
       </w:pPr>
-      <w:bookmarkStart w:name="heading_4" w:id="4"/>
-      <w:r>
-        <w:rPr>
-          <w:rFonts w:eastAsia="等线" w:ascii="Arial" w:cs="Arial" w:hAnsi="Arial"/>
-          <w:b w:val="true"/>
+      <w:bookmarkStart w:id="4" w:name="heading_4"/>
+      <w:r>
+        <w:rPr>
+          <w:rFonts w:ascii="Arial" w:hAnsi="Arial" w:eastAsia="等线" w:cs="Arial"/>
+          <w:b/>
           <w:sz w:val="32"/>
         </w:rPr>
         <w:t>二、目标用户与角色</w:t>
@@ -310,17 +313,24 @@
     </w:p>
     <w:tbl>
       <w:tblPr>
+        <w:tblStyle w:val="2"/>
         <w:tblW w:w="0" w:type="auto"/>
         <w:tblInd w:w="0" w:type="dxa"/>
         <w:tblBorders>
-          <w:top w:val="single" w:color="dee0e3"/>
-          <w:left w:val="single" w:color="dee0e3"/>
-          <w:bottom w:val="single" w:color="dee0e3"/>
-          <w:right w:val="single" w:color="dee0e3"/>
-          <w:insideH w:val="single" w:color="dee0e3"/>
-          <w:insideV w:val="single" w:color="dee0e3"/>
+          <w:top w:val="single" w:color="DEE0E3" w:sz="0" w:space="0"/>
+          <w:left w:val="single" w:color="DEE0E3" w:sz="0" w:space="0"/>
+          <w:bottom w:val="single" w:color="DEE0E3" w:sz="0" w:space="0"/>
+          <w:right w:val="single" w:color="DEE0E3" w:sz="0" w:space="0"/>
+          <w:insideH w:val="single" w:color="DEE0E3" w:sz="0" w:space="0"/>
+          <w:insideV w:val="single" w:color="DEE0E3" w:sz="0" w:space="0"/>
         </w:tblBorders>
         <w:tblLayout w:type="fixed"/>
+        <w:tblCellMar>
+          <w:top w:w="0" w:type="dxa"/>
+          <w:left w:w="10" w:type="dxa"/>
+          <w:bottom w:w="0" w:type="dxa"/>
+          <w:right w:w="10" w:type="dxa"/>
+        </w:tblCellMar>
       </w:tblPr>
       <w:tblGrid>
         <w:gridCol w:w="2760"/>
@@ -328,14 +338,30 @@
         <w:gridCol w:w="2760"/>
       </w:tblGrid>
       <w:tr>
+        <w:tblPrEx>
+          <w:tblBorders>
+            <w:top w:val="single" w:color="DEE0E3" w:sz="0" w:space="0"/>
+            <w:left w:val="single" w:color="DEE0E3" w:sz="0" w:space="0"/>
+            <w:bottom w:val="single" w:color="DEE0E3" w:sz="0" w:space="0"/>
+            <w:right w:val="single" w:color="DEE0E3" w:sz="0" w:space="0"/>
+            <w:insideH w:val="single" w:color="DEE0E3" w:sz="0" w:space="0"/>
+            <w:insideV w:val="single" w:color="DEE0E3" w:sz="0" w:space="0"/>
+          </w:tblBorders>
+          <w:tblCellMar>
+            <w:top w:w="0" w:type="dxa"/>
+            <w:left w:w="10" w:type="dxa"/>
+            <w:bottom w:w="0" w:type="dxa"/>
+            <w:right w:w="10" w:type="dxa"/>
+          </w:tblCellMar>
+        </w:tblPrEx>
         <w:tc>
           <w:tcPr>
             <w:tcW w:w="2760" w:type="dxa"/>
             <w:tcMar>
-              <w:top w:type="dxa" w:w="60"/>
-              <w:left w:type="dxa" w:w="120"/>
-              <w:bottom w:type="dxa" w:w="30"/>
-              <w:right w:type="dxa" w:w="120"/>
+              <w:top w:w="60" w:type="dxa"/>
+              <w:left w:w="120" w:type="dxa"/>
+              <w:bottom w:w="30" w:type="dxa"/>
+              <w:right w:w="120" w:type="dxa"/>
             </w:tcMar>
           </w:tcPr>
           <w:p>
@@ -346,7 +372,7 @@
             </w:pPr>
             <w:r>
               <w:rPr>
-                <w:rFonts w:eastAsia="等线" w:ascii="Arial" w:cs="Arial" w:hAnsi="Arial"/>
+                <w:rFonts w:ascii="Arial" w:hAnsi="Arial" w:eastAsia="等线" w:cs="Arial"/>
                 <w:sz w:val="22"/>
               </w:rPr>
               <w:t>用户角色</w:t>
@@ -357,10 +383,10 @@
           <w:tcPr>
             <w:tcW w:w="2760" w:type="dxa"/>
             <w:tcMar>
-              <w:top w:type="dxa" w:w="60"/>
-              <w:left w:type="dxa" w:w="120"/>
-              <w:bottom w:type="dxa" w:w="30"/>
-              <w:right w:type="dxa" w:w="120"/>
+              <w:top w:w="60" w:type="dxa"/>
+              <w:left w:w="120" w:type="dxa"/>
+              <w:bottom w:w="30" w:type="dxa"/>
+              <w:right w:w="120" w:type="dxa"/>
             </w:tcMar>
           </w:tcPr>
           <w:p>
@@ -371,7 +397,7 @@
             </w:pPr>
             <w:r>
               <w:rPr>
-                <w:rFonts w:eastAsia="等线" w:ascii="Arial" w:cs="Arial" w:hAnsi="Arial"/>
+                <w:rFonts w:ascii="Arial" w:hAnsi="Arial" w:eastAsia="等线" w:cs="Arial"/>
                 <w:sz w:val="22"/>
               </w:rPr>
               <w:t>核心诉求</w:t>
@@ -382,10 +408,10 @@
           <w:tcPr>
             <w:tcW w:w="2760" w:type="dxa"/>
             <w:tcMar>
-              <w:top w:type="dxa" w:w="60"/>
-              <w:left w:type="dxa" w:w="120"/>
-              <w:bottom w:type="dxa" w:w="30"/>
-              <w:right w:type="dxa" w:w="120"/>
+              <w:top w:w="60" w:type="dxa"/>
+              <w:left w:w="120" w:type="dxa"/>
+              <w:bottom w:w="30" w:type="dxa"/>
+              <w:right w:w="120" w:type="dxa"/>
             </w:tcMar>
           </w:tcPr>
           <w:p>
@@ -396,7 +422,7 @@
             </w:pPr>
             <w:r>
               <w:rPr>
-                <w:rFonts w:eastAsia="等线" w:ascii="Arial" w:cs="Arial" w:hAnsi="Arial"/>
+                <w:rFonts w:ascii="Arial" w:hAnsi="Arial" w:eastAsia="等线" w:cs="Arial"/>
                 <w:sz w:val="22"/>
               </w:rPr>
               <w:t>典型使用场景</w:t>
@@ -405,14 +431,30 @@
         </w:tc>
       </w:tr>
       <w:tr>
+        <w:tblPrEx>
+          <w:tblBorders>
+            <w:top w:val="single" w:color="DEE0E3" w:sz="0" w:space="0"/>
+            <w:left w:val="single" w:color="DEE0E3" w:sz="0" w:space="0"/>
+            <w:bottom w:val="single" w:color="DEE0E3" w:sz="0" w:space="0"/>
+            <w:right w:val="single" w:color="DEE0E3" w:sz="0" w:space="0"/>
+            <w:insideH w:val="single" w:color="DEE0E3" w:sz="0" w:space="0"/>
+            <w:insideV w:val="single" w:color="DEE0E3" w:sz="0" w:space="0"/>
+          </w:tblBorders>
+          <w:tblCellMar>
+            <w:top w:w="0" w:type="dxa"/>
+            <w:left w:w="10" w:type="dxa"/>
+            <w:bottom w:w="0" w:type="dxa"/>
+            <w:right w:w="10" w:type="dxa"/>
+          </w:tblCellMar>
+        </w:tblPrEx>
         <w:tc>
           <w:tcPr>
             <w:tcW w:w="2760" w:type="dxa"/>
             <w:tcMar>
-              <w:top w:type="dxa" w:w="60"/>
-              <w:left w:type="dxa" w:w="120"/>
-              <w:bottom w:type="dxa" w:w="30"/>
-              <w:right w:type="dxa" w:w="120"/>
+              <w:top w:w="60" w:type="dxa"/>
+              <w:left w:w="120" w:type="dxa"/>
+              <w:bottom w:w="30" w:type="dxa"/>
+              <w:right w:w="120" w:type="dxa"/>
             </w:tcMar>
           </w:tcPr>
           <w:p>
@@ -423,7 +465,7 @@
             </w:pPr>
             <w:r>
               <w:rPr>
-                <w:rFonts w:eastAsia="等线" w:ascii="Arial" w:cs="Arial" w:hAnsi="Arial"/>
+                <w:rFonts w:ascii="Arial" w:hAnsi="Arial" w:eastAsia="等线" w:cs="Arial"/>
                 <w:sz w:val="22"/>
               </w:rPr>
               <w:t>企业涉密办公人员</w:t>
@@ -434,10 +476,10 @@
           <w:tcPr>
             <w:tcW w:w="2760" w:type="dxa"/>
             <w:tcMar>
-              <w:top w:type="dxa" w:w="60"/>
-              <w:left w:type="dxa" w:w="120"/>
-              <w:bottom w:type="dxa" w:w="30"/>
-              <w:right w:type="dxa" w:w="120"/>
+              <w:top w:w="60" w:type="dxa"/>
+              <w:left w:w="120" w:type="dxa"/>
+              <w:bottom w:w="30" w:type="dxa"/>
+              <w:right w:w="120" w:type="dxa"/>
             </w:tcMar>
           </w:tcPr>
           <w:p>
@@ -448,7 +490,7 @@
             </w:pPr>
             <w:r>
               <w:rPr>
-                <w:rFonts w:eastAsia="等线" w:ascii="Arial" w:cs="Arial" w:hAnsi="Arial"/>
+                <w:rFonts w:ascii="Arial" w:hAnsi="Arial" w:eastAsia="等线" w:cs="Arial"/>
                 <w:sz w:val="22"/>
               </w:rPr>
               <w:t>数据绝对安全、不对外传输</w:t>
@@ -459,10 +501,10 @@
           <w:tcPr>
             <w:tcW w:w="2760" w:type="dxa"/>
             <w:tcMar>
-              <w:top w:type="dxa" w:w="60"/>
-              <w:left w:type="dxa" w:w="120"/>
-              <w:bottom w:type="dxa" w:w="30"/>
-              <w:right w:type="dxa" w:w="120"/>
+              <w:top w:w="60" w:type="dxa"/>
+              <w:left w:w="120" w:type="dxa"/>
+              <w:bottom w:w="30" w:type="dxa"/>
+              <w:right w:w="120" w:type="dxa"/>
             </w:tcMar>
           </w:tcPr>
           <w:p>
@@ -473,7 +515,7 @@
             </w:pPr>
             <w:r>
               <w:rPr>
-                <w:rFonts w:eastAsia="等线" w:ascii="Arial" w:cs="Arial" w:hAnsi="Arial"/>
+                <w:rFonts w:ascii="Arial" w:hAnsi="Arial" w:eastAsia="等线" w:cs="Arial"/>
                 <w:sz w:val="22"/>
               </w:rPr>
               <w:t>内部方案撰写、涉密文档摘要、敏感数据处理</w:t>
@@ -482,14 +524,30 @@
         </w:tc>
       </w:tr>
       <w:tr>
+        <w:tblPrEx>
+          <w:tblBorders>
+            <w:top w:val="single" w:color="DEE0E3" w:sz="0" w:space="0"/>
+            <w:left w:val="single" w:color="DEE0E3" w:sz="0" w:space="0"/>
+            <w:bottom w:val="single" w:color="DEE0E3" w:sz="0" w:space="0"/>
+            <w:right w:val="single" w:color="DEE0E3" w:sz="0" w:space="0"/>
+            <w:insideH w:val="single" w:color="DEE0E3" w:sz="0" w:space="0"/>
+            <w:insideV w:val="single" w:color="DEE0E3" w:sz="0" w:space="0"/>
+          </w:tblBorders>
+          <w:tblCellMar>
+            <w:top w:w="0" w:type="dxa"/>
+            <w:left w:w="10" w:type="dxa"/>
+            <w:bottom w:w="0" w:type="dxa"/>
+            <w:right w:w="10" w:type="dxa"/>
+          </w:tblCellMar>
+        </w:tblPrEx>
         <w:tc>
           <w:tcPr>
             <w:tcW w:w="2760" w:type="dxa"/>
             <w:tcMar>
-              <w:top w:type="dxa" w:w="60"/>
-              <w:left w:type="dxa" w:w="120"/>
-              <w:bottom w:type="dxa" w:w="30"/>
-              <w:right w:type="dxa" w:w="120"/>
+              <w:top w:w="60" w:type="dxa"/>
+              <w:left w:w="120" w:type="dxa"/>
+              <w:bottom w:w="30" w:type="dxa"/>
+              <w:right w:w="120" w:type="dxa"/>
             </w:tcMar>
           </w:tcPr>
           <w:p>
@@ -500,7 +558,7 @@
             </w:pPr>
             <w:r>
               <w:rPr>
-                <w:rFonts w:eastAsia="等线" w:ascii="Arial" w:cs="Arial" w:hAnsi="Arial"/>
+                <w:rFonts w:ascii="Arial" w:hAnsi="Arial" w:eastAsia="等线" w:cs="Arial"/>
                 <w:sz w:val="22"/>
               </w:rPr>
               <w:t>专业创作者（自媒体 / 文案 / 设计师）</w:t>
@@ -511,10 +569,10 @@
           <w:tcPr>
             <w:tcW w:w="2760" w:type="dxa"/>
             <w:tcMar>
-              <w:top w:type="dxa" w:w="60"/>
-              <w:left w:type="dxa" w:w="120"/>
-              <w:bottom w:type="dxa" w:w="30"/>
-              <w:right w:type="dxa" w:w="120"/>
+              <w:top w:w="60" w:type="dxa"/>
+              <w:left w:w="120" w:type="dxa"/>
+              <w:bottom w:w="30" w:type="dxa"/>
+              <w:right w:w="120" w:type="dxa"/>
             </w:tcMar>
           </w:tcPr>
           <w:p>
@@ -525,7 +583,7 @@
             </w:pPr>
             <w:r>
               <w:rPr>
-                <w:rFonts w:eastAsia="等线" w:ascii="Arial" w:cs="Arial" w:hAnsi="Arial"/>
+                <w:rFonts w:ascii="Arial" w:hAnsi="Arial" w:eastAsia="等线" w:cs="Arial"/>
                 <w:sz w:val="22"/>
               </w:rPr>
               <w:t>降低使用成本、提升创作效率</w:t>
@@ -536,10 +594,10 @@
           <w:tcPr>
             <w:tcW w:w="2760" w:type="dxa"/>
             <w:tcMar>
-              <w:top w:type="dxa" w:w="60"/>
-              <w:left w:type="dxa" w:w="120"/>
-              <w:bottom w:type="dxa" w:w="30"/>
-              <w:right w:type="dxa" w:w="120"/>
+              <w:top w:w="60" w:type="dxa"/>
+              <w:left w:w="120" w:type="dxa"/>
+              <w:bottom w:w="30" w:type="dxa"/>
+              <w:right w:w="120" w:type="dxa"/>
             </w:tcMar>
           </w:tcPr>
           <w:p>
@@ -550,7 +608,7 @@
             </w:pPr>
             <w:r>
               <w:rPr>
-                <w:rFonts w:eastAsia="等线" w:ascii="Arial" w:cs="Arial" w:hAnsi="Arial"/>
+                <w:rFonts w:ascii="Arial" w:hAnsi="Arial" w:eastAsia="等线" w:cs="Arial"/>
                 <w:sz w:val="22"/>
               </w:rPr>
               <w:t>批量文案生成、图片素材制作、内容润色改写</w:t>
@@ -559,14 +617,30 @@
         </w:tc>
       </w:tr>
       <w:tr>
+        <w:tblPrEx>
+          <w:tblBorders>
+            <w:top w:val="single" w:color="DEE0E3" w:sz="0" w:space="0"/>
+            <w:left w:val="single" w:color="DEE0E3" w:sz="0" w:space="0"/>
+            <w:bottom w:val="single" w:color="DEE0E3" w:sz="0" w:space="0"/>
+            <w:right w:val="single" w:color="DEE0E3" w:sz="0" w:space="0"/>
+            <w:insideH w:val="single" w:color="DEE0E3" w:sz="0" w:space="0"/>
+            <w:insideV w:val="single" w:color="DEE0E3" w:sz="0" w:space="0"/>
+          </w:tblBorders>
+          <w:tblCellMar>
+            <w:top w:w="0" w:type="dxa"/>
+            <w:left w:w="10" w:type="dxa"/>
+            <w:bottom w:w="0" w:type="dxa"/>
+            <w:right w:w="10" w:type="dxa"/>
+          </w:tblCellMar>
+        </w:tblPrEx>
         <w:tc>
           <w:tcPr>
             <w:tcW w:w="2760" w:type="dxa"/>
             <w:tcMar>
-              <w:top w:type="dxa" w:w="60"/>
-              <w:left w:type="dxa" w:w="120"/>
-              <w:bottom w:type="dxa" w:w="30"/>
-              <w:right w:type="dxa" w:w="120"/>
+              <w:top w:w="60" w:type="dxa"/>
+              <w:left w:w="120" w:type="dxa"/>
+              <w:bottom w:w="30" w:type="dxa"/>
+              <w:right w:w="120" w:type="dxa"/>
             </w:tcMar>
           </w:tcPr>
           <w:p>
@@ -577,7 +651,7 @@
             </w:pPr>
             <w:r>
               <w:rPr>
-                <w:rFonts w:eastAsia="等线" w:ascii="Arial" w:cs="Arial" w:hAnsi="Arial"/>
+                <w:rFonts w:ascii="Arial" w:hAnsi="Arial" w:eastAsia="等线" w:cs="Arial"/>
                 <w:sz w:val="22"/>
               </w:rPr>
               <w:t>离线场景用户</w:t>
@@ -588,10 +662,10 @@
           <w:tcPr>
             <w:tcW w:w="2760" w:type="dxa"/>
             <w:tcMar>
-              <w:top w:type="dxa" w:w="60"/>
-              <w:left w:type="dxa" w:w="120"/>
-              <w:bottom w:type="dxa" w:w="30"/>
-              <w:right w:type="dxa" w:w="120"/>
+              <w:top w:w="60" w:type="dxa"/>
+              <w:left w:w="120" w:type="dxa"/>
+              <w:bottom w:w="30" w:type="dxa"/>
+              <w:right w:w="120" w:type="dxa"/>
             </w:tcMar>
           </w:tcPr>
           <w:p>
@@ -602,7 +676,7 @@
             </w:pPr>
             <w:r>
               <w:rPr>
-                <w:rFonts w:eastAsia="等线" w:ascii="Arial" w:cs="Arial" w:hAnsi="Arial"/>
+                <w:rFonts w:ascii="Arial" w:hAnsi="Arial" w:eastAsia="等线" w:cs="Arial"/>
                 <w:sz w:val="22"/>
               </w:rPr>
               <w:t>无网络环境下可用 AI 能力</w:t>
@@ -613,10 +687,10 @@
           <w:tcPr>
             <w:tcW w:w="2760" w:type="dxa"/>
             <w:tcMar>
-              <w:top w:type="dxa" w:w="60"/>
-              <w:left w:type="dxa" w:w="120"/>
-              <w:bottom w:type="dxa" w:w="30"/>
-              <w:right w:type="dxa" w:w="120"/>
+              <w:top w:w="60" w:type="dxa"/>
+              <w:left w:w="120" w:type="dxa"/>
+              <w:bottom w:w="30" w:type="dxa"/>
+              <w:right w:w="120" w:type="dxa"/>
             </w:tcMar>
           </w:tcPr>
           <w:p>
@@ -627,7 +701,7 @@
             </w:pPr>
             <w:r>
               <w:rPr>
-                <w:rFonts w:eastAsia="等线" w:ascii="Arial" w:cs="Arial" w:hAnsi="Arial"/>
+                <w:rFonts w:ascii="Arial" w:hAnsi="Arial" w:eastAsia="等线" w:cs="Arial"/>
                 <w:sz w:val="22"/>
               </w:rPr>
               <w:t>出差途中、涉密机房、无网络办公区域</w:t>
@@ -636,14 +710,30 @@
         </w:tc>
       </w:tr>
       <w:tr>
+        <w:tblPrEx>
+          <w:tblBorders>
+            <w:top w:val="single" w:color="DEE0E3" w:sz="0" w:space="0"/>
+            <w:left w:val="single" w:color="DEE0E3" w:sz="0" w:space="0"/>
+            <w:bottom w:val="single" w:color="DEE0E3" w:sz="0" w:space="0"/>
+            <w:right w:val="single" w:color="DEE0E3" w:sz="0" w:space="0"/>
+            <w:insideH w:val="single" w:color="DEE0E3" w:sz="0" w:space="0"/>
+            <w:insideV w:val="single" w:color="DEE0E3" w:sz="0" w:space="0"/>
+          </w:tblBorders>
+          <w:tblCellMar>
+            <w:top w:w="0" w:type="dxa"/>
+            <w:left w:w="10" w:type="dxa"/>
+            <w:bottom w:w="0" w:type="dxa"/>
+            <w:right w:w="10" w:type="dxa"/>
+          </w:tblCellMar>
+        </w:tblPrEx>
         <w:tc>
           <w:tcPr>
             <w:tcW w:w="2760" w:type="dxa"/>
             <w:tcMar>
-              <w:top w:type="dxa" w:w="60"/>
-              <w:left w:type="dxa" w:w="120"/>
-              <w:bottom w:type="dxa" w:w="30"/>
-              <w:right w:type="dxa" w:w="120"/>
+              <w:top w:w="60" w:type="dxa"/>
+              <w:left w:w="120" w:type="dxa"/>
+              <w:bottom w:w="30" w:type="dxa"/>
+              <w:right w:w="120" w:type="dxa"/>
             </w:tcMar>
           </w:tcPr>
           <w:p>
@@ -654,7 +744,7 @@
             </w:pPr>
             <w:r>
               <w:rPr>
-                <w:rFonts w:eastAsia="等线" w:ascii="Arial" w:cs="Arial" w:hAnsi="Arial"/>
+                <w:rFonts w:ascii="Arial" w:hAnsi="Arial" w:eastAsia="等线" w:cs="Arial"/>
                 <w:sz w:val="22"/>
               </w:rPr>
               <w:t>开发者 / 技术人员</w:t>
@@ -665,10 +755,10 @@
           <w:tcPr>
             <w:tcW w:w="2760" w:type="dxa"/>
             <w:tcMar>
-              <w:top w:type="dxa" w:w="60"/>
-              <w:left w:type="dxa" w:w="120"/>
-              <w:bottom w:type="dxa" w:w="30"/>
-              <w:right w:type="dxa" w:w="120"/>
+              <w:top w:w="60" w:type="dxa"/>
+              <w:left w:w="120" w:type="dxa"/>
+              <w:bottom w:w="30" w:type="dxa"/>
+              <w:right w:w="120" w:type="dxa"/>
             </w:tcMar>
           </w:tcPr>
           <w:p>
@@ -679,7 +769,7 @@
             </w:pPr>
             <w:r>
               <w:rPr>
-                <w:rFonts w:eastAsia="等线" w:ascii="Arial" w:cs="Arial" w:hAnsi="Arial"/>
+                <w:rFonts w:ascii="Arial" w:hAnsi="Arial" w:eastAsia="等线" w:cs="Arial"/>
                 <w:sz w:val="22"/>
               </w:rPr>
               <w:t>本地代码辅助、保障代码安全</w:t>
@@ -690,10 +780,10 @@
           <w:tcPr>
             <w:tcW w:w="2760" w:type="dxa"/>
             <w:tcMar>
-              <w:top w:type="dxa" w:w="60"/>
-              <w:left w:type="dxa" w:w="120"/>
-              <w:bottom w:type="dxa" w:w="30"/>
-              <w:right w:type="dxa" w:w="120"/>
+              <w:top w:w="60" w:type="dxa"/>
+              <w:left w:w="120" w:type="dxa"/>
+              <w:bottom w:w="30" w:type="dxa"/>
+              <w:right w:w="120" w:type="dxa"/>
             </w:tcMar>
           </w:tcPr>
           <w:p>
@@ -704,7 +794,7 @@
             </w:pPr>
             <w:r>
               <w:rPr>
-                <w:rFonts w:eastAsia="等线" w:ascii="Arial" w:cs="Arial" w:hAnsi="Arial"/>
+                <w:rFonts w:ascii="Arial" w:hAnsi="Arial" w:eastAsia="等线" w:cs="Arial"/>
                 <w:sz w:val="22"/>
               </w:rPr>
               <w:t>代码生成、bug 排查、本地项目代码重构</w:t>
@@ -713,14 +803,30 @@
         </w:tc>
       </w:tr>
       <w:tr>
+        <w:tblPrEx>
+          <w:tblBorders>
+            <w:top w:val="single" w:color="DEE0E3" w:sz="0" w:space="0"/>
+            <w:left w:val="single" w:color="DEE0E3" w:sz="0" w:space="0"/>
+            <w:bottom w:val="single" w:color="DEE0E3" w:sz="0" w:space="0"/>
+            <w:right w:val="single" w:color="DEE0E3" w:sz="0" w:space="0"/>
+            <w:insideH w:val="single" w:color="DEE0E3" w:sz="0" w:space="0"/>
+            <w:insideV w:val="single" w:color="DEE0E3" w:sz="0" w:space="0"/>
+          </w:tblBorders>
+          <w:tblCellMar>
+            <w:top w:w="0" w:type="dxa"/>
+            <w:left w:w="10" w:type="dxa"/>
+            <w:bottom w:w="0" w:type="dxa"/>
+            <w:right w:w="10" w:type="dxa"/>
+          </w:tblCellMar>
+        </w:tblPrEx>
         <w:tc>
           <w:tcPr>
             <w:tcW w:w="2760" w:type="dxa"/>
             <w:tcMar>
-              <w:top w:type="dxa" w:w="60"/>
-              <w:left w:type="dxa" w:w="120"/>
-              <w:bottom w:type="dxa" w:w="30"/>
-              <w:right w:type="dxa" w:w="120"/>
+              <w:top w:w="60" w:type="dxa"/>
+              <w:left w:w="120" w:type="dxa"/>
+              <w:bottom w:w="30" w:type="dxa"/>
+              <w:right w:w="120" w:type="dxa"/>
             </w:tcMar>
           </w:tcPr>
           <w:p>
@@ -731,7 +837,7 @@
             </w:pPr>
             <w:r>
               <w:rPr>
-                <w:rFonts w:eastAsia="等线" w:ascii="Arial" w:cs="Arial" w:hAnsi="Arial"/>
+                <w:rFonts w:ascii="Arial" w:hAnsi="Arial" w:eastAsia="等线" w:cs="Arial"/>
                 <w:sz w:val="22"/>
               </w:rPr>
               <w:t>教育 / 学生群体</w:t>
@@ -742,10 +848,10 @@
           <w:tcPr>
             <w:tcW w:w="2760" w:type="dxa"/>
             <w:tcMar>
-              <w:top w:type="dxa" w:w="60"/>
-              <w:left w:type="dxa" w:w="120"/>
-              <w:bottom w:type="dxa" w:w="30"/>
-              <w:right w:type="dxa" w:w="120"/>
+              <w:top w:w="60" w:type="dxa"/>
+              <w:left w:w="120" w:type="dxa"/>
+              <w:bottom w:w="30" w:type="dxa"/>
+              <w:right w:w="120" w:type="dxa"/>
             </w:tcMar>
           </w:tcPr>
           <w:p>
@@ -756,7 +862,7 @@
             </w:pPr>
             <w:r>
               <w:rPr>
-                <w:rFonts w:eastAsia="等线" w:ascii="Arial" w:cs="Arial" w:hAnsi="Arial"/>
+                <w:rFonts w:ascii="Arial" w:hAnsi="Arial" w:eastAsia="等线" w:cs="Arial"/>
                 <w:sz w:val="22"/>
               </w:rPr>
               <w:t>低成本使用、功能覆盖全面</w:t>
@@ -767,10 +873,10 @@
           <w:tcPr>
             <w:tcW w:w="2760" w:type="dxa"/>
             <w:tcMar>
-              <w:top w:type="dxa" w:w="60"/>
-              <w:left w:type="dxa" w:w="120"/>
-              <w:bottom w:type="dxa" w:w="30"/>
-              <w:right w:type="dxa" w:w="120"/>
+              <w:top w:w="60" w:type="dxa"/>
+              <w:left w:w="120" w:type="dxa"/>
+              <w:bottom w:w="30" w:type="dxa"/>
+              <w:right w:w="120" w:type="dxa"/>
             </w:tcMar>
           </w:tcPr>
           <w:p>
@@ -781,7 +887,7 @@
             </w:pPr>
             <w:r>
               <w:rPr>
-                <w:rFonts w:eastAsia="等线" w:ascii="Arial" w:cs="Arial" w:hAnsi="Arial"/>
+                <w:rFonts w:ascii="Arial" w:hAnsi="Arial" w:eastAsia="等线" w:cs="Arial"/>
                 <w:sz w:val="22"/>
               </w:rPr>
               <w:t>作业辅助、论文润色、学习资料整理</w:t>
@@ -792,17 +898,16 @@
     </w:tbl>
     <w:p>
       <w:pPr>
-        <w:pStyle w:val="2"/>
         <w:spacing w:before="320" w:after="120" w:line="288" w:lineRule="auto"/>
         <w:ind w:left="0"/>
         <w:jc w:val="left"/>
         <w:outlineLvl w:val="1"/>
       </w:pPr>
-      <w:bookmarkStart w:name="heading_5" w:id="5"/>
-      <w:r>
-        <w:rPr>
-          <w:rFonts w:eastAsia="等线" w:ascii="Arial" w:cs="Arial" w:hAnsi="Arial"/>
-          <w:b w:val="true"/>
+      <w:bookmarkStart w:id="5" w:name="heading_5"/>
+      <w:r>
+        <w:rPr>
+          <w:rFonts w:ascii="Arial" w:hAnsi="Arial" w:eastAsia="等线" w:cs="Arial"/>
+          <w:b/>
           <w:sz w:val="32"/>
         </w:rPr>
         <w:t>三、核心功能需求</w:t>
@@ -817,52 +922,52 @@
       </w:pPr>
       <w:r>
         <w:rPr>
-          <w:rFonts w:eastAsia="等线" w:ascii="Arial" w:cs="Arial" w:hAnsi="Arial"/>
+          <w:rFonts w:ascii="Arial" w:hAnsi="Arial" w:eastAsia="等线" w:cs="Arial"/>
           <w:sz w:val="22"/>
         </w:rPr>
         <w:t xml:space="preserve">按优先级分为 </w:t>
       </w:r>
       <w:r>
         <w:rPr>
-          <w:rFonts w:eastAsia="等线" w:ascii="Arial" w:cs="Arial" w:hAnsi="Arial"/>
-          <w:b w:val="true"/>
+          <w:rFonts w:ascii="Arial" w:hAnsi="Arial" w:eastAsia="等线" w:cs="Arial"/>
+          <w:b/>
           <w:sz w:val="22"/>
         </w:rPr>
         <w:t>P0（核心必做）</w:t>
       </w:r>
       <w:r>
         <w:rPr>
-          <w:rFonts w:eastAsia="等线" w:ascii="Arial" w:cs="Arial" w:hAnsi="Arial"/>
+          <w:rFonts w:ascii="Arial" w:hAnsi="Arial" w:eastAsia="等线" w:cs="Arial"/>
           <w:sz w:val="22"/>
         </w:rPr>
         <w:t>、</w:t>
       </w:r>
       <w:r>
         <w:rPr>
-          <w:rFonts w:eastAsia="等线" w:ascii="Arial" w:cs="Arial" w:hAnsi="Arial"/>
-          <w:b w:val="true"/>
+          <w:rFonts w:ascii="Arial" w:hAnsi="Arial" w:eastAsia="等线" w:cs="Arial"/>
+          <w:b/>
           <w:sz w:val="22"/>
         </w:rPr>
         <w:t>P1（迭代增强）</w:t>
       </w:r>
       <w:r>
         <w:rPr>
-          <w:rFonts w:eastAsia="等线" w:ascii="Arial" w:cs="Arial" w:hAnsi="Arial"/>
+          <w:rFonts w:ascii="Arial" w:hAnsi="Arial" w:eastAsia="等线" w:cs="Arial"/>
           <w:sz w:val="22"/>
         </w:rPr>
         <w:t>、</w:t>
       </w:r>
       <w:r>
         <w:rPr>
-          <w:rFonts w:eastAsia="等线" w:ascii="Arial" w:cs="Arial" w:hAnsi="Arial"/>
-          <w:b w:val="true"/>
+          <w:rFonts w:ascii="Arial" w:hAnsi="Arial" w:eastAsia="等线" w:cs="Arial"/>
+          <w:b/>
           <w:sz w:val="22"/>
         </w:rPr>
         <w:t>P2（远期扩展）</w:t>
       </w:r>
       <w:r>
         <w:rPr>
-          <w:rFonts w:eastAsia="等线" w:ascii="Arial" w:cs="Arial" w:hAnsi="Arial"/>
+          <w:rFonts w:ascii="Arial" w:hAnsi="Arial" w:eastAsia="等线" w:cs="Arial"/>
           <w:sz w:val="22"/>
         </w:rPr>
         <w:t xml:space="preserve"> 三级。</w:t>
@@ -870,17 +975,16 @@
     </w:p>
     <w:p>
       <w:pPr>
-        <w:pStyle w:val="3"/>
         <w:spacing w:before="300" w:after="120" w:line="288" w:lineRule="auto"/>
         <w:ind w:left="0"/>
         <w:jc w:val="left"/>
         <w:outlineLvl w:val="2"/>
       </w:pPr>
-      <w:bookmarkStart w:name="heading_6" w:id="6"/>
-      <w:r>
-        <w:rPr>
-          <w:rFonts w:eastAsia="等线" w:ascii="Arial" w:cs="Arial" w:hAnsi="Arial"/>
-          <w:b w:val="true"/>
+      <w:bookmarkStart w:id="6" w:name="heading_6"/>
+      <w:r>
+        <w:rPr>
+          <w:rFonts w:ascii="Arial" w:hAnsi="Arial" w:eastAsia="等线" w:cs="Arial"/>
+          <w:b/>
           <w:sz w:val="30"/>
         </w:rPr>
         <w:t>3.1 模型管理模块（P0）</w:t>
@@ -895,7 +999,7 @@
       </w:pPr>
       <w:r>
         <w:rPr>
-          <w:rFonts w:eastAsia="等线" w:ascii="Arial" w:cs="Arial" w:hAnsi="Arial"/>
+          <w:rFonts w:ascii="Arial" w:hAnsi="Arial" w:eastAsia="等线" w:cs="Arial"/>
           <w:sz w:val="22"/>
         </w:rPr>
         <w:t>端侧 AI 工具的核心基础模块，负责模型的下载、存储、调度与生命周期管理。</w:t>
@@ -904,6 +1008,7 @@
     <w:p>
       <w:pPr>
         <w:numPr>
+          <w:ilvl w:val="0"/>
           <w:numId w:val="9"/>
         </w:numPr>
         <w:spacing w:before="120" w:after="120" w:line="288" w:lineRule="auto"/>
@@ -912,8 +1017,8 @@
       </w:pPr>
       <w:r>
         <w:rPr>
-          <w:rFonts w:eastAsia="等线" w:ascii="Arial" w:cs="Arial" w:hAnsi="Arial"/>
-          <w:b w:val="true"/>
+          <w:rFonts w:ascii="Arial" w:hAnsi="Arial" w:eastAsia="等线" w:cs="Arial"/>
+          <w:b/>
           <w:sz w:val="22"/>
         </w:rPr>
         <w:t>模型市场（P0）</w:t>
@@ -922,6 +1027,7 @@
     <w:p>
       <w:pPr>
         <w:numPr>
+          <w:ilvl w:val="0"/>
           <w:numId w:val="10"/>
         </w:numPr>
         <w:spacing w:before="120" w:after="120" w:line="288" w:lineRule="auto"/>
@@ -930,7 +1036,7 @@
       </w:pPr>
       <w:r>
         <w:rPr>
-          <w:rFonts w:eastAsia="等线" w:ascii="Arial" w:cs="Arial" w:hAnsi="Arial"/>
+          <w:rFonts w:ascii="Arial" w:hAnsi="Arial" w:eastAsia="等线" w:cs="Arial"/>
           <w:sz w:val="22"/>
         </w:rPr>
         <w:t>内置官方模型库，按文本生成、图像处理、代码生成三大类分类展示</w:t>
@@ -939,6 +1045,7 @@
     <w:p>
       <w:pPr>
         <w:numPr>
+          <w:ilvl w:val="0"/>
           <w:numId w:val="11"/>
         </w:numPr>
         <w:spacing w:before="120" w:after="120" w:line="288" w:lineRule="auto"/>
@@ -947,7 +1054,7 @@
       </w:pPr>
       <w:r>
         <w:rPr>
-          <w:rFonts w:eastAsia="等线" w:ascii="Arial" w:cs="Arial" w:hAnsi="Arial"/>
+          <w:rFonts w:ascii="Arial" w:hAnsi="Arial" w:eastAsia="等线" w:cs="Arial"/>
           <w:sz w:val="22"/>
         </w:rPr>
         <w:t>每个模型标注参数量、显存要求、适用场景、文件大小、下载时长预估</w:t>
@@ -956,6 +1063,7 @@
     <w:p>
       <w:pPr>
         <w:numPr>
+          <w:ilvl w:val="0"/>
           <w:numId w:val="12"/>
         </w:numPr>
         <w:spacing w:before="120" w:after="120" w:line="288" w:lineRule="auto"/>
@@ -964,7 +1072,7 @@
       </w:pPr>
       <w:r>
         <w:rPr>
-          <w:rFonts w:eastAsia="等线" w:ascii="Arial" w:cs="Arial" w:hAnsi="Arial"/>
+          <w:rFonts w:ascii="Arial" w:hAnsi="Arial" w:eastAsia="等线" w:cs="Arial"/>
           <w:sz w:val="22"/>
         </w:rPr>
         <w:t>支持断点续传下载，下载过程可暂停、取消，异常中断后自动恢复</w:t>
@@ -973,6 +1081,7 @@
     <w:p>
       <w:pPr>
         <w:numPr>
+          <w:ilvl w:val="0"/>
           <w:numId w:val="13"/>
         </w:numPr>
         <w:spacing w:before="120" w:after="120" w:line="288" w:lineRule="auto"/>
@@ -981,7 +1090,7 @@
       </w:pPr>
       <w:r>
         <w:rPr>
-          <w:rFonts w:eastAsia="等线" w:ascii="Arial" w:cs="Arial" w:hAnsi="Arial"/>
+          <w:rFonts w:ascii="Arial" w:hAnsi="Arial" w:eastAsia="等线" w:cs="Arial"/>
           <w:sz w:val="22"/>
         </w:rPr>
         <w:t>模型文件存储于浏览器 OPFS（原点私有文件系统），持久化保存不随缓存清除</w:t>
@@ -990,6 +1099,7 @@
     <w:p>
       <w:pPr>
         <w:numPr>
+          <w:ilvl w:val="0"/>
           <w:numId w:val="14"/>
         </w:numPr>
         <w:spacing w:before="120" w:after="120" w:line="288" w:lineRule="auto"/>
@@ -998,8 +1108,8 @@
       </w:pPr>
       <w:r>
         <w:rPr>
-          <w:rFonts w:eastAsia="等线" w:ascii="Arial" w:cs="Arial" w:hAnsi="Arial"/>
-          <w:b w:val="true"/>
+          <w:rFonts w:ascii="Arial" w:hAnsi="Arial" w:eastAsia="等线" w:cs="Arial"/>
+          <w:b/>
           <w:sz w:val="22"/>
         </w:rPr>
         <w:t>本地模型管理（P0）</w:t>
@@ -1008,6 +1118,7 @@
     <w:p>
       <w:pPr>
         <w:numPr>
+          <w:ilvl w:val="0"/>
           <w:numId w:val="15"/>
         </w:numPr>
         <w:spacing w:before="120" w:after="120" w:line="288" w:lineRule="auto"/>
@@ -1016,7 +1127,7 @@
       </w:pPr>
       <w:r>
         <w:rPr>
-          <w:rFonts w:eastAsia="等线" w:ascii="Arial" w:cs="Arial" w:hAnsi="Arial"/>
+          <w:rFonts w:ascii="Arial" w:hAnsi="Arial" w:eastAsia="等线" w:cs="Arial"/>
           <w:sz w:val="22"/>
         </w:rPr>
         <w:t>已下载模型列表展示，包含模型信息、占用空间、版本号</w:t>
@@ -1025,6 +1136,7 @@
     <w:p>
       <w:pPr>
         <w:numPr>
+          <w:ilvl w:val="0"/>
           <w:numId w:val="16"/>
         </w:numPr>
         <w:spacing w:before="120" w:after="120" w:line="288" w:lineRule="auto"/>
@@ -1033,7 +1145,7 @@
       </w:pPr>
       <w:r>
         <w:rPr>
-          <w:rFonts w:eastAsia="等线" w:ascii="Arial" w:cs="Arial" w:hAnsi="Arial"/>
+          <w:rFonts w:ascii="Arial" w:hAnsi="Arial" w:eastAsia="等线" w:cs="Arial"/>
           <w:sz w:val="22"/>
         </w:rPr>
         <w:t>支持模型删除、版本更新、默认推理模型设置</w:t>
@@ -1042,6 +1154,7 @@
     <w:p>
       <w:pPr>
         <w:numPr>
+          <w:ilvl w:val="0"/>
           <w:numId w:val="17"/>
         </w:numPr>
         <w:spacing w:before="120" w:after="120" w:line="288" w:lineRule="auto"/>
@@ -1050,7 +1163,7 @@
       </w:pPr>
       <w:r>
         <w:rPr>
-          <w:rFonts w:eastAsia="等线" w:ascii="Arial" w:cs="Arial" w:hAnsi="Arial"/>
+          <w:rFonts w:ascii="Arial" w:hAnsi="Arial" w:eastAsia="等线" w:cs="Arial"/>
           <w:sz w:val="22"/>
         </w:rPr>
         <w:t>自动检测本地模型完整性，损坏模型提示修复或重新下载</w:t>
@@ -1059,6 +1172,7 @@
     <w:p>
       <w:pPr>
         <w:numPr>
+          <w:ilvl w:val="0"/>
           <w:numId w:val="18"/>
         </w:numPr>
         <w:spacing w:before="120" w:after="120" w:line="288" w:lineRule="auto"/>
@@ -1067,8 +1181,8 @@
       </w:pPr>
       <w:r>
         <w:rPr>
-          <w:rFonts w:eastAsia="等线" w:ascii="Arial" w:cs="Arial" w:hAnsi="Arial"/>
-          <w:b w:val="true"/>
+          <w:rFonts w:ascii="Arial" w:hAnsi="Arial" w:eastAsia="等线" w:cs="Arial"/>
+          <w:b/>
           <w:sz w:val="22"/>
         </w:rPr>
         <w:t>智能调度与资源管理（P0）</w:t>
@@ -1077,6 +1191,7 @@
     <w:p>
       <w:pPr>
         <w:numPr>
+          <w:ilvl w:val="0"/>
           <w:numId w:val="19"/>
         </w:numPr>
         <w:spacing w:before="120" w:after="120" w:line="288" w:lineRule="auto"/>
@@ -1085,7 +1200,7 @@
       </w:pPr>
       <w:r>
         <w:rPr>
-          <w:rFonts w:eastAsia="等线" w:ascii="Arial" w:cs="Arial" w:hAnsi="Arial"/>
+          <w:rFonts w:ascii="Arial" w:hAnsi="Arial" w:eastAsia="等线" w:cs="Arial"/>
           <w:sz w:val="22"/>
         </w:rPr>
         <w:t>首次启动自动检测用户硬件（GPU 型号、显存大小），智能推荐适配模型</w:t>
@@ -1094,6 +1209,7 @@
     <w:p>
       <w:pPr>
         <w:numPr>
+          <w:ilvl w:val="0"/>
           <w:numId w:val="20"/>
         </w:numPr>
         <w:spacing w:before="120" w:after="120" w:line="288" w:lineRule="auto"/>
@@ -1102,7 +1218,7 @@
       </w:pPr>
       <w:r>
         <w:rPr>
-          <w:rFonts w:eastAsia="等线" w:ascii="Arial" w:cs="Arial" w:hAnsi="Arial"/>
+          <w:rFonts w:ascii="Arial" w:hAnsi="Arial" w:eastAsia="等线" w:cs="Arial"/>
           <w:sz w:val="22"/>
         </w:rPr>
         <w:t>支持手动切换推理设备：WebGPU 加速 / CPU 纯计算</w:t>
@@ -1111,6 +1227,7 @@
     <w:p>
       <w:pPr>
         <w:numPr>
+          <w:ilvl w:val="0"/>
           <w:numId w:val="21"/>
         </w:numPr>
         <w:spacing w:before="120" w:after="120" w:line="288" w:lineRule="auto"/>
@@ -1119,7 +1236,7 @@
       </w:pPr>
       <w:r>
         <w:rPr>
-          <w:rFonts w:eastAsia="等线" w:ascii="Arial" w:cs="Arial" w:hAnsi="Arial"/>
+          <w:rFonts w:ascii="Arial" w:hAnsi="Arial" w:eastAsia="等线" w:cs="Arial"/>
           <w:sz w:val="22"/>
         </w:rPr>
         <w:t>多模型场景下自动调度显存，闲置模型自动卸载，避免浏览器内存溢出</w:t>
@@ -1128,6 +1245,7 @@
     <w:p>
       <w:pPr>
         <w:numPr>
+          <w:ilvl w:val="0"/>
           <w:numId w:val="22"/>
         </w:numPr>
         <w:spacing w:before="120" w:after="120" w:line="288" w:lineRule="auto"/>
@@ -1136,7 +1254,7 @@
       </w:pPr>
       <w:r>
         <w:rPr>
-          <w:rFonts w:eastAsia="等线" w:ascii="Arial" w:cs="Arial" w:hAnsi="Arial"/>
+          <w:rFonts w:ascii="Arial" w:hAnsi="Arial" w:eastAsia="等线" w:cs="Arial"/>
           <w:sz w:val="22"/>
         </w:rPr>
         <w:t>可自定义显存占用上限，适配不同硬件配置</w:t>
@@ -1145,6 +1263,7 @@
     <w:p>
       <w:pPr>
         <w:numPr>
+          <w:ilvl w:val="0"/>
           <w:numId w:val="23"/>
         </w:numPr>
         <w:spacing w:before="120" w:after="120" w:line="288" w:lineRule="auto"/>
@@ -1153,8 +1272,8 @@
       </w:pPr>
       <w:r>
         <w:rPr>
-          <w:rFonts w:eastAsia="等线" w:ascii="Arial" w:cs="Arial" w:hAnsi="Arial"/>
-          <w:b w:val="true"/>
+          <w:rFonts w:ascii="Arial" w:hAnsi="Arial" w:eastAsia="等线" w:cs="Arial"/>
+          <w:b/>
           <w:sz w:val="22"/>
         </w:rPr>
         <w:t>自定义模型导入（P1）</w:t>
@@ -1163,6 +1282,7 @@
     <w:p>
       <w:pPr>
         <w:numPr>
+          <w:ilvl w:val="0"/>
           <w:numId w:val="24"/>
         </w:numPr>
         <w:spacing w:before="120" w:after="120" w:line="288" w:lineRule="auto"/>
@@ -1171,7 +1291,7 @@
       </w:pPr>
       <w:r>
         <w:rPr>
-          <w:rFonts w:eastAsia="等线" w:ascii="Arial" w:cs="Arial" w:hAnsi="Arial"/>
+          <w:rFonts w:ascii="Arial" w:hAnsi="Arial" w:eastAsia="等线" w:cs="Arial"/>
           <w:sz w:val="22"/>
         </w:rPr>
         <w:t>支持用户导入本地 GGUF、ONNX 等主流端侧模型格式</w:t>
@@ -1180,6 +1300,7 @@
     <w:p>
       <w:pPr>
         <w:numPr>
+          <w:ilvl w:val="0"/>
           <w:numId w:val="25"/>
         </w:numPr>
         <w:spacing w:before="120" w:after="120" w:line="288" w:lineRule="auto"/>
@@ -1188,7 +1309,7 @@
       </w:pPr>
       <w:r>
         <w:rPr>
-          <w:rFonts w:eastAsia="等线" w:ascii="Arial" w:cs="Arial" w:hAnsi="Arial"/>
+          <w:rFonts w:ascii="Arial" w:hAnsi="Arial" w:eastAsia="等线" w:cs="Arial"/>
           <w:sz w:val="22"/>
         </w:rPr>
         <w:t>导入后自动校验模型有效性，加入本地模型库</w:t>
@@ -1197,6 +1318,7 @@
     <w:p>
       <w:pPr>
         <w:numPr>
+          <w:ilvl w:val="0"/>
           <w:numId w:val="26"/>
         </w:numPr>
         <w:spacing w:before="120" w:after="120" w:line="288" w:lineRule="auto"/>
@@ -1205,7 +1327,7 @@
       </w:pPr>
       <w:r>
         <w:rPr>
-          <w:rFonts w:eastAsia="等线" w:ascii="Arial" w:cs="Arial" w:hAnsi="Arial"/>
+          <w:rFonts w:ascii="Arial" w:hAnsi="Arial" w:eastAsia="等线" w:cs="Arial"/>
           <w:sz w:val="22"/>
         </w:rPr>
         <w:t>支持用户自定义模型描述、适用标签</w:t>
@@ -1213,17 +1335,16 @@
     </w:p>
     <w:p>
       <w:pPr>
-        <w:pStyle w:val="3"/>
         <w:spacing w:before="300" w:after="120" w:line="288" w:lineRule="auto"/>
         <w:ind w:left="0"/>
         <w:jc w:val="left"/>
         <w:outlineLvl w:val="2"/>
       </w:pPr>
-      <w:bookmarkStart w:name="heading_7" w:id="7"/>
-      <w:r>
-        <w:rPr>
-          <w:rFonts w:eastAsia="等线" w:ascii="Arial" w:cs="Arial" w:hAnsi="Arial"/>
-          <w:b w:val="true"/>
+      <w:bookmarkStart w:id="7" w:name="heading_7"/>
+      <w:r>
+        <w:rPr>
+          <w:rFonts w:ascii="Arial" w:hAnsi="Arial" w:eastAsia="等线" w:cs="Arial"/>
+          <w:b/>
           <w:sz w:val="30"/>
         </w:rPr>
         <w:t>3.2 文本创作模块（P0）</w:t>
@@ -1238,7 +1359,7 @@
       </w:pPr>
       <w:r>
         <w:rPr>
-          <w:rFonts w:eastAsia="等线" w:ascii="Arial" w:cs="Arial" w:hAnsi="Arial"/>
+          <w:rFonts w:ascii="Arial" w:hAnsi="Arial" w:eastAsia="等线" w:cs="Arial"/>
           <w:sz w:val="22"/>
         </w:rPr>
         <w:t>产品核心主功能，覆盖绝大多数文本类创作需求。</w:t>
@@ -1247,6 +1368,7 @@
     <w:p>
       <w:pPr>
         <w:numPr>
+          <w:ilvl w:val="0"/>
           <w:numId w:val="27"/>
         </w:numPr>
         <w:spacing w:before="120" w:after="120" w:line="288" w:lineRule="auto"/>
@@ -1255,8 +1377,8 @@
       </w:pPr>
       <w:r>
         <w:rPr>
-          <w:rFonts w:eastAsia="等线" w:ascii="Arial" w:cs="Arial" w:hAnsi="Arial"/>
-          <w:b w:val="true"/>
+          <w:rFonts w:ascii="Arial" w:hAnsi="Arial" w:eastAsia="等线" w:cs="Arial"/>
+          <w:b/>
           <w:sz w:val="22"/>
         </w:rPr>
         <w:t>多轮对话创作（P0）</w:t>
@@ -1265,6 +1387,7 @@
     <w:p>
       <w:pPr>
         <w:numPr>
+          <w:ilvl w:val="0"/>
           <w:numId w:val="28"/>
         </w:numPr>
         <w:spacing w:before="120" w:after="120" w:line="288" w:lineRule="auto"/>
@@ -1273,7 +1396,7 @@
       </w:pPr>
       <w:r>
         <w:rPr>
-          <w:rFonts w:eastAsia="等线" w:ascii="Arial" w:cs="Arial" w:hAnsi="Arial"/>
+          <w:rFonts w:ascii="Arial" w:hAnsi="Arial" w:eastAsia="等线" w:cs="Arial"/>
           <w:sz w:val="22"/>
         </w:rPr>
         <w:t>支持多轮上下文对话，上下文长度可配置（最高支持 32K 上下文）</w:t>
@@ -1282,6 +1405,7 @@
     <w:p>
       <w:pPr>
         <w:numPr>
+          <w:ilvl w:val="0"/>
           <w:numId w:val="29"/>
         </w:numPr>
         <w:spacing w:before="120" w:after="120" w:line="288" w:lineRule="auto"/>
@@ -1290,7 +1414,7 @@
       </w:pPr>
       <w:r>
         <w:rPr>
-          <w:rFonts w:eastAsia="等线" w:ascii="Arial" w:cs="Arial" w:hAnsi="Arial"/>
+          <w:rFonts w:ascii="Arial" w:hAnsi="Arial" w:eastAsia="等线" w:cs="Arial"/>
           <w:sz w:val="22"/>
         </w:rPr>
         <w:t>实时流式输出，打字机效果展示生成内容</w:t>
@@ -1299,6 +1423,7 @@
     <w:p>
       <w:pPr>
         <w:numPr>
+          <w:ilvl w:val="0"/>
           <w:numId w:val="30"/>
         </w:numPr>
         <w:spacing w:before="120" w:after="120" w:line="288" w:lineRule="auto"/>
@@ -1307,7 +1432,7 @@
       </w:pPr>
       <w:r>
         <w:rPr>
-          <w:rFonts w:eastAsia="等线" w:ascii="Arial" w:cs="Arial" w:hAnsi="Arial"/>
+          <w:rFonts w:ascii="Arial" w:hAnsi="Arial" w:eastAsia="等线" w:cs="Arial"/>
           <w:sz w:val="22"/>
         </w:rPr>
         <w:t>支持对话中途打断、停止生成</w:t>
@@ -1316,6 +1441,7 @@
     <w:p>
       <w:pPr>
         <w:numPr>
+          <w:ilvl w:val="0"/>
           <w:numId w:val="31"/>
         </w:numPr>
         <w:spacing w:before="120" w:after="120" w:line="288" w:lineRule="auto"/>
@@ -1324,7 +1450,7 @@
       </w:pPr>
       <w:r>
         <w:rPr>
-          <w:rFonts w:eastAsia="等线" w:ascii="Arial" w:cs="Arial" w:hAnsi="Arial"/>
+          <w:rFonts w:ascii="Arial" w:hAnsi="Arial" w:eastAsia="等线" w:cs="Arial"/>
           <w:sz w:val="22"/>
         </w:rPr>
         <w:t>单条消息支持编辑、重新生成、复制、单独导出</w:t>
@@ -1333,6 +1459,7 @@
     <w:p>
       <w:pPr>
         <w:numPr>
+          <w:ilvl w:val="0"/>
           <w:numId w:val="32"/>
         </w:numPr>
         <w:spacing w:before="120" w:after="120" w:line="288" w:lineRule="auto"/>
@@ -1341,8 +1468,8 @@
       </w:pPr>
       <w:r>
         <w:rPr>
-          <w:rFonts w:eastAsia="等线" w:ascii="Arial" w:cs="Arial" w:hAnsi="Arial"/>
-          <w:b w:val="true"/>
+          <w:rFonts w:ascii="Arial" w:hAnsi="Arial" w:eastAsia="等线" w:cs="Arial"/>
+          <w:b/>
           <w:sz w:val="22"/>
         </w:rPr>
         <w:t>场景化写作模板（P0）</w:t>
@@ -1351,6 +1478,7 @@
     <w:p>
       <w:pPr>
         <w:numPr>
+          <w:ilvl w:val="0"/>
           <w:numId w:val="33"/>
         </w:numPr>
         <w:spacing w:before="120" w:after="120" w:line="288" w:lineRule="auto"/>
@@ -1359,7 +1487,7 @@
       </w:pPr>
       <w:r>
         <w:rPr>
-          <w:rFonts w:eastAsia="等线" w:ascii="Arial" w:cs="Arial" w:hAnsi="Arial"/>
+          <w:rFonts w:ascii="Arial" w:hAnsi="Arial" w:eastAsia="等线" w:cs="Arial"/>
           <w:sz w:val="22"/>
         </w:rPr>
         <w:t>内置公文、营销文案、论文、邮件、策划方案等 10 + 类写作场景模板</w:t>
@@ -1368,6 +1496,7 @@
     <w:p>
       <w:pPr>
         <w:numPr>
+          <w:ilvl w:val="0"/>
           <w:numId w:val="34"/>
         </w:numPr>
         <w:spacing w:before="120" w:after="120" w:line="288" w:lineRule="auto"/>
@@ -1376,7 +1505,7 @@
       </w:pPr>
       <w:r>
         <w:rPr>
-          <w:rFonts w:eastAsia="等线" w:ascii="Arial" w:cs="Arial" w:hAnsi="Arial"/>
+          <w:rFonts w:ascii="Arial" w:hAnsi="Arial" w:eastAsia="等线" w:cs="Arial"/>
           <w:sz w:val="22"/>
         </w:rPr>
         <w:t>用户填写关键信息即可一键生成对应格式内容</w:t>
@@ -1385,6 +1514,7 @@
     <w:p>
       <w:pPr>
         <w:numPr>
+          <w:ilvl w:val="0"/>
           <w:numId w:val="35"/>
         </w:numPr>
         <w:spacing w:before="120" w:after="120" w:line="288" w:lineRule="auto"/>
@@ -1393,7 +1523,7 @@
       </w:pPr>
       <w:r>
         <w:rPr>
-          <w:rFonts w:eastAsia="等线" w:ascii="Arial" w:cs="Arial" w:hAnsi="Arial"/>
+          <w:rFonts w:ascii="Arial" w:hAnsi="Arial" w:eastAsia="等线" w:cs="Arial"/>
           <w:sz w:val="22"/>
         </w:rPr>
         <w:t>支持用户自定义保存专属模板</w:t>
@@ -1402,6 +1532,7 @@
     <w:p>
       <w:pPr>
         <w:numPr>
+          <w:ilvl w:val="0"/>
           <w:numId w:val="36"/>
         </w:numPr>
         <w:spacing w:before="120" w:after="120" w:line="288" w:lineRule="auto"/>
@@ -1410,8 +1541,8 @@
       </w:pPr>
       <w:r>
         <w:rPr>
-          <w:rFonts w:eastAsia="等线" w:ascii="Arial" w:cs="Arial" w:hAnsi="Arial"/>
-          <w:b w:val="true"/>
+          <w:rFonts w:ascii="Arial" w:hAnsi="Arial" w:eastAsia="等线" w:cs="Arial"/>
+          <w:b/>
           <w:sz w:val="22"/>
         </w:rPr>
         <w:t>长文档处理（P0）</w:t>
@@ -1420,6 +1551,7 @@
     <w:p>
       <w:pPr>
         <w:numPr>
+          <w:ilvl w:val="0"/>
           <w:numId w:val="37"/>
         </w:numPr>
         <w:spacing w:before="120" w:after="120" w:line="288" w:lineRule="auto"/>
@@ -1428,7 +1560,7 @@
       </w:pPr>
       <w:r>
         <w:rPr>
-          <w:rFonts w:eastAsia="等线" w:ascii="Arial" w:cs="Arial" w:hAnsi="Arial"/>
+          <w:rFonts w:ascii="Arial" w:hAnsi="Arial" w:eastAsia="等线" w:cs="Arial"/>
           <w:sz w:val="22"/>
         </w:rPr>
         <w:t>支持本地导入 TXT、Markdown、PDF、Word 格式文档（前端纯解析，不上传服务器）</w:t>
@@ -1437,6 +1569,7 @@
     <w:p>
       <w:pPr>
         <w:numPr>
+          <w:ilvl w:val="0"/>
           <w:numId w:val="38"/>
         </w:numPr>
         <w:spacing w:before="120" w:after="120" w:line="288" w:lineRule="auto"/>
@@ -1445,7 +1578,7 @@
       </w:pPr>
       <w:r>
         <w:rPr>
-          <w:rFonts w:eastAsia="等线" w:ascii="Arial" w:cs="Arial" w:hAnsi="Arial"/>
+          <w:rFonts w:ascii="Arial" w:hAnsi="Arial" w:eastAsia="等线" w:cs="Arial"/>
           <w:sz w:val="22"/>
         </w:rPr>
         <w:t>基于导入文档实现问答、摘要、改写、翻译、大纲提取</w:t>
@@ -1454,6 +1587,7 @@
     <w:p>
       <w:pPr>
         <w:numPr>
+          <w:ilvl w:val="0"/>
           <w:numId w:val="39"/>
         </w:numPr>
         <w:spacing w:before="120" w:after="120" w:line="288" w:lineRule="auto"/>
@@ -1462,7 +1596,7 @@
       </w:pPr>
       <w:r>
         <w:rPr>
-          <w:rFonts w:eastAsia="等线" w:ascii="Arial" w:cs="Arial" w:hAnsi="Arial"/>
+          <w:rFonts w:ascii="Arial" w:hAnsi="Arial" w:eastAsia="等线" w:cs="Arial"/>
           <w:sz w:val="22"/>
         </w:rPr>
         <w:t>长文档自动分块处理，支持超长文档上下文关联</w:t>
@@ -1471,6 +1605,7 @@
     <w:p>
       <w:pPr>
         <w:numPr>
+          <w:ilvl w:val="0"/>
           <w:numId w:val="40"/>
         </w:numPr>
         <w:spacing w:before="120" w:after="120" w:line="288" w:lineRule="auto"/>
@@ -1479,8 +1614,8 @@
       </w:pPr>
       <w:r>
         <w:rPr>
-          <w:rFonts w:eastAsia="等线" w:ascii="Arial" w:cs="Arial" w:hAnsi="Arial"/>
-          <w:b w:val="true"/>
+          <w:rFonts w:ascii="Arial" w:hAnsi="Arial" w:eastAsia="等线" w:cs="Arial"/>
+          <w:b/>
           <w:sz w:val="22"/>
         </w:rPr>
         <w:t>文本工具集（P1）</w:t>
@@ -1489,6 +1624,7 @@
     <w:p>
       <w:pPr>
         <w:numPr>
+          <w:ilvl w:val="0"/>
           <w:numId w:val="41"/>
         </w:numPr>
         <w:spacing w:before="120" w:after="120" w:line="288" w:lineRule="auto"/>
@@ -1497,7 +1633,7 @@
       </w:pPr>
       <w:r>
         <w:rPr>
-          <w:rFonts w:eastAsia="等线" w:ascii="Arial" w:cs="Arial" w:hAnsi="Arial"/>
+          <w:rFonts w:ascii="Arial" w:hAnsi="Arial" w:eastAsia="等线" w:cs="Arial"/>
           <w:sz w:val="22"/>
         </w:rPr>
         <w:t>多语言互译、繁简转换、错别字校对</w:t>
@@ -1506,6 +1642,7 @@
     <w:p>
       <w:pPr>
         <w:numPr>
+          <w:ilvl w:val="0"/>
           <w:numId w:val="42"/>
         </w:numPr>
         <w:spacing w:before="120" w:after="120" w:line="288" w:lineRule="auto"/>
@@ -1514,7 +1651,7 @@
       </w:pPr>
       <w:r>
         <w:rPr>
-          <w:rFonts w:eastAsia="等线" w:ascii="Arial" w:cs="Arial" w:hAnsi="Arial"/>
+          <w:rFonts w:ascii="Arial" w:hAnsi="Arial" w:eastAsia="等线" w:cs="Arial"/>
           <w:sz w:val="22"/>
         </w:rPr>
         <w:t>文本润色、风格改写、扩写 / 缩写</w:t>
@@ -1523,6 +1660,7 @@
     <w:p>
       <w:pPr>
         <w:numPr>
+          <w:ilvl w:val="0"/>
           <w:numId w:val="43"/>
         </w:numPr>
         <w:spacing w:before="120" w:after="120" w:line="288" w:lineRule="auto"/>
@@ -1531,7 +1669,7 @@
       </w:pPr>
       <w:r>
         <w:rPr>
-          <w:rFonts w:eastAsia="等线" w:ascii="Arial" w:cs="Arial" w:hAnsi="Arial"/>
+          <w:rFonts w:ascii="Arial" w:hAnsi="Arial" w:eastAsia="等线" w:cs="Arial"/>
           <w:sz w:val="22"/>
         </w:rPr>
         <w:t>提示词优化工具，辅助用户生成高质量提示词</w:t>
@@ -1539,17 +1677,16 @@
     </w:p>
     <w:p>
       <w:pPr>
-        <w:pStyle w:val="3"/>
         <w:spacing w:before="300" w:after="120" w:line="288" w:lineRule="auto"/>
         <w:ind w:left="0"/>
         <w:jc w:val="left"/>
         <w:outlineLvl w:val="2"/>
       </w:pPr>
-      <w:bookmarkStart w:name="heading_8" w:id="8"/>
-      <w:r>
-        <w:rPr>
-          <w:rFonts w:eastAsia="等线" w:ascii="Arial" w:cs="Arial" w:hAnsi="Arial"/>
-          <w:b w:val="true"/>
+      <w:bookmarkStart w:id="8" w:name="heading_8"/>
+      <w:r>
+        <w:rPr>
+          <w:rFonts w:ascii="Arial" w:hAnsi="Arial" w:eastAsia="等线" w:cs="Arial"/>
+          <w:b/>
           <w:sz w:val="30"/>
         </w:rPr>
         <w:t>3.3 图像处理模块（P1）</w:t>
@@ -1564,7 +1701,7 @@
       </w:pPr>
       <w:r>
         <w:rPr>
-          <w:rFonts w:eastAsia="等线" w:ascii="Arial" w:cs="Arial" w:hAnsi="Arial"/>
+          <w:rFonts w:ascii="Arial" w:hAnsi="Arial" w:eastAsia="等线" w:cs="Arial"/>
           <w:sz w:val="22"/>
         </w:rPr>
         <w:t>基于端侧扩散模型的 AI 图像创作与处理能力。</w:t>
@@ -1573,6 +1710,7 @@
     <w:p>
       <w:pPr>
         <w:numPr>
+          <w:ilvl w:val="0"/>
           <w:numId w:val="44"/>
         </w:numPr>
         <w:spacing w:before="120" w:after="120" w:line="288" w:lineRule="auto"/>
@@ -1581,8 +1719,8 @@
       </w:pPr>
       <w:r>
         <w:rPr>
-          <w:rFonts w:eastAsia="等线" w:ascii="Arial" w:cs="Arial" w:hAnsi="Arial"/>
-          <w:b w:val="true"/>
+          <w:rFonts w:ascii="Arial" w:hAnsi="Arial" w:eastAsia="等线" w:cs="Arial"/>
+          <w:b/>
           <w:sz w:val="22"/>
         </w:rPr>
         <w:t>文生图（P1）</w:t>
@@ -1591,6 +1729,7 @@
     <w:p>
       <w:pPr>
         <w:numPr>
+          <w:ilvl w:val="0"/>
           <w:numId w:val="45"/>
         </w:numPr>
         <w:spacing w:before="120" w:after="120" w:line="288" w:lineRule="auto"/>
@@ -1599,7 +1738,7 @@
       </w:pPr>
       <w:r>
         <w:rPr>
-          <w:rFonts w:eastAsia="等线" w:ascii="Arial" w:cs="Arial" w:hAnsi="Arial"/>
+          <w:rFonts w:ascii="Arial" w:hAnsi="Arial" w:eastAsia="等线" w:cs="Arial"/>
           <w:sz w:val="22"/>
         </w:rPr>
         <w:t>支持正向 / 负向提示词输入，实时生成图片</w:t>
@@ -1608,6 +1747,7 @@
     <w:p>
       <w:pPr>
         <w:numPr>
+          <w:ilvl w:val="0"/>
           <w:numId w:val="46"/>
         </w:numPr>
         <w:spacing w:before="120" w:after="120" w:line="288" w:lineRule="auto"/>
@@ -1616,7 +1756,7 @@
       </w:pPr>
       <w:r>
         <w:rPr>
-          <w:rFonts w:eastAsia="等线" w:ascii="Arial" w:cs="Arial" w:hAnsi="Arial"/>
+          <w:rFonts w:ascii="Arial" w:hAnsi="Arial" w:eastAsia="等线" w:cs="Arial"/>
           <w:sz w:val="22"/>
         </w:rPr>
         <w:t>可配置参数：分辨率、采样步数、CFG 系数、随机种子</w:t>
@@ -1625,6 +1765,7 @@
     <w:p>
       <w:pPr>
         <w:numPr>
+          <w:ilvl w:val="0"/>
           <w:numId w:val="47"/>
         </w:numPr>
         <w:spacing w:before="120" w:after="120" w:line="288" w:lineRule="auto"/>
@@ -1633,7 +1774,7 @@
       </w:pPr>
       <w:r>
         <w:rPr>
-          <w:rFonts w:eastAsia="等线" w:ascii="Arial" w:cs="Arial" w:hAnsi="Arial"/>
+          <w:rFonts w:ascii="Arial" w:hAnsi="Arial" w:eastAsia="等线" w:cs="Arial"/>
           <w:sz w:val="22"/>
         </w:rPr>
         <w:t>生成过程实时预览进度，支持中途终止</w:t>
@@ -1642,6 +1783,7 @@
     <w:p>
       <w:pPr>
         <w:numPr>
+          <w:ilvl w:val="0"/>
           <w:numId w:val="48"/>
         </w:numPr>
         <w:spacing w:before="120" w:after="120" w:line="288" w:lineRule="auto"/>
@@ -1650,8 +1792,8 @@
       </w:pPr>
       <w:r>
         <w:rPr>
-          <w:rFonts w:eastAsia="等线" w:ascii="Arial" w:cs="Arial" w:hAnsi="Arial"/>
-          <w:b w:val="true"/>
+          <w:rFonts w:ascii="Arial" w:hAnsi="Arial" w:eastAsia="等线" w:cs="Arial"/>
+          <w:b/>
           <w:sz w:val="22"/>
         </w:rPr>
         <w:t>图生图与局部重绘（P1）</w:t>
@@ -1660,6 +1802,7 @@
     <w:p>
       <w:pPr>
         <w:numPr>
+          <w:ilvl w:val="0"/>
           <w:numId w:val="49"/>
         </w:numPr>
         <w:spacing w:before="120" w:after="120" w:line="288" w:lineRule="auto"/>
@@ -1668,7 +1811,7 @@
       </w:pPr>
       <w:r>
         <w:rPr>
-          <w:rFonts w:eastAsia="等线" w:ascii="Arial" w:cs="Arial" w:hAnsi="Arial"/>
+          <w:rFonts w:ascii="Arial" w:hAnsi="Arial" w:eastAsia="等线" w:cs="Arial"/>
           <w:sz w:val="22"/>
         </w:rPr>
         <w:t>上传本地参考图，基于参考图风格 / 内容生成新图</w:t>
@@ -1677,6 +1820,7 @@
     <w:p>
       <w:pPr>
         <w:numPr>
+          <w:ilvl w:val="0"/>
           <w:numId w:val="50"/>
         </w:numPr>
         <w:spacing w:before="120" w:after="120" w:line="288" w:lineRule="auto"/>
@@ -1685,7 +1829,7 @@
       </w:pPr>
       <w:r>
         <w:rPr>
-          <w:rFonts w:eastAsia="等线" w:ascii="Arial" w:cs="Arial" w:hAnsi="Arial"/>
+          <w:rFonts w:ascii="Arial" w:hAnsi="Arial" w:eastAsia="等线" w:cs="Arial"/>
           <w:sz w:val="22"/>
         </w:rPr>
         <w:t>支持蒙版局部重绘，涂抹区域重新生成</w:t>
@@ -1694,6 +1838,7 @@
     <w:p>
       <w:pPr>
         <w:numPr>
+          <w:ilvl w:val="0"/>
           <w:numId w:val="51"/>
         </w:numPr>
         <w:spacing w:before="120" w:after="120" w:line="288" w:lineRule="auto"/>
@@ -1702,7 +1847,7 @@
       </w:pPr>
       <w:r>
         <w:rPr>
-          <w:rFonts w:eastAsia="等线" w:ascii="Arial" w:cs="Arial" w:hAnsi="Arial"/>
+          <w:rFonts w:ascii="Arial" w:hAnsi="Arial" w:eastAsia="等线" w:cs="Arial"/>
           <w:sz w:val="22"/>
         </w:rPr>
         <w:t>支持图片扩图（Outpainting），扩展画面边界</w:t>
@@ -1711,6 +1856,7 @@
     <w:p>
       <w:pPr>
         <w:numPr>
+          <w:ilvl w:val="0"/>
           <w:numId w:val="52"/>
         </w:numPr>
         <w:spacing w:before="120" w:after="120" w:line="288" w:lineRule="auto"/>
@@ -1719,8 +1865,8 @@
       </w:pPr>
       <w:r>
         <w:rPr>
-          <w:rFonts w:eastAsia="等线" w:ascii="Arial" w:cs="Arial" w:hAnsi="Arial"/>
-          <w:b w:val="true"/>
+          <w:rFonts w:ascii="Arial" w:hAnsi="Arial" w:eastAsia="等线" w:cs="Arial"/>
+          <w:b/>
           <w:sz w:val="22"/>
         </w:rPr>
         <w:t>AI 图片后期（P1）</w:t>
@@ -1729,6 +1875,7 @@
     <w:p>
       <w:pPr>
         <w:numPr>
+          <w:ilvl w:val="0"/>
           <w:numId w:val="53"/>
         </w:numPr>
         <w:spacing w:before="120" w:after="120" w:line="288" w:lineRule="auto"/>
@@ -1737,7 +1884,7 @@
       </w:pPr>
       <w:r>
         <w:rPr>
-          <w:rFonts w:eastAsia="等线" w:ascii="Arial" w:cs="Arial" w:hAnsi="Arial"/>
+          <w:rFonts w:ascii="Arial" w:hAnsi="Arial" w:eastAsia="等线" w:cs="Arial"/>
           <w:sz w:val="22"/>
         </w:rPr>
         <w:t>一键抠图、图片超分辨率、降噪、去水印</w:t>
@@ -1746,6 +1893,7 @@
     <w:p>
       <w:pPr>
         <w:numPr>
+          <w:ilvl w:val="0"/>
           <w:numId w:val="54"/>
         </w:numPr>
         <w:spacing w:before="120" w:after="120" w:line="288" w:lineRule="auto"/>
@@ -1754,7 +1902,7 @@
       </w:pPr>
       <w:r>
         <w:rPr>
-          <w:rFonts w:eastAsia="等线" w:ascii="Arial" w:cs="Arial" w:hAnsi="Arial"/>
+          <w:rFonts w:ascii="Arial" w:hAnsi="Arial" w:eastAsia="等线" w:cs="Arial"/>
           <w:sz w:val="22"/>
         </w:rPr>
         <w:t>风格迁移、黑白图片上色</w:t>
@@ -1763,6 +1911,7 @@
     <w:p>
       <w:pPr>
         <w:numPr>
+          <w:ilvl w:val="0"/>
           <w:numId w:val="55"/>
         </w:numPr>
         <w:spacing w:before="120" w:after="120" w:line="288" w:lineRule="auto"/>
@@ -1771,7 +1920,7 @@
       </w:pPr>
       <w:r>
         <w:rPr>
-          <w:rFonts w:eastAsia="等线" w:ascii="Arial" w:cs="Arial" w:hAnsi="Arial"/>
+          <w:rFonts w:ascii="Arial" w:hAnsi="Arial" w:eastAsia="等线" w:cs="Arial"/>
           <w:sz w:val="22"/>
         </w:rPr>
         <w:t>批量图片处理，支持队列任务，后台自动执行</w:t>
@@ -1780,6 +1929,7 @@
     <w:p>
       <w:pPr>
         <w:numPr>
+          <w:ilvl w:val="0"/>
           <w:numId w:val="56"/>
         </w:numPr>
         <w:spacing w:before="120" w:after="120" w:line="288" w:lineRule="auto"/>
@@ -1788,8 +1938,8 @@
       </w:pPr>
       <w:r>
         <w:rPr>
-          <w:rFonts w:eastAsia="等线" w:ascii="Arial" w:cs="Arial" w:hAnsi="Arial"/>
-          <w:b w:val="true"/>
+          <w:rFonts w:ascii="Arial" w:hAnsi="Arial" w:eastAsia="等线" w:cs="Arial"/>
+          <w:b/>
           <w:sz w:val="22"/>
         </w:rPr>
         <w:t>图片管理（P1）</w:t>
@@ -1798,6 +1948,7 @@
     <w:p>
       <w:pPr>
         <w:numPr>
+          <w:ilvl w:val="0"/>
           <w:numId w:val="57"/>
         </w:numPr>
         <w:spacing w:before="120" w:after="120" w:line="288" w:lineRule="auto"/>
@@ -1806,7 +1957,7 @@
       </w:pPr>
       <w:r>
         <w:rPr>
-          <w:rFonts w:eastAsia="等线" w:ascii="Arial" w:cs="Arial" w:hAnsi="Arial"/>
+          <w:rFonts w:ascii="Arial" w:hAnsi="Arial" w:eastAsia="等线" w:cs="Arial"/>
           <w:sz w:val="22"/>
         </w:rPr>
         <w:t>所有生成图片本地存储，支持按时间、标签分类</w:t>
@@ -1815,6 +1966,7 @@
     <w:p>
       <w:pPr>
         <w:numPr>
+          <w:ilvl w:val="0"/>
           <w:numId w:val="58"/>
         </w:numPr>
         <w:spacing w:before="120" w:after="120" w:line="288" w:lineRule="auto"/>
@@ -1823,7 +1975,7 @@
       </w:pPr>
       <w:r>
         <w:rPr>
-          <w:rFonts w:eastAsia="等线" w:ascii="Arial" w:cs="Arial" w:hAnsi="Arial"/>
+          <w:rFonts w:ascii="Arial" w:hAnsi="Arial" w:eastAsia="等线" w:cs="Arial"/>
           <w:sz w:val="22"/>
         </w:rPr>
         <w:t>支持单张 / 批量导出为 PNG/JPG 格式</w:t>
@@ -1832,6 +1984,7 @@
     <w:p>
       <w:pPr>
         <w:numPr>
+          <w:ilvl w:val="0"/>
           <w:numId w:val="59"/>
         </w:numPr>
         <w:spacing w:before="120" w:after="120" w:line="288" w:lineRule="auto"/>
@@ -1840,7 +1993,7 @@
       </w:pPr>
       <w:r>
         <w:rPr>
-          <w:rFonts w:eastAsia="等线" w:ascii="Arial" w:cs="Arial" w:hAnsi="Arial"/>
+          <w:rFonts w:ascii="Arial" w:hAnsi="Arial" w:eastAsia="等线" w:cs="Arial"/>
           <w:sz w:val="22"/>
         </w:rPr>
         <w:t>图片详情附带生成参数、提示词，可一键复用重新生成</w:t>
@@ -1848,17 +2001,16 @@
     </w:p>
     <w:p>
       <w:pPr>
-        <w:pStyle w:val="3"/>
         <w:spacing w:before="300" w:after="120" w:line="288" w:lineRule="auto"/>
         <w:ind w:left="0"/>
         <w:jc w:val="left"/>
         <w:outlineLvl w:val="2"/>
       </w:pPr>
-      <w:bookmarkStart w:name="heading_9" w:id="9"/>
-      <w:r>
-        <w:rPr>
-          <w:rFonts w:eastAsia="等线" w:ascii="Arial" w:cs="Arial" w:hAnsi="Arial"/>
-          <w:b w:val="true"/>
+      <w:bookmarkStart w:id="9" w:name="heading_9"/>
+      <w:r>
+        <w:rPr>
+          <w:rFonts w:ascii="Arial" w:hAnsi="Arial" w:eastAsia="等线" w:cs="Arial"/>
+          <w:b/>
           <w:sz w:val="30"/>
         </w:rPr>
         <w:t>3.4 代码辅助模块（P1）</w:t>
@@ -1873,7 +2025,7 @@
       </w:pPr>
       <w:r>
         <w:rPr>
-          <w:rFonts w:eastAsia="等线" w:ascii="Arial" w:cs="Arial" w:hAnsi="Arial"/>
+          <w:rFonts w:ascii="Arial" w:hAnsi="Arial" w:eastAsia="等线" w:cs="Arial"/>
           <w:sz w:val="22"/>
         </w:rPr>
         <w:t>面向开发者的端侧代码 AI 能力，全程本地处理保障代码安全。</w:t>
@@ -1882,6 +2034,7 @@
     <w:p>
       <w:pPr>
         <w:numPr>
+          <w:ilvl w:val="0"/>
           <w:numId w:val="60"/>
         </w:numPr>
         <w:spacing w:before="120" w:after="120" w:line="288" w:lineRule="auto"/>
@@ -1890,8 +2043,8 @@
       </w:pPr>
       <w:r>
         <w:rPr>
-          <w:rFonts w:eastAsia="等线" w:ascii="Arial" w:cs="Arial" w:hAnsi="Arial"/>
-          <w:b w:val="true"/>
+          <w:rFonts w:ascii="Arial" w:hAnsi="Arial" w:eastAsia="等线" w:cs="Arial"/>
+          <w:b/>
           <w:sz w:val="22"/>
         </w:rPr>
         <w:t>代码生成与补全（P1）</w:t>
@@ -1900,6 +2053,7 @@
     <w:p>
       <w:pPr>
         <w:numPr>
+          <w:ilvl w:val="0"/>
           <w:numId w:val="61"/>
         </w:numPr>
         <w:spacing w:before="120" w:after="120" w:line="288" w:lineRule="auto"/>
@@ -1908,7 +2062,7 @@
       </w:pPr>
       <w:r>
         <w:rPr>
-          <w:rFonts w:eastAsia="等线" w:ascii="Arial" w:cs="Arial" w:hAnsi="Arial"/>
+          <w:rFonts w:ascii="Arial" w:hAnsi="Arial" w:eastAsia="等线" w:cs="Arial"/>
           <w:sz w:val="22"/>
         </w:rPr>
         <w:t>自然语言描述生成多语言代码（JavaScript/TypeScript/Python/HTML/CSS 等）</w:t>
@@ -1917,6 +2071,7 @@
     <w:p>
       <w:pPr>
         <w:numPr>
+          <w:ilvl w:val="0"/>
           <w:numId w:val="62"/>
         </w:numPr>
         <w:spacing w:before="120" w:after="120" w:line="288" w:lineRule="auto"/>
@@ -1925,7 +2080,7 @@
       </w:pPr>
       <w:r>
         <w:rPr>
-          <w:rFonts w:eastAsia="等线" w:ascii="Arial" w:cs="Arial" w:hAnsi="Arial"/>
+          <w:rFonts w:ascii="Arial" w:hAnsi="Arial" w:eastAsia="等线" w:cs="Arial"/>
           <w:sz w:val="22"/>
         </w:rPr>
         <w:t>代码片段补全、函数自动生成</w:t>
@@ -1934,6 +2089,7 @@
     <w:p>
       <w:pPr>
         <w:numPr>
+          <w:ilvl w:val="0"/>
           <w:numId w:val="63"/>
         </w:numPr>
         <w:spacing w:before="120" w:after="120" w:line="288" w:lineRule="auto"/>
@@ -1942,8 +2098,8 @@
       </w:pPr>
       <w:r>
         <w:rPr>
-          <w:rFonts w:eastAsia="等线" w:ascii="Arial" w:cs="Arial" w:hAnsi="Arial"/>
-          <w:b w:val="true"/>
+          <w:rFonts w:ascii="Arial" w:hAnsi="Arial" w:eastAsia="等线" w:cs="Arial"/>
+          <w:b/>
           <w:sz w:val="22"/>
         </w:rPr>
         <w:t>代码分析与优化（P1）</w:t>
@@ -1952,6 +2108,7 @@
     <w:p>
       <w:pPr>
         <w:numPr>
+          <w:ilvl w:val="0"/>
           <w:numId w:val="64"/>
         </w:numPr>
         <w:spacing w:before="120" w:after="120" w:line="288" w:lineRule="auto"/>
@@ -1960,7 +2117,7 @@
       </w:pPr>
       <w:r>
         <w:rPr>
-          <w:rFonts w:eastAsia="等线" w:ascii="Arial" w:cs="Arial" w:hAnsi="Arial"/>
+          <w:rFonts w:ascii="Arial" w:hAnsi="Arial" w:eastAsia="等线" w:cs="Arial"/>
           <w:sz w:val="22"/>
         </w:rPr>
         <w:t>代码逻辑解释、bug 排查与修复建议</w:t>
@@ -1969,6 +2126,7 @@
     <w:p>
       <w:pPr>
         <w:numPr>
+          <w:ilvl w:val="0"/>
           <w:numId w:val="65"/>
         </w:numPr>
         <w:spacing w:before="120" w:after="120" w:line="288" w:lineRule="auto"/>
@@ -1977,7 +2135,7 @@
       </w:pPr>
       <w:r>
         <w:rPr>
-          <w:rFonts w:eastAsia="等线" w:ascii="Arial" w:cs="Arial" w:hAnsi="Arial"/>
+          <w:rFonts w:ascii="Arial" w:hAnsi="Arial" w:eastAsia="等线" w:cs="Arial"/>
           <w:sz w:val="22"/>
         </w:rPr>
         <w:t>代码性能优化、可读性优化、规范格式化</w:t>
@@ -1986,6 +2144,7 @@
     <w:p>
       <w:pPr>
         <w:numPr>
+          <w:ilvl w:val="0"/>
           <w:numId w:val="66"/>
         </w:numPr>
         <w:spacing w:before="120" w:after="120" w:line="288" w:lineRule="auto"/>
@@ -1994,7 +2153,7 @@
       </w:pPr>
       <w:r>
         <w:rPr>
-          <w:rFonts w:eastAsia="等线" w:ascii="Arial" w:cs="Arial" w:hAnsi="Arial"/>
+          <w:rFonts w:ascii="Arial" w:hAnsi="Arial" w:eastAsia="等线" w:cs="Arial"/>
           <w:sz w:val="22"/>
         </w:rPr>
         <w:t>不同编程语言之间的代码转换</w:t>
@@ -2003,6 +2162,7 @@
     <w:p>
       <w:pPr>
         <w:numPr>
+          <w:ilvl w:val="0"/>
           <w:numId w:val="67"/>
         </w:numPr>
         <w:spacing w:before="120" w:after="120" w:line="288" w:lineRule="auto"/>
@@ -2011,8 +2171,8 @@
       </w:pPr>
       <w:r>
         <w:rPr>
-          <w:rFonts w:eastAsia="等线" w:ascii="Arial" w:cs="Arial" w:hAnsi="Arial"/>
-          <w:b w:val="true"/>
+          <w:rFonts w:ascii="Arial" w:hAnsi="Arial" w:eastAsia="等线" w:cs="Arial"/>
+          <w:b/>
           <w:sz w:val="22"/>
         </w:rPr>
         <w:t>本地代码库解析（P2）</w:t>
@@ -2021,6 +2181,7 @@
     <w:p>
       <w:pPr>
         <w:numPr>
+          <w:ilvl w:val="0"/>
           <w:numId w:val="68"/>
         </w:numPr>
         <w:spacing w:before="120" w:after="120" w:line="288" w:lineRule="auto"/>
@@ -2029,7 +2190,7 @@
       </w:pPr>
       <w:r>
         <w:rPr>
-          <w:rFonts w:eastAsia="等线" w:ascii="Arial" w:cs="Arial" w:hAnsi="Arial"/>
+          <w:rFonts w:ascii="Arial" w:hAnsi="Arial" w:eastAsia="等线" w:cs="Arial"/>
           <w:sz w:val="22"/>
         </w:rPr>
         <w:t>基于 File System Access API 读取本地项目文件夹</w:t>
@@ -2038,6 +2199,7 @@
     <w:p>
       <w:pPr>
         <w:numPr>
+          <w:ilvl w:val="0"/>
           <w:numId w:val="69"/>
         </w:numPr>
         <w:spacing w:before="120" w:after="120" w:line="288" w:lineRule="auto"/>
@@ -2046,7 +2208,7 @@
       </w:pPr>
       <w:r>
         <w:rPr>
-          <w:rFonts w:eastAsia="等线" w:ascii="Arial" w:cs="Arial" w:hAnsi="Arial"/>
+          <w:rFonts w:ascii="Arial" w:hAnsi="Arial" w:eastAsia="等线" w:cs="Arial"/>
           <w:sz w:val="22"/>
         </w:rPr>
         <w:t>针对整个项目代码进行问答、重构建议、依赖分析</w:t>
@@ -2054,17 +2216,16 @@
     </w:p>
     <w:p>
       <w:pPr>
-        <w:pStyle w:val="3"/>
         <w:spacing w:before="300" w:after="120" w:line="288" w:lineRule="auto"/>
         <w:ind w:left="0"/>
         <w:jc w:val="left"/>
         <w:outlineLvl w:val="2"/>
       </w:pPr>
-      <w:bookmarkStart w:name="heading_10" w:id="10"/>
-      <w:r>
-        <w:rPr>
-          <w:rFonts w:eastAsia="等线" w:ascii="Arial" w:cs="Arial" w:hAnsi="Arial"/>
-          <w:b w:val="true"/>
+      <w:bookmarkStart w:id="10" w:name="heading_10"/>
+      <w:r>
+        <w:rPr>
+          <w:rFonts w:ascii="Arial" w:hAnsi="Arial" w:eastAsia="等线" w:cs="Arial"/>
+          <w:b/>
           <w:sz w:val="30"/>
         </w:rPr>
         <w:t>3.5 本地数据与文件管理模块（P0）</w:t>
@@ -2079,7 +2240,7 @@
       </w:pPr>
       <w:r>
         <w:rPr>
-          <w:rFonts w:eastAsia="等线" w:ascii="Arial" w:cs="Arial" w:hAnsi="Arial"/>
+          <w:rFonts w:ascii="Arial" w:hAnsi="Arial" w:eastAsia="等线" w:cs="Arial"/>
           <w:sz w:val="22"/>
         </w:rPr>
         <w:t>保障用户本地数据的可控性与可用性。</w:t>
@@ -2088,6 +2249,7 @@
     <w:p>
       <w:pPr>
         <w:numPr>
+          <w:ilvl w:val="0"/>
           <w:numId w:val="70"/>
         </w:numPr>
         <w:spacing w:before="120" w:after="120" w:line="288" w:lineRule="auto"/>
@@ -2096,8 +2258,8 @@
       </w:pPr>
       <w:r>
         <w:rPr>
-          <w:rFonts w:eastAsia="等线" w:ascii="Arial" w:cs="Arial" w:hAnsi="Arial"/>
-          <w:b w:val="true"/>
+          <w:rFonts w:ascii="Arial" w:hAnsi="Arial" w:eastAsia="等线" w:cs="Arial"/>
+          <w:b/>
           <w:sz w:val="22"/>
         </w:rPr>
         <w:t>创作历史管理（P0）</w:t>
@@ -2106,6 +2268,7 @@
     <w:p>
       <w:pPr>
         <w:numPr>
+          <w:ilvl w:val="0"/>
           <w:numId w:val="71"/>
         </w:numPr>
         <w:spacing w:before="120" w:after="120" w:line="288" w:lineRule="auto"/>
@@ -2114,7 +2277,7 @@
       </w:pPr>
       <w:r>
         <w:rPr>
-          <w:rFonts w:eastAsia="等线" w:ascii="Arial" w:cs="Arial" w:hAnsi="Arial"/>
+          <w:rFonts w:ascii="Arial" w:hAnsi="Arial" w:eastAsia="等线" w:cs="Arial"/>
           <w:sz w:val="22"/>
         </w:rPr>
         <w:t>所有对话、生成记录、文件全部本地存储（IndexedDB + OPFS）</w:t>
@@ -2123,6 +2286,7 @@
     <w:p>
       <w:pPr>
         <w:numPr>
+          <w:ilvl w:val="0"/>
           <w:numId w:val="72"/>
         </w:numPr>
         <w:spacing w:before="120" w:after="120" w:line="288" w:lineRule="auto"/>
@@ -2131,7 +2295,7 @@
       </w:pPr>
       <w:r>
         <w:rPr>
-          <w:rFonts w:eastAsia="等线" w:ascii="Arial" w:cs="Arial" w:hAnsi="Arial"/>
+          <w:rFonts w:ascii="Arial" w:hAnsi="Arial" w:eastAsia="等线" w:cs="Arial"/>
           <w:sz w:val="22"/>
         </w:rPr>
         <w:t>支持按时间、类型、关键词搜索历史记录</w:t>
@@ -2140,6 +2304,7 @@
     <w:p>
       <w:pPr>
         <w:numPr>
+          <w:ilvl w:val="0"/>
           <w:numId w:val="73"/>
         </w:numPr>
         <w:spacing w:before="120" w:after="120" w:line="288" w:lineRule="auto"/>
@@ -2148,7 +2313,7 @@
       </w:pPr>
       <w:r>
         <w:rPr>
-          <w:rFonts w:eastAsia="等线" w:ascii="Arial" w:cs="Arial" w:hAnsi="Arial"/>
+          <w:rFonts w:ascii="Arial" w:hAnsi="Arial" w:eastAsia="等线" w:cs="Arial"/>
           <w:sz w:val="22"/>
         </w:rPr>
         <w:t>支持会话分类、重命名、删除、置顶</w:t>
@@ -2157,6 +2322,7 @@
     <w:p>
       <w:pPr>
         <w:numPr>
+          <w:ilvl w:val="0"/>
           <w:numId w:val="74"/>
         </w:numPr>
         <w:spacing w:before="120" w:after="120" w:line="288" w:lineRule="auto"/>
@@ -2165,8 +2331,8 @@
       </w:pPr>
       <w:r>
         <w:rPr>
-          <w:rFonts w:eastAsia="等线" w:ascii="Arial" w:cs="Arial" w:hAnsi="Arial"/>
-          <w:b w:val="true"/>
+          <w:rFonts w:ascii="Arial" w:hAnsi="Arial" w:eastAsia="等线" w:cs="Arial"/>
+          <w:b/>
           <w:sz w:val="22"/>
         </w:rPr>
         <w:t>数据备份与恢复（P0）</w:t>
@@ -2175,6 +2341,7 @@
     <w:p>
       <w:pPr>
         <w:numPr>
+          <w:ilvl w:val="0"/>
           <w:numId w:val="75"/>
         </w:numPr>
         <w:spacing w:before="120" w:after="120" w:line="288" w:lineRule="auto"/>
@@ -2183,7 +2350,7 @@
       </w:pPr>
       <w:r>
         <w:rPr>
-          <w:rFonts w:eastAsia="等线" w:ascii="Arial" w:cs="Arial" w:hAnsi="Arial"/>
+          <w:rFonts w:ascii="Arial" w:hAnsi="Arial" w:eastAsia="等线" w:cs="Arial"/>
           <w:sz w:val="22"/>
         </w:rPr>
         <w:t>支持一键导出全部本地数据（历史记录、配置、自定义模板）为单备份文件</w:t>
@@ -2192,6 +2359,7 @@
     <w:p>
       <w:pPr>
         <w:numPr>
+          <w:ilvl w:val="0"/>
           <w:numId w:val="76"/>
         </w:numPr>
         <w:spacing w:before="120" w:after="120" w:line="288" w:lineRule="auto"/>
@@ -2200,7 +2368,7 @@
       </w:pPr>
       <w:r>
         <w:rPr>
-          <w:rFonts w:eastAsia="等线" w:ascii="Arial" w:cs="Arial" w:hAnsi="Arial"/>
+          <w:rFonts w:ascii="Arial" w:hAnsi="Arial" w:eastAsia="等线" w:cs="Arial"/>
           <w:sz w:val="22"/>
         </w:rPr>
         <w:t>支持导入备份文件恢复数据，跨设备迁移无需云端</w:t>
@@ -2209,6 +2377,7 @@
     <w:p>
       <w:pPr>
         <w:numPr>
+          <w:ilvl w:val="0"/>
           <w:numId w:val="77"/>
         </w:numPr>
         <w:spacing w:before="120" w:after="120" w:line="288" w:lineRule="auto"/>
@@ -2217,8 +2386,8 @@
       </w:pPr>
       <w:r>
         <w:rPr>
-          <w:rFonts w:eastAsia="等线" w:ascii="Arial" w:cs="Arial" w:hAnsi="Arial"/>
-          <w:b w:val="true"/>
+          <w:rFonts w:ascii="Arial" w:hAnsi="Arial" w:eastAsia="等线" w:cs="Arial"/>
+          <w:b/>
           <w:sz w:val="22"/>
         </w:rPr>
         <w:t>工作空间隔离（P1）</w:t>
@@ -2227,6 +2396,7 @@
     <w:p>
       <w:pPr>
         <w:numPr>
+          <w:ilvl w:val="0"/>
           <w:numId w:val="78"/>
         </w:numPr>
         <w:spacing w:before="120" w:after="120" w:line="288" w:lineRule="auto"/>
@@ -2235,7 +2405,7 @@
       </w:pPr>
       <w:r>
         <w:rPr>
-          <w:rFonts w:eastAsia="等线" w:ascii="Arial" w:cs="Arial" w:hAnsi="Arial"/>
+          <w:rFonts w:ascii="Arial" w:hAnsi="Arial" w:eastAsia="等线" w:cs="Arial"/>
           <w:sz w:val="22"/>
         </w:rPr>
         <w:t>支持创建多个独立工作空间，数据完全隔离</w:t>
@@ -2244,6 +2414,7 @@
     <w:p>
       <w:pPr>
         <w:numPr>
+          <w:ilvl w:val="0"/>
           <w:numId w:val="79"/>
         </w:numPr>
         <w:spacing w:before="120" w:after="120" w:line="288" w:lineRule="auto"/>
@@ -2252,7 +2423,7 @@
       </w:pPr>
       <w:r>
         <w:rPr>
-          <w:rFonts w:eastAsia="等线" w:ascii="Arial" w:cs="Arial" w:hAnsi="Arial"/>
+          <w:rFonts w:ascii="Arial" w:hAnsi="Arial" w:eastAsia="等线" w:cs="Arial"/>
           <w:sz w:val="22"/>
         </w:rPr>
         <w:t>适用于个人 / 工作分离、不同项目分离等场景</w:t>
@@ -2261,6 +2432,7 @@
     <w:p>
       <w:pPr>
         <w:numPr>
+          <w:ilvl w:val="0"/>
           <w:numId w:val="80"/>
         </w:numPr>
         <w:spacing w:before="120" w:after="120" w:line="288" w:lineRule="auto"/>
@@ -2269,8 +2441,8 @@
       </w:pPr>
       <w:r>
         <w:rPr>
-          <w:rFonts w:eastAsia="等线" w:ascii="Arial" w:cs="Arial" w:hAnsi="Arial"/>
-          <w:b w:val="true"/>
+          <w:rFonts w:ascii="Arial" w:hAnsi="Arial" w:eastAsia="等线" w:cs="Arial"/>
+          <w:b/>
           <w:sz w:val="22"/>
         </w:rPr>
         <w:t>内容导出（P0）</w:t>
@@ -2279,6 +2451,7 @@
     <w:p>
       <w:pPr>
         <w:numPr>
+          <w:ilvl w:val="0"/>
           <w:numId w:val="81"/>
         </w:numPr>
         <w:spacing w:before="120" w:after="120" w:line="288" w:lineRule="auto"/>
@@ -2287,7 +2460,7 @@
       </w:pPr>
       <w:r>
         <w:rPr>
-          <w:rFonts w:eastAsia="等线" w:ascii="Arial" w:cs="Arial" w:hAnsi="Arial"/>
+          <w:rFonts w:ascii="Arial" w:hAnsi="Arial" w:eastAsia="等线" w:cs="Arial"/>
           <w:sz w:val="22"/>
         </w:rPr>
         <w:t>对话内容支持导出为 Markdown、TXT、PDF 格式</w:t>
@@ -2296,6 +2469,7 @@
     <w:p>
       <w:pPr>
         <w:numPr>
+          <w:ilvl w:val="0"/>
           <w:numId w:val="82"/>
         </w:numPr>
         <w:spacing w:before="120" w:after="120" w:line="288" w:lineRule="auto"/>
@@ -2304,7 +2478,7 @@
       </w:pPr>
       <w:r>
         <w:rPr>
-          <w:rFonts w:eastAsia="等线" w:ascii="Arial" w:cs="Arial" w:hAnsi="Arial"/>
+          <w:rFonts w:ascii="Arial" w:hAnsi="Arial" w:eastAsia="等线" w:cs="Arial"/>
           <w:sz w:val="22"/>
         </w:rPr>
         <w:t>图片支持批量导出打包为 ZIP</w:t>
@@ -2312,17 +2486,16 @@
     </w:p>
     <w:p>
       <w:pPr>
-        <w:pStyle w:val="3"/>
         <w:spacing w:before="300" w:after="120" w:line="288" w:lineRule="auto"/>
         <w:ind w:left="0"/>
         <w:jc w:val="left"/>
         <w:outlineLvl w:val="2"/>
       </w:pPr>
-      <w:bookmarkStart w:name="heading_11" w:id="11"/>
-      <w:r>
-        <w:rPr>
-          <w:rFonts w:eastAsia="等线" w:ascii="Arial" w:cs="Arial" w:hAnsi="Arial"/>
-          <w:b w:val="true"/>
+      <w:bookmarkStart w:id="11" w:name="heading_11"/>
+      <w:r>
+        <w:rPr>
+          <w:rFonts w:ascii="Arial" w:hAnsi="Arial" w:eastAsia="等线" w:cs="Arial"/>
+          <w:b/>
           <w:sz w:val="30"/>
         </w:rPr>
         <w:t>3.6 系统设置与隐私模块（P0）</w:t>
@@ -2332,6 +2505,7 @@
     <w:p>
       <w:pPr>
         <w:numPr>
+          <w:ilvl w:val="0"/>
           <w:numId w:val="83"/>
         </w:numPr>
         <w:spacing w:before="120" w:after="120" w:line="288" w:lineRule="auto"/>
@@ -2340,8 +2514,8 @@
       </w:pPr>
       <w:r>
         <w:rPr>
-          <w:rFonts w:eastAsia="等线" w:ascii="Arial" w:cs="Arial" w:hAnsi="Arial"/>
-          <w:b w:val="true"/>
+          <w:rFonts w:ascii="Arial" w:hAnsi="Arial" w:eastAsia="等线" w:cs="Arial"/>
+          <w:b/>
           <w:sz w:val="22"/>
         </w:rPr>
         <w:t>隐私安全中心（P0）</w:t>
@@ -2350,6 +2524,7 @@
     <w:p>
       <w:pPr>
         <w:numPr>
+          <w:ilvl w:val="0"/>
           <w:numId w:val="84"/>
         </w:numPr>
         <w:spacing w:before="120" w:after="120" w:line="288" w:lineRule="auto"/>
@@ -2358,7 +2533,7 @@
       </w:pPr>
       <w:r>
         <w:rPr>
-          <w:rFonts w:eastAsia="等线" w:ascii="Arial" w:cs="Arial" w:hAnsi="Arial"/>
+          <w:rFonts w:ascii="Arial" w:hAnsi="Arial" w:eastAsia="等线" w:cs="Arial"/>
           <w:sz w:val="22"/>
         </w:rPr>
         <w:t>醒目展示 “数据零上传” 隐私承诺</w:t>
@@ -2367,6 +2542,7 @@
     <w:p>
       <w:pPr>
         <w:numPr>
+          <w:ilvl w:val="0"/>
           <w:numId w:val="85"/>
         </w:numPr>
         <w:spacing w:before="120" w:after="120" w:line="288" w:lineRule="auto"/>
@@ -2375,7 +2551,7 @@
       </w:pPr>
       <w:r>
         <w:rPr>
-          <w:rFonts w:eastAsia="等线" w:ascii="Arial" w:cs="Arial" w:hAnsi="Arial"/>
+          <w:rFonts w:ascii="Arial" w:hAnsi="Arial" w:eastAsia="等线" w:cs="Arial"/>
           <w:sz w:val="22"/>
         </w:rPr>
         <w:t>提供网络请求审计面板，实时展示所有对外请求，用户可验证无数据外发</w:t>
@@ -2384,6 +2560,7 @@
     <w:p>
       <w:pPr>
         <w:numPr>
+          <w:ilvl w:val="0"/>
           <w:numId w:val="86"/>
         </w:numPr>
         <w:spacing w:before="120" w:after="120" w:line="288" w:lineRule="auto"/>
@@ -2392,7 +2569,7 @@
       </w:pPr>
       <w:r>
         <w:rPr>
-          <w:rFonts w:eastAsia="等线" w:ascii="Arial" w:cs="Arial" w:hAnsi="Arial"/>
+          <w:rFonts w:ascii="Arial" w:hAnsi="Arial" w:eastAsia="等线" w:cs="Arial"/>
           <w:sz w:val="22"/>
         </w:rPr>
         <w:t>可选开启本地存储加密，设置应用访问密码</w:t>
@@ -2401,6 +2578,7 @@
     <w:p>
       <w:pPr>
         <w:numPr>
+          <w:ilvl w:val="0"/>
           <w:numId w:val="87"/>
         </w:numPr>
         <w:spacing w:before="120" w:after="120" w:line="288" w:lineRule="auto"/>
@@ -2409,8 +2587,8 @@
       </w:pPr>
       <w:r>
         <w:rPr>
-          <w:rFonts w:eastAsia="等线" w:ascii="Arial" w:cs="Arial" w:hAnsi="Arial"/>
-          <w:b w:val="true"/>
+          <w:rFonts w:ascii="Arial" w:hAnsi="Arial" w:eastAsia="等线" w:cs="Arial"/>
+          <w:b/>
           <w:sz w:val="22"/>
         </w:rPr>
         <w:t>通用设置（P0）</w:t>
@@ -2419,6 +2597,7 @@
     <w:p>
       <w:pPr>
         <w:numPr>
+          <w:ilvl w:val="0"/>
           <w:numId w:val="88"/>
         </w:numPr>
         <w:spacing w:before="120" w:after="120" w:line="288" w:lineRule="auto"/>
@@ -2427,7 +2606,7 @@
       </w:pPr>
       <w:r>
         <w:rPr>
-          <w:rFonts w:eastAsia="等线" w:ascii="Arial" w:cs="Arial" w:hAnsi="Arial"/>
+          <w:rFonts w:ascii="Arial" w:hAnsi="Arial" w:eastAsia="等线" w:cs="Arial"/>
           <w:sz w:val="22"/>
         </w:rPr>
         <w:t>界面主题切换（明亮 / 暗黑）、语言切换</w:t>
@@ -2436,6 +2615,7 @@
     <w:p>
       <w:pPr>
         <w:numPr>
+          <w:ilvl w:val="0"/>
           <w:numId w:val="89"/>
         </w:numPr>
         <w:spacing w:before="120" w:after="120" w:line="288" w:lineRule="auto"/>
@@ -2444,7 +2624,7 @@
       </w:pPr>
       <w:r>
         <w:rPr>
-          <w:rFonts w:eastAsia="等线" w:ascii="Arial" w:cs="Arial" w:hAnsi="Arial"/>
+          <w:rFonts w:ascii="Arial" w:hAnsi="Arial" w:eastAsia="等线" w:cs="Arial"/>
           <w:sz w:val="22"/>
         </w:rPr>
         <w:t>生成参数默认值配置、输出格式设置</w:t>
@@ -2453,6 +2633,7 @@
     <w:p>
       <w:pPr>
         <w:numPr>
+          <w:ilvl w:val="0"/>
           <w:numId w:val="90"/>
         </w:numPr>
         <w:spacing w:before="120" w:after="120" w:line="288" w:lineRule="auto"/>
@@ -2461,7 +2642,7 @@
       </w:pPr>
       <w:r>
         <w:rPr>
-          <w:rFonts w:eastAsia="等线" w:ascii="Arial" w:cs="Arial" w:hAnsi="Arial"/>
+          <w:rFonts w:ascii="Arial" w:hAnsi="Arial" w:eastAsia="等线" w:cs="Arial"/>
           <w:sz w:val="22"/>
         </w:rPr>
         <w:t>快捷键自定义</w:t>
@@ -2470,6 +2651,7 @@
     <w:p>
       <w:pPr>
         <w:numPr>
+          <w:ilvl w:val="0"/>
           <w:numId w:val="91"/>
         </w:numPr>
         <w:spacing w:before="120" w:after="120" w:line="288" w:lineRule="auto"/>
@@ -2478,8 +2660,8 @@
       </w:pPr>
       <w:r>
         <w:rPr>
-          <w:rFonts w:eastAsia="等线" w:ascii="Arial" w:cs="Arial" w:hAnsi="Arial"/>
-          <w:b w:val="true"/>
+          <w:rFonts w:ascii="Arial" w:hAnsi="Arial" w:eastAsia="等线" w:cs="Arial"/>
+          <w:b/>
           <w:sz w:val="22"/>
         </w:rPr>
         <w:t>PWA 离线支持（P0）</w:t>
@@ -2488,6 +2670,7 @@
     <w:p>
       <w:pPr>
         <w:numPr>
+          <w:ilvl w:val="0"/>
           <w:numId w:val="92"/>
         </w:numPr>
         <w:spacing w:before="120" w:after="120" w:line="288" w:lineRule="auto"/>
@@ -2496,7 +2679,7 @@
       </w:pPr>
       <w:r>
         <w:rPr>
-          <w:rFonts w:eastAsia="等线" w:ascii="Arial" w:cs="Arial" w:hAnsi="Arial"/>
+          <w:rFonts w:ascii="Arial" w:hAnsi="Arial" w:eastAsia="等线" w:cs="Arial"/>
           <w:sz w:val="22"/>
         </w:rPr>
         <w:t>支持安装为桌面应用，离线环境下可正常启动</w:t>
@@ -2505,6 +2688,7 @@
     <w:p>
       <w:pPr>
         <w:numPr>
+          <w:ilvl w:val="0"/>
           <w:numId w:val="93"/>
         </w:numPr>
         <w:spacing w:before="120" w:after="120" w:line="288" w:lineRule="auto"/>
@@ -2513,7 +2697,7 @@
       </w:pPr>
       <w:r>
         <w:rPr>
-          <w:rFonts w:eastAsia="等线" w:ascii="Arial" w:cs="Arial" w:hAnsi="Arial"/>
+          <w:rFonts w:ascii="Arial" w:hAnsi="Arial" w:eastAsia="等线" w:cs="Arial"/>
           <w:sz w:val="22"/>
         </w:rPr>
         <w:t>首屏资源全缓存，二次打开秒加载</w:t>
@@ -2521,17 +2705,16 @@
     </w:p>
     <w:p>
       <w:pPr>
-        <w:pStyle w:val="2"/>
         <w:spacing w:before="320" w:after="120" w:line="288" w:lineRule="auto"/>
         <w:ind w:left="0"/>
         <w:jc w:val="left"/>
         <w:outlineLvl w:val="1"/>
       </w:pPr>
-      <w:bookmarkStart w:name="heading_12" w:id="12"/>
-      <w:r>
-        <w:rPr>
-          <w:rFonts w:eastAsia="等线" w:ascii="Arial" w:cs="Arial" w:hAnsi="Arial"/>
-          <w:b w:val="true"/>
+      <w:bookmarkStart w:id="12" w:name="heading_12"/>
+      <w:r>
+        <w:rPr>
+          <w:rFonts w:ascii="Arial" w:hAnsi="Arial" w:eastAsia="等线" w:cs="Arial"/>
+          <w:b/>
           <w:sz w:val="32"/>
         </w:rPr>
         <w:t>四、非功能需求</w:t>
@@ -2540,17 +2723,16 @@
     </w:p>
     <w:p>
       <w:pPr>
-        <w:pStyle w:val="3"/>
         <w:spacing w:before="300" w:after="120" w:line="288" w:lineRule="auto"/>
         <w:ind w:left="0"/>
         <w:jc w:val="left"/>
         <w:outlineLvl w:val="2"/>
       </w:pPr>
-      <w:bookmarkStart w:name="heading_13" w:id="13"/>
-      <w:r>
-        <w:rPr>
-          <w:rFonts w:eastAsia="等线" w:ascii="Arial" w:cs="Arial" w:hAnsi="Arial"/>
-          <w:b w:val="true"/>
+      <w:bookmarkStart w:id="13" w:name="heading_13"/>
+      <w:r>
+        <w:rPr>
+          <w:rFonts w:ascii="Arial" w:hAnsi="Arial" w:eastAsia="等线" w:cs="Arial"/>
+          <w:b/>
           <w:sz w:val="30"/>
         </w:rPr>
         <w:t>4.1 性能指标（2026 年主流硬件基准：RTX 3060/4060 级别显卡，16G 内存）</w:t>
@@ -2559,17 +2741,24 @@
     </w:p>
     <w:tbl>
       <w:tblPr>
+        <w:tblStyle w:val="2"/>
         <w:tblW w:w="0" w:type="auto"/>
         <w:tblInd w:w="0" w:type="dxa"/>
         <w:tblBorders>
-          <w:top w:val="single" w:color="dee0e3"/>
-          <w:left w:val="single" w:color="dee0e3"/>
-          <w:bottom w:val="single" w:color="dee0e3"/>
-          <w:right w:val="single" w:color="dee0e3"/>
-          <w:insideH w:val="single" w:color="dee0e3"/>
-          <w:insideV w:val="single" w:color="dee0e3"/>
+          <w:top w:val="single" w:color="DEE0E3" w:sz="0" w:space="0"/>
+          <w:left w:val="single" w:color="DEE0E3" w:sz="0" w:space="0"/>
+          <w:bottom w:val="single" w:color="DEE0E3" w:sz="0" w:space="0"/>
+          <w:right w:val="single" w:color="DEE0E3" w:sz="0" w:space="0"/>
+          <w:insideH w:val="single" w:color="DEE0E3" w:sz="0" w:space="0"/>
+          <w:insideV w:val="single" w:color="DEE0E3" w:sz="0" w:space="0"/>
         </w:tblBorders>
         <w:tblLayout w:type="fixed"/>
+        <w:tblCellMar>
+          <w:top w:w="0" w:type="dxa"/>
+          <w:left w:w="10" w:type="dxa"/>
+          <w:bottom w:w="0" w:type="dxa"/>
+          <w:right w:w="10" w:type="dxa"/>
+        </w:tblCellMar>
       </w:tblPr>
       <w:tblGrid>
         <w:gridCol w:w="2760"/>
@@ -2577,14 +2766,30 @@
         <w:gridCol w:w="2760"/>
       </w:tblGrid>
       <w:tr>
+        <w:tblPrEx>
+          <w:tblBorders>
+            <w:top w:val="single" w:color="DEE0E3" w:sz="0" w:space="0"/>
+            <w:left w:val="single" w:color="DEE0E3" w:sz="0" w:space="0"/>
+            <w:bottom w:val="single" w:color="DEE0E3" w:sz="0" w:space="0"/>
+            <w:right w:val="single" w:color="DEE0E3" w:sz="0" w:space="0"/>
+            <w:insideH w:val="single" w:color="DEE0E3" w:sz="0" w:space="0"/>
+            <w:insideV w:val="single" w:color="DEE0E3" w:sz="0" w:space="0"/>
+          </w:tblBorders>
+          <w:tblCellMar>
+            <w:top w:w="0" w:type="dxa"/>
+            <w:left w:w="10" w:type="dxa"/>
+            <w:bottom w:w="0" w:type="dxa"/>
+            <w:right w:w="10" w:type="dxa"/>
+          </w:tblCellMar>
+        </w:tblPrEx>
         <w:tc>
           <w:tcPr>
             <w:tcW w:w="2760" w:type="dxa"/>
             <w:tcMar>
-              <w:top w:type="dxa" w:w="60"/>
-              <w:left w:type="dxa" w:w="120"/>
-              <w:bottom w:type="dxa" w:w="30"/>
-              <w:right w:type="dxa" w:w="120"/>
+              <w:top w:w="60" w:type="dxa"/>
+              <w:left w:w="120" w:type="dxa"/>
+              <w:bottom w:w="30" w:type="dxa"/>
+              <w:right w:w="120" w:type="dxa"/>
             </w:tcMar>
           </w:tcPr>
           <w:p>
@@ -2595,7 +2800,7 @@
             </w:pPr>
             <w:r>
               <w:rPr>
-                <w:rFonts w:eastAsia="等线" w:ascii="Arial" w:cs="Arial" w:hAnsi="Arial"/>
+                <w:rFonts w:ascii="Arial" w:hAnsi="Arial" w:eastAsia="等线" w:cs="Arial"/>
                 <w:sz w:val="22"/>
               </w:rPr>
               <w:t>指标项</w:t>
@@ -2606,10 +2811,10 @@
           <w:tcPr>
             <w:tcW w:w="2760" w:type="dxa"/>
             <w:tcMar>
-              <w:top w:type="dxa" w:w="60"/>
-              <w:left w:type="dxa" w:w="120"/>
-              <w:bottom w:type="dxa" w:w="30"/>
-              <w:right w:type="dxa" w:w="120"/>
+              <w:top w:w="60" w:type="dxa"/>
+              <w:left w:w="120" w:type="dxa"/>
+              <w:bottom w:w="30" w:type="dxa"/>
+              <w:right w:w="120" w:type="dxa"/>
             </w:tcMar>
           </w:tcPr>
           <w:p>
@@ -2620,7 +2825,7 @@
             </w:pPr>
             <w:r>
               <w:rPr>
-                <w:rFonts w:eastAsia="等线" w:ascii="Arial" w:cs="Arial" w:hAnsi="Arial"/>
+                <w:rFonts w:ascii="Arial" w:hAnsi="Arial" w:eastAsia="等线" w:cs="Arial"/>
                 <w:sz w:val="22"/>
               </w:rPr>
               <w:t>性能要求</w:t>
@@ -2631,10 +2836,10 @@
           <w:tcPr>
             <w:tcW w:w="2760" w:type="dxa"/>
             <w:tcMar>
-              <w:top w:type="dxa" w:w="60"/>
-              <w:left w:type="dxa" w:w="120"/>
-              <w:bottom w:type="dxa" w:w="30"/>
-              <w:right w:type="dxa" w:w="120"/>
+              <w:top w:w="60" w:type="dxa"/>
+              <w:left w:w="120" w:type="dxa"/>
+              <w:bottom w:w="30" w:type="dxa"/>
+              <w:right w:w="120" w:type="dxa"/>
             </w:tcMar>
           </w:tcPr>
           <w:p>
@@ -2645,7 +2850,7 @@
             </w:pPr>
             <w:r>
               <w:rPr>
-                <w:rFonts w:eastAsia="等线" w:ascii="Arial" w:cs="Arial" w:hAnsi="Arial"/>
+                <w:rFonts w:ascii="Arial" w:hAnsi="Arial" w:eastAsia="等线" w:cs="Arial"/>
                 <w:sz w:val="22"/>
               </w:rPr>
               <w:t>优先级</w:t>
@@ -2654,14 +2859,30 @@
         </w:tc>
       </w:tr>
       <w:tr>
+        <w:tblPrEx>
+          <w:tblBorders>
+            <w:top w:val="single" w:color="DEE0E3" w:sz="0" w:space="0"/>
+            <w:left w:val="single" w:color="DEE0E3" w:sz="0" w:space="0"/>
+            <w:bottom w:val="single" w:color="DEE0E3" w:sz="0" w:space="0"/>
+            <w:right w:val="single" w:color="DEE0E3" w:sz="0" w:space="0"/>
+            <w:insideH w:val="single" w:color="DEE0E3" w:sz="0" w:space="0"/>
+            <w:insideV w:val="single" w:color="DEE0E3" w:sz="0" w:space="0"/>
+          </w:tblBorders>
+          <w:tblCellMar>
+            <w:top w:w="0" w:type="dxa"/>
+            <w:left w:w="10" w:type="dxa"/>
+            <w:bottom w:w="0" w:type="dxa"/>
+            <w:right w:w="10" w:type="dxa"/>
+          </w:tblCellMar>
+        </w:tblPrEx>
         <w:tc>
           <w:tcPr>
             <w:tcW w:w="2760" w:type="dxa"/>
             <w:tcMar>
-              <w:top w:type="dxa" w:w="60"/>
-              <w:left w:type="dxa" w:w="120"/>
-              <w:bottom w:type="dxa" w:w="30"/>
-              <w:right w:type="dxa" w:w="120"/>
+              <w:top w:w="60" w:type="dxa"/>
+              <w:left w:w="120" w:type="dxa"/>
+              <w:bottom w:w="30" w:type="dxa"/>
+              <w:right w:w="120" w:type="dxa"/>
             </w:tcMar>
           </w:tcPr>
           <w:p>
@@ -2672,7 +2893,7 @@
             </w:pPr>
             <w:r>
               <w:rPr>
-                <w:rFonts w:eastAsia="等线" w:ascii="Arial" w:cs="Arial" w:hAnsi="Arial"/>
+                <w:rFonts w:ascii="Arial" w:hAnsi="Arial" w:eastAsia="等线" w:cs="Arial"/>
                 <w:sz w:val="22"/>
               </w:rPr>
               <w:t>7B 量化文本模型首次加载时间</w:t>
@@ -2683,10 +2904,10 @@
           <w:tcPr>
             <w:tcW w:w="2760" w:type="dxa"/>
             <w:tcMar>
-              <w:top w:type="dxa" w:w="60"/>
-              <w:left w:type="dxa" w:w="120"/>
-              <w:bottom w:type="dxa" w:w="30"/>
-              <w:right w:type="dxa" w:w="120"/>
+              <w:top w:w="60" w:type="dxa"/>
+              <w:left w:w="120" w:type="dxa"/>
+              <w:bottom w:w="30" w:type="dxa"/>
+              <w:right w:w="120" w:type="dxa"/>
             </w:tcMar>
           </w:tcPr>
           <w:p>
@@ -2697,7 +2918,7 @@
             </w:pPr>
             <w:r>
               <w:rPr>
-                <w:rFonts w:eastAsia="等线" w:ascii="Arial" w:cs="Arial" w:hAnsi="Arial"/>
+                <w:rFonts w:ascii="Arial" w:hAnsi="Arial" w:eastAsia="等线" w:cs="Arial"/>
                 <w:sz w:val="22"/>
               </w:rPr>
               <w:t>≤10s</w:t>
@@ -2708,10 +2929,10 @@
           <w:tcPr>
             <w:tcW w:w="2760" w:type="dxa"/>
             <w:tcMar>
-              <w:top w:type="dxa" w:w="60"/>
-              <w:left w:type="dxa" w:w="120"/>
-              <w:bottom w:type="dxa" w:w="30"/>
-              <w:right w:type="dxa" w:w="120"/>
+              <w:top w:w="60" w:type="dxa"/>
+              <w:left w:w="120" w:type="dxa"/>
+              <w:bottom w:w="30" w:type="dxa"/>
+              <w:right w:w="120" w:type="dxa"/>
             </w:tcMar>
           </w:tcPr>
           <w:p>
@@ -2722,7 +2943,7 @@
             </w:pPr>
             <w:r>
               <w:rPr>
-                <w:rFonts w:eastAsia="等线" w:ascii="Arial" w:cs="Arial" w:hAnsi="Arial"/>
+                <w:rFonts w:ascii="Arial" w:hAnsi="Arial" w:eastAsia="等线" w:cs="Arial"/>
                 <w:sz w:val="22"/>
               </w:rPr>
               <w:t>P0</w:t>
@@ -2731,14 +2952,30 @@
         </w:tc>
       </w:tr>
       <w:tr>
+        <w:tblPrEx>
+          <w:tblBorders>
+            <w:top w:val="single" w:color="DEE0E3" w:sz="0" w:space="0"/>
+            <w:left w:val="single" w:color="DEE0E3" w:sz="0" w:space="0"/>
+            <w:bottom w:val="single" w:color="DEE0E3" w:sz="0" w:space="0"/>
+            <w:right w:val="single" w:color="DEE0E3" w:sz="0" w:space="0"/>
+            <w:insideH w:val="single" w:color="DEE0E3" w:sz="0" w:space="0"/>
+            <w:insideV w:val="single" w:color="DEE0E3" w:sz="0" w:space="0"/>
+          </w:tblBorders>
+          <w:tblCellMar>
+            <w:top w:w="0" w:type="dxa"/>
+            <w:left w:w="10" w:type="dxa"/>
+            <w:bottom w:w="0" w:type="dxa"/>
+            <w:right w:w="10" w:type="dxa"/>
+          </w:tblCellMar>
+        </w:tblPrEx>
         <w:tc>
           <w:tcPr>
             <w:tcW w:w="2760" w:type="dxa"/>
             <w:tcMar>
-              <w:top w:type="dxa" w:w="60"/>
-              <w:left w:type="dxa" w:w="120"/>
-              <w:bottom w:type="dxa" w:w="30"/>
-              <w:right w:type="dxa" w:w="120"/>
+              <w:top w:w="60" w:type="dxa"/>
+              <w:left w:w="120" w:type="dxa"/>
+              <w:bottom w:w="30" w:type="dxa"/>
+              <w:right w:w="120" w:type="dxa"/>
             </w:tcMar>
           </w:tcPr>
           <w:p>
@@ -2749,7 +2986,7 @@
             </w:pPr>
             <w:r>
               <w:rPr>
-                <w:rFonts w:eastAsia="等线" w:ascii="Arial" w:cs="Arial" w:hAnsi="Arial"/>
+                <w:rFonts w:ascii="Arial" w:hAnsi="Arial" w:eastAsia="等线" w:cs="Arial"/>
                 <w:sz w:val="22"/>
               </w:rPr>
               <w:t>7B 文本模型推理速度</w:t>
@@ -2760,10 +2997,10 @@
           <w:tcPr>
             <w:tcW w:w="2760" w:type="dxa"/>
             <w:tcMar>
-              <w:top w:type="dxa" w:w="60"/>
-              <w:left w:type="dxa" w:w="120"/>
-              <w:bottom w:type="dxa" w:w="30"/>
-              <w:right w:type="dxa" w:w="120"/>
+              <w:top w:w="60" w:type="dxa"/>
+              <w:left w:w="120" w:type="dxa"/>
+              <w:bottom w:w="30" w:type="dxa"/>
+              <w:right w:w="120" w:type="dxa"/>
             </w:tcMar>
           </w:tcPr>
           <w:p>
@@ -2774,7 +3011,7 @@
             </w:pPr>
             <w:r>
               <w:rPr>
-                <w:rFonts w:eastAsia="等线" w:ascii="Arial" w:cs="Arial" w:hAnsi="Arial"/>
+                <w:rFonts w:ascii="Arial" w:hAnsi="Arial" w:eastAsia="等线" w:cs="Arial"/>
                 <w:sz w:val="22"/>
               </w:rPr>
               <w:t>≥35 tokens/s</w:t>
@@ -2785,10 +3022,10 @@
           <w:tcPr>
             <w:tcW w:w="2760" w:type="dxa"/>
             <w:tcMar>
-              <w:top w:type="dxa" w:w="60"/>
-              <w:left w:type="dxa" w:w="120"/>
-              <w:bottom w:type="dxa" w:w="30"/>
-              <w:right w:type="dxa" w:w="120"/>
+              <w:top w:w="60" w:type="dxa"/>
+              <w:left w:w="120" w:type="dxa"/>
+              <w:bottom w:w="30" w:type="dxa"/>
+              <w:right w:w="120" w:type="dxa"/>
             </w:tcMar>
           </w:tcPr>
           <w:p>
@@ -2799,7 +3036,7 @@
             </w:pPr>
             <w:r>
               <w:rPr>
-                <w:rFonts w:eastAsia="等线" w:ascii="Arial" w:cs="Arial" w:hAnsi="Arial"/>
+                <w:rFonts w:ascii="Arial" w:hAnsi="Arial" w:eastAsia="等线" w:cs="Arial"/>
                 <w:sz w:val="22"/>
               </w:rPr>
               <w:t>P0</w:t>
@@ -2808,14 +3045,30 @@
         </w:tc>
       </w:tr>
       <w:tr>
+        <w:tblPrEx>
+          <w:tblBorders>
+            <w:top w:val="single" w:color="DEE0E3" w:sz="0" w:space="0"/>
+            <w:left w:val="single" w:color="DEE0E3" w:sz="0" w:space="0"/>
+            <w:bottom w:val="single" w:color="DEE0E3" w:sz="0" w:space="0"/>
+            <w:right w:val="single" w:color="DEE0E3" w:sz="0" w:space="0"/>
+            <w:insideH w:val="single" w:color="DEE0E3" w:sz="0" w:space="0"/>
+            <w:insideV w:val="single" w:color="DEE0E3" w:sz="0" w:space="0"/>
+          </w:tblBorders>
+          <w:tblCellMar>
+            <w:top w:w="0" w:type="dxa"/>
+            <w:left w:w="10" w:type="dxa"/>
+            <w:bottom w:w="0" w:type="dxa"/>
+            <w:right w:w="10" w:type="dxa"/>
+          </w:tblCellMar>
+        </w:tblPrEx>
         <w:tc>
           <w:tcPr>
             <w:tcW w:w="2760" w:type="dxa"/>
             <w:tcMar>
-              <w:top w:type="dxa" w:w="60"/>
-              <w:left w:type="dxa" w:w="120"/>
-              <w:bottom w:type="dxa" w:w="30"/>
-              <w:right w:type="dxa" w:w="120"/>
+              <w:top w:w="60" w:type="dxa"/>
+              <w:left w:w="120" w:type="dxa"/>
+              <w:bottom w:w="30" w:type="dxa"/>
+              <w:right w:w="120" w:type="dxa"/>
             </w:tcMar>
           </w:tcPr>
           <w:p>
@@ -2826,7 +3079,7 @@
             </w:pPr>
             <w:r>
               <w:rPr>
-                <w:rFonts w:eastAsia="等线" w:ascii="Arial" w:cs="Arial" w:hAnsi="Arial"/>
+                <w:rFonts w:ascii="Arial" w:hAnsi="Arial" w:eastAsia="等线" w:cs="Arial"/>
                 <w:sz w:val="22"/>
               </w:rPr>
               <w:t>512×512 分辨率文生图（20 步）</w:t>
@@ -2837,10 +3090,10 @@
           <w:tcPr>
             <w:tcW w:w="2760" w:type="dxa"/>
             <w:tcMar>
-              <w:top w:type="dxa" w:w="60"/>
-              <w:left w:type="dxa" w:w="120"/>
-              <w:bottom w:type="dxa" w:w="30"/>
-              <w:right w:type="dxa" w:w="120"/>
+              <w:top w:w="60" w:type="dxa"/>
+              <w:left w:w="120" w:type="dxa"/>
+              <w:bottom w:w="30" w:type="dxa"/>
+              <w:right w:w="120" w:type="dxa"/>
             </w:tcMar>
           </w:tcPr>
           <w:p>
@@ -2851,7 +3104,7 @@
             </w:pPr>
             <w:r>
               <w:rPr>
-                <w:rFonts w:eastAsia="等线" w:ascii="Arial" w:cs="Arial" w:hAnsi="Arial"/>
+                <w:rFonts w:ascii="Arial" w:hAnsi="Arial" w:eastAsia="等线" w:cs="Arial"/>
                 <w:sz w:val="22"/>
               </w:rPr>
               <w:t>≤12s</w:t>
@@ -2862,10 +3115,10 @@
           <w:tcPr>
             <w:tcW w:w="2760" w:type="dxa"/>
             <w:tcMar>
-              <w:top w:type="dxa" w:w="60"/>
-              <w:left w:type="dxa" w:w="120"/>
-              <w:bottom w:type="dxa" w:w="30"/>
-              <w:right w:type="dxa" w:w="120"/>
+              <w:top w:w="60" w:type="dxa"/>
+              <w:left w:w="120" w:type="dxa"/>
+              <w:bottom w:w="30" w:type="dxa"/>
+              <w:right w:w="120" w:type="dxa"/>
             </w:tcMar>
           </w:tcPr>
           <w:p>
@@ -2876,7 +3129,7 @@
             </w:pPr>
             <w:r>
               <w:rPr>
-                <w:rFonts w:eastAsia="等线" w:ascii="Arial" w:cs="Arial" w:hAnsi="Arial"/>
+                <w:rFonts w:ascii="Arial" w:hAnsi="Arial" w:eastAsia="等线" w:cs="Arial"/>
                 <w:sz w:val="22"/>
               </w:rPr>
               <w:t>P1</w:t>
@@ -2885,14 +3138,30 @@
         </w:tc>
       </w:tr>
       <w:tr>
+        <w:tblPrEx>
+          <w:tblBorders>
+            <w:top w:val="single" w:color="DEE0E3" w:sz="0" w:space="0"/>
+            <w:left w:val="single" w:color="DEE0E3" w:sz="0" w:space="0"/>
+            <w:bottom w:val="single" w:color="DEE0E3" w:sz="0" w:space="0"/>
+            <w:right w:val="single" w:color="DEE0E3" w:sz="0" w:space="0"/>
+            <w:insideH w:val="single" w:color="DEE0E3" w:sz="0" w:space="0"/>
+            <w:insideV w:val="single" w:color="DEE0E3" w:sz="0" w:space="0"/>
+          </w:tblBorders>
+          <w:tblCellMar>
+            <w:top w:w="0" w:type="dxa"/>
+            <w:left w:w="10" w:type="dxa"/>
+            <w:bottom w:w="0" w:type="dxa"/>
+            <w:right w:w="10" w:type="dxa"/>
+          </w:tblCellMar>
+        </w:tblPrEx>
         <w:tc>
           <w:tcPr>
             <w:tcW w:w="2760" w:type="dxa"/>
             <w:tcMar>
-              <w:top w:type="dxa" w:w="60"/>
-              <w:left w:type="dxa" w:w="120"/>
-              <w:bottom w:type="dxa" w:w="30"/>
-              <w:right w:type="dxa" w:w="120"/>
+              <w:top w:w="60" w:type="dxa"/>
+              <w:left w:w="120" w:type="dxa"/>
+              <w:bottom w:w="30" w:type="dxa"/>
+              <w:right w:w="120" w:type="dxa"/>
             </w:tcMar>
           </w:tcPr>
           <w:p>
@@ -2903,7 +3172,7 @@
             </w:pPr>
             <w:r>
               <w:rPr>
-                <w:rFonts w:eastAsia="等线" w:ascii="Arial" w:cs="Arial" w:hAnsi="Arial"/>
+                <w:rFonts w:ascii="Arial" w:hAnsi="Arial" w:eastAsia="等线" w:cs="Arial"/>
                 <w:sz w:val="22"/>
               </w:rPr>
               <w:t>单页面峰值内存占用（运行 7B 模型）</w:t>
@@ -2914,10 +3183,10 @@
           <w:tcPr>
             <w:tcW w:w="2760" w:type="dxa"/>
             <w:tcMar>
-              <w:top w:type="dxa" w:w="60"/>
-              <w:left w:type="dxa" w:w="120"/>
-              <w:bottom w:type="dxa" w:w="30"/>
-              <w:right w:type="dxa" w:w="120"/>
+              <w:top w:w="60" w:type="dxa"/>
+              <w:left w:w="120" w:type="dxa"/>
+              <w:bottom w:w="30" w:type="dxa"/>
+              <w:right w:w="120" w:type="dxa"/>
             </w:tcMar>
           </w:tcPr>
           <w:p>
@@ -2928,7 +3197,7 @@
             </w:pPr>
             <w:r>
               <w:rPr>
-                <w:rFonts w:eastAsia="等线" w:ascii="Arial" w:cs="Arial" w:hAnsi="Arial"/>
+                <w:rFonts w:ascii="Arial" w:hAnsi="Arial" w:eastAsia="等线" w:cs="Arial"/>
                 <w:sz w:val="22"/>
               </w:rPr>
               <w:t>≤8GB</w:t>
@@ -2939,10 +3208,10 @@
           <w:tcPr>
             <w:tcW w:w="2760" w:type="dxa"/>
             <w:tcMar>
-              <w:top w:type="dxa" w:w="60"/>
-              <w:left w:type="dxa" w:w="120"/>
-              <w:bottom w:type="dxa" w:w="30"/>
-              <w:right w:type="dxa" w:w="120"/>
+              <w:top w:w="60" w:type="dxa"/>
+              <w:left w:w="120" w:type="dxa"/>
+              <w:bottom w:w="30" w:type="dxa"/>
+              <w:right w:w="120" w:type="dxa"/>
             </w:tcMar>
           </w:tcPr>
           <w:p>
@@ -2953,7 +3222,7 @@
             </w:pPr>
             <w:r>
               <w:rPr>
-                <w:rFonts w:eastAsia="等线" w:ascii="Arial" w:cs="Arial" w:hAnsi="Arial"/>
+                <w:rFonts w:ascii="Arial" w:hAnsi="Arial" w:eastAsia="等线" w:cs="Arial"/>
                 <w:sz w:val="22"/>
               </w:rPr>
               <w:t>P0</w:t>
@@ -2962,14 +3231,30 @@
         </w:tc>
       </w:tr>
       <w:tr>
+        <w:tblPrEx>
+          <w:tblBorders>
+            <w:top w:val="single" w:color="DEE0E3" w:sz="0" w:space="0"/>
+            <w:left w:val="single" w:color="DEE0E3" w:sz="0" w:space="0"/>
+            <w:bottom w:val="single" w:color="DEE0E3" w:sz="0" w:space="0"/>
+            <w:right w:val="single" w:color="DEE0E3" w:sz="0" w:space="0"/>
+            <w:insideH w:val="single" w:color="DEE0E3" w:sz="0" w:space="0"/>
+            <w:insideV w:val="single" w:color="DEE0E3" w:sz="0" w:space="0"/>
+          </w:tblBorders>
+          <w:tblCellMar>
+            <w:top w:w="0" w:type="dxa"/>
+            <w:left w:w="10" w:type="dxa"/>
+            <w:bottom w:w="0" w:type="dxa"/>
+            <w:right w:w="10" w:type="dxa"/>
+          </w:tblCellMar>
+        </w:tblPrEx>
         <w:tc>
           <w:tcPr>
             <w:tcW w:w="2760" w:type="dxa"/>
             <w:tcMar>
-              <w:top w:type="dxa" w:w="60"/>
-              <w:left w:type="dxa" w:w="120"/>
-              <w:bottom w:type="dxa" w:w="30"/>
-              <w:right w:type="dxa" w:w="120"/>
+              <w:top w:w="60" w:type="dxa"/>
+              <w:left w:w="120" w:type="dxa"/>
+              <w:bottom w:w="30" w:type="dxa"/>
+              <w:right w:w="120" w:type="dxa"/>
             </w:tcMar>
           </w:tcPr>
           <w:p>
@@ -2980,7 +3265,7 @@
             </w:pPr>
             <w:r>
               <w:rPr>
-                <w:rFonts w:eastAsia="等线" w:ascii="Arial" w:cs="Arial" w:hAnsi="Arial"/>
+                <w:rFonts w:ascii="Arial" w:hAnsi="Arial" w:eastAsia="等线" w:cs="Arial"/>
                 <w:sz w:val="22"/>
               </w:rPr>
               <w:t>首屏加载时间（已缓存）</w:t>
@@ -2991,10 +3276,10 @@
           <w:tcPr>
             <w:tcW w:w="2760" w:type="dxa"/>
             <w:tcMar>
-              <w:top w:type="dxa" w:w="60"/>
-              <w:left w:type="dxa" w:w="120"/>
-              <w:bottom w:type="dxa" w:w="30"/>
-              <w:right w:type="dxa" w:w="120"/>
+              <w:top w:w="60" w:type="dxa"/>
+              <w:left w:w="120" w:type="dxa"/>
+              <w:bottom w:w="30" w:type="dxa"/>
+              <w:right w:w="120" w:type="dxa"/>
             </w:tcMar>
           </w:tcPr>
           <w:p>
@@ -3005,7 +3290,7 @@
             </w:pPr>
             <w:r>
               <w:rPr>
-                <w:rFonts w:eastAsia="等线" w:ascii="Arial" w:cs="Arial" w:hAnsi="Arial"/>
+                <w:rFonts w:ascii="Arial" w:hAnsi="Arial" w:eastAsia="等线" w:cs="Arial"/>
                 <w:sz w:val="22"/>
               </w:rPr>
               <w:t>≤1s</w:t>
@@ -3016,10 +3301,10 @@
           <w:tcPr>
             <w:tcW w:w="2760" w:type="dxa"/>
             <w:tcMar>
-              <w:top w:type="dxa" w:w="60"/>
-              <w:left w:type="dxa" w:w="120"/>
-              <w:bottom w:type="dxa" w:w="30"/>
-              <w:right w:type="dxa" w:w="120"/>
+              <w:top w:w="60" w:type="dxa"/>
+              <w:left w:w="120" w:type="dxa"/>
+              <w:bottom w:w="30" w:type="dxa"/>
+              <w:right w:w="120" w:type="dxa"/>
             </w:tcMar>
           </w:tcPr>
           <w:p>
@@ -3030,7 +3315,7 @@
             </w:pPr>
             <w:r>
               <w:rPr>
-                <w:rFonts w:eastAsia="等线" w:ascii="Arial" w:cs="Arial" w:hAnsi="Arial"/>
+                <w:rFonts w:ascii="Arial" w:hAnsi="Arial" w:eastAsia="等线" w:cs="Arial"/>
                 <w:sz w:val="22"/>
               </w:rPr>
               <w:t>P0</w:t>
@@ -3039,14 +3324,30 @@
         </w:tc>
       </w:tr>
       <w:tr>
+        <w:tblPrEx>
+          <w:tblBorders>
+            <w:top w:val="single" w:color="DEE0E3" w:sz="0" w:space="0"/>
+            <w:left w:val="single" w:color="DEE0E3" w:sz="0" w:space="0"/>
+            <w:bottom w:val="single" w:color="DEE0E3" w:sz="0" w:space="0"/>
+            <w:right w:val="single" w:color="DEE0E3" w:sz="0" w:space="0"/>
+            <w:insideH w:val="single" w:color="DEE0E3" w:sz="0" w:space="0"/>
+            <w:insideV w:val="single" w:color="DEE0E3" w:sz="0" w:space="0"/>
+          </w:tblBorders>
+          <w:tblCellMar>
+            <w:top w:w="0" w:type="dxa"/>
+            <w:left w:w="10" w:type="dxa"/>
+            <w:bottom w:w="0" w:type="dxa"/>
+            <w:right w:w="10" w:type="dxa"/>
+          </w:tblCellMar>
+        </w:tblPrEx>
         <w:tc>
           <w:tcPr>
             <w:tcW w:w="2760" w:type="dxa"/>
             <w:tcMar>
-              <w:top w:type="dxa" w:w="60"/>
-              <w:left w:type="dxa" w:w="120"/>
-              <w:bottom w:type="dxa" w:w="30"/>
-              <w:right w:type="dxa" w:w="120"/>
+              <w:top w:w="60" w:type="dxa"/>
+              <w:left w:w="120" w:type="dxa"/>
+              <w:bottom w:w="30" w:type="dxa"/>
+              <w:right w:w="120" w:type="dxa"/>
             </w:tcMar>
           </w:tcPr>
           <w:p>
@@ -3057,7 +3358,7 @@
             </w:pPr>
             <w:r>
               <w:rPr>
-                <w:rFonts w:eastAsia="等线" w:ascii="Arial" w:cs="Arial" w:hAnsi="Arial"/>
+                <w:rFonts w:ascii="Arial" w:hAnsi="Arial" w:eastAsia="等线" w:cs="Arial"/>
                 <w:sz w:val="22"/>
               </w:rPr>
               <w:t>闲置 5 分钟后自动释放显存</w:t>
@@ -3068,10 +3369,10 @@
           <w:tcPr>
             <w:tcW w:w="2760" w:type="dxa"/>
             <w:tcMar>
-              <w:top w:type="dxa" w:w="60"/>
-              <w:left w:type="dxa" w:w="120"/>
-              <w:bottom w:type="dxa" w:w="30"/>
-              <w:right w:type="dxa" w:w="120"/>
+              <w:top w:w="60" w:type="dxa"/>
+              <w:left w:w="120" w:type="dxa"/>
+              <w:bottom w:w="30" w:type="dxa"/>
+              <w:right w:w="120" w:type="dxa"/>
             </w:tcMar>
           </w:tcPr>
           <w:p>
@@ -3082,7 +3383,7 @@
             </w:pPr>
             <w:r>
               <w:rPr>
-                <w:rFonts w:eastAsia="等线" w:ascii="Arial" w:cs="Arial" w:hAnsi="Arial"/>
+                <w:rFonts w:ascii="Arial" w:hAnsi="Arial" w:eastAsia="等线" w:cs="Arial"/>
                 <w:sz w:val="22"/>
               </w:rPr>
               <w:t>支持</w:t>
@@ -3093,10 +3394,10 @@
           <w:tcPr>
             <w:tcW w:w="2760" w:type="dxa"/>
             <w:tcMar>
-              <w:top w:type="dxa" w:w="60"/>
-              <w:left w:type="dxa" w:w="120"/>
-              <w:bottom w:type="dxa" w:w="30"/>
-              <w:right w:type="dxa" w:w="120"/>
+              <w:top w:w="60" w:type="dxa"/>
+              <w:left w:w="120" w:type="dxa"/>
+              <w:bottom w:w="30" w:type="dxa"/>
+              <w:right w:w="120" w:type="dxa"/>
             </w:tcMar>
           </w:tcPr>
           <w:p>
@@ -3107,7 +3408,7 @@
             </w:pPr>
             <w:r>
               <w:rPr>
-                <w:rFonts w:eastAsia="等线" w:ascii="Arial" w:cs="Arial" w:hAnsi="Arial"/>
+                <w:rFonts w:ascii="Arial" w:hAnsi="Arial" w:eastAsia="等线" w:cs="Arial"/>
                 <w:sz w:val="22"/>
               </w:rPr>
               <w:t>P0</w:t>
@@ -3118,17 +3419,16 @@
     </w:tbl>
     <w:p>
       <w:pPr>
-        <w:pStyle w:val="3"/>
         <w:spacing w:before="300" w:after="120" w:line="288" w:lineRule="auto"/>
         <w:ind w:left="0"/>
         <w:jc w:val="left"/>
         <w:outlineLvl w:val="2"/>
       </w:pPr>
-      <w:bookmarkStart w:name="heading_14" w:id="14"/>
-      <w:r>
-        <w:rPr>
-          <w:rFonts w:eastAsia="等线" w:ascii="Arial" w:cs="Arial" w:hAnsi="Arial"/>
-          <w:b w:val="true"/>
+      <w:bookmarkStart w:id="14" w:name="heading_14"/>
+      <w:r>
+        <w:rPr>
+          <w:rFonts w:ascii="Arial" w:hAnsi="Arial" w:eastAsia="等线" w:cs="Arial"/>
+          <w:b/>
           <w:sz w:val="30"/>
         </w:rPr>
         <w:t>4.2 兼容性要求</w:t>
@@ -3138,6 +3438,7 @@
     <w:p>
       <w:pPr>
         <w:numPr>
+          <w:ilvl w:val="0"/>
           <w:numId w:val="94"/>
         </w:numPr>
         <w:spacing w:before="120" w:after="120" w:line="288" w:lineRule="auto"/>
@@ -3146,15 +3447,15 @@
       </w:pPr>
       <w:r>
         <w:rPr>
-          <w:rFonts w:eastAsia="等线" w:ascii="Arial" w:cs="Arial" w:hAnsi="Arial"/>
-          <w:b w:val="true"/>
+          <w:rFonts w:ascii="Arial" w:hAnsi="Arial" w:eastAsia="等线" w:cs="Arial"/>
+          <w:b/>
           <w:sz w:val="22"/>
         </w:rPr>
         <w:t>浏览器兼容</w:t>
       </w:r>
       <w:r>
         <w:rPr>
-          <w:rFonts w:eastAsia="等线" w:ascii="Arial" w:cs="Arial" w:hAnsi="Arial"/>
+          <w:rFonts w:ascii="Arial" w:hAnsi="Arial" w:eastAsia="等线" w:cs="Arial"/>
           <w:sz w:val="22"/>
         </w:rPr>
         <w:t>：完整支持 WebGPU 1.0 标准的现代浏览器，包括 Chrome 125+、Edge 125+、Firefox 130+、Safari 18+</w:t>
@@ -3163,6 +3464,7 @@
     <w:p>
       <w:pPr>
         <w:numPr>
+          <w:ilvl w:val="0"/>
           <w:numId w:val="95"/>
         </w:numPr>
         <w:spacing w:before="120" w:after="120" w:line="288" w:lineRule="auto"/>
@@ -3171,15 +3473,15 @@
       </w:pPr>
       <w:r>
         <w:rPr>
-          <w:rFonts w:eastAsia="等线" w:ascii="Arial" w:cs="Arial" w:hAnsi="Arial"/>
-          <w:b w:val="true"/>
+          <w:rFonts w:ascii="Arial" w:hAnsi="Arial" w:eastAsia="等线" w:cs="Arial"/>
+          <w:b/>
           <w:sz w:val="22"/>
         </w:rPr>
         <w:t>硬件适配</w:t>
       </w:r>
       <w:r>
         <w:rPr>
-          <w:rFonts w:eastAsia="等线" w:ascii="Arial" w:cs="Arial" w:hAnsi="Arial"/>
+          <w:rFonts w:ascii="Arial" w:hAnsi="Arial" w:eastAsia="等线" w:cs="Arial"/>
           <w:sz w:val="22"/>
         </w:rPr>
         <w:t>：</w:t>
@@ -3188,6 +3490,7 @@
     <w:p>
       <w:pPr>
         <w:numPr>
+          <w:ilvl w:val="0"/>
           <w:numId w:val="96"/>
         </w:numPr>
         <w:spacing w:before="120" w:after="120" w:line="288" w:lineRule="auto"/>
@@ -3196,7 +3499,7 @@
       </w:pPr>
       <w:r>
         <w:rPr>
-          <w:rFonts w:eastAsia="等线" w:ascii="Arial" w:cs="Arial" w:hAnsi="Arial"/>
+          <w:rFonts w:ascii="Arial" w:hAnsi="Arial" w:eastAsia="等线" w:cs="Arial"/>
           <w:sz w:val="22"/>
         </w:rPr>
         <w:t>最低配置：集成显卡 + 8G 内存，可流畅运行 3B 参数模型</w:t>
@@ -3205,6 +3508,7 @@
     <w:p>
       <w:pPr>
         <w:numPr>
+          <w:ilvl w:val="0"/>
           <w:numId w:val="97"/>
         </w:numPr>
         <w:spacing w:before="120" w:after="120" w:line="288" w:lineRule="auto"/>
@@ -3213,7 +3517,7 @@
       </w:pPr>
       <w:r>
         <w:rPr>
-          <w:rFonts w:eastAsia="等线" w:ascii="Arial" w:cs="Arial" w:hAnsi="Arial"/>
+          <w:rFonts w:ascii="Arial" w:hAnsi="Arial" w:eastAsia="等线" w:cs="Arial"/>
           <w:sz w:val="22"/>
         </w:rPr>
         <w:t>推荐配置：独立显卡（4G 以上显存）+ 16G 内存，可流畅运行 7B-14B 参数模型</w:t>
@@ -3222,6 +3526,7 @@
     <w:p>
       <w:pPr>
         <w:numPr>
+          <w:ilvl w:val="0"/>
           <w:numId w:val="98"/>
         </w:numPr>
         <w:spacing w:before="120" w:after="120" w:line="288" w:lineRule="auto"/>
@@ -3230,15 +3535,15 @@
       </w:pPr>
       <w:r>
         <w:rPr>
-          <w:rFonts w:eastAsia="等线" w:ascii="Arial" w:cs="Arial" w:hAnsi="Arial"/>
-          <w:b w:val="true"/>
+          <w:rFonts w:ascii="Arial" w:hAnsi="Arial" w:eastAsia="等线" w:cs="Arial"/>
+          <w:b/>
           <w:sz w:val="22"/>
         </w:rPr>
         <w:t>系统适配</w:t>
       </w:r>
       <w:r>
         <w:rPr>
-          <w:rFonts w:eastAsia="等线" w:ascii="Arial" w:cs="Arial" w:hAnsi="Arial"/>
+          <w:rFonts w:ascii="Arial" w:hAnsi="Arial" w:eastAsia="等线" w:cs="Arial"/>
           <w:sz w:val="22"/>
         </w:rPr>
         <w:t>：Windows、macOS、Linux 全桌面系统兼容</w:t>
@@ -3246,17 +3551,16 @@
     </w:p>
     <w:p>
       <w:pPr>
-        <w:pStyle w:val="3"/>
         <w:spacing w:before="300" w:after="120" w:line="288" w:lineRule="auto"/>
         <w:ind w:left="0"/>
         <w:jc w:val="left"/>
         <w:outlineLvl w:val="2"/>
       </w:pPr>
-      <w:bookmarkStart w:name="heading_15" w:id="15"/>
-      <w:r>
-        <w:rPr>
-          <w:rFonts w:eastAsia="等线" w:ascii="Arial" w:cs="Arial" w:hAnsi="Arial"/>
-          <w:b w:val="true"/>
+      <w:bookmarkStart w:id="15" w:name="heading_15"/>
+      <w:r>
+        <w:rPr>
+          <w:rFonts w:ascii="Arial" w:hAnsi="Arial" w:eastAsia="等线" w:cs="Arial"/>
+          <w:b/>
           <w:sz w:val="30"/>
         </w:rPr>
         <w:t>4.3 安全与合规</w:t>
@@ -3266,6 +3570,7 @@
     <w:p>
       <w:pPr>
         <w:numPr>
+          <w:ilvl w:val="0"/>
           <w:numId w:val="99"/>
         </w:numPr>
         <w:spacing w:before="120" w:after="120" w:line="288" w:lineRule="auto"/>
@@ -3274,7 +3579,7 @@
       </w:pPr>
       <w:r>
         <w:rPr>
-          <w:rFonts w:eastAsia="等线" w:ascii="Arial" w:cs="Arial" w:hAnsi="Arial"/>
+          <w:rFonts w:ascii="Arial" w:hAnsi="Arial" w:eastAsia="等线" w:cs="Arial"/>
           <w:sz w:val="22"/>
         </w:rPr>
         <w:t>除模型下载请求外，全程不发起任何携带用户数据的网络请求</w:t>
@@ -3283,6 +3588,7 @@
     <w:p>
       <w:pPr>
         <w:numPr>
+          <w:ilvl w:val="0"/>
           <w:numId w:val="100"/>
         </w:numPr>
         <w:spacing w:before="120" w:after="120" w:line="288" w:lineRule="auto"/>
@@ -3291,7 +3597,7 @@
       </w:pPr>
       <w:r>
         <w:rPr>
-          <w:rFonts w:eastAsia="等线" w:ascii="Arial" w:cs="Arial" w:hAnsi="Arial"/>
+          <w:rFonts w:ascii="Arial" w:hAnsi="Arial" w:eastAsia="等线" w:cs="Arial"/>
           <w:sz w:val="22"/>
         </w:rPr>
         <w:t>不采集任何用户行为数据、创作内容数据</w:t>
@@ -3300,6 +3606,7 @@
     <w:p>
       <w:pPr>
         <w:numPr>
+          <w:ilvl w:val="0"/>
           <w:numId w:val="101"/>
         </w:numPr>
         <w:spacing w:before="120" w:after="120" w:line="288" w:lineRule="auto"/>
@@ -3308,7 +3615,7 @@
       </w:pPr>
       <w:r>
         <w:rPr>
-          <w:rFonts w:eastAsia="等线" w:ascii="Arial" w:cs="Arial" w:hAnsi="Arial"/>
+          <w:rFonts w:ascii="Arial" w:hAnsi="Arial" w:eastAsia="等线" w:cs="Arial"/>
           <w:sz w:val="22"/>
         </w:rPr>
         <w:t>提供内容合规提示，明确告知用户需对生成内容的版权与合规性负责</w:t>
@@ -3317,6 +3624,7 @@
     <w:p>
       <w:pPr>
         <w:numPr>
+          <w:ilvl w:val="0"/>
           <w:numId w:val="102"/>
         </w:numPr>
         <w:spacing w:before="120" w:after="120" w:line="288" w:lineRule="auto"/>
@@ -3325,7 +3633,7 @@
       </w:pPr>
       <w:r>
         <w:rPr>
-          <w:rFonts w:eastAsia="等线" w:ascii="Arial" w:cs="Arial" w:hAnsi="Arial"/>
+          <w:rFonts w:ascii="Arial" w:hAnsi="Arial" w:eastAsia="等线" w:cs="Arial"/>
           <w:sz w:val="22"/>
         </w:rPr>
         <w:t>核心推理逻辑开源可审计，保障隐私承诺可信</w:t>
@@ -3333,17 +3641,16 @@
     </w:p>
     <w:p>
       <w:pPr>
-        <w:pStyle w:val="3"/>
         <w:spacing w:before="300" w:after="120" w:line="288" w:lineRule="auto"/>
         <w:ind w:left="0"/>
         <w:jc w:val="left"/>
         <w:outlineLvl w:val="2"/>
       </w:pPr>
-      <w:bookmarkStart w:name="heading_16" w:id="16"/>
-      <w:r>
-        <w:rPr>
-          <w:rFonts w:eastAsia="等线" w:ascii="Arial" w:cs="Arial" w:hAnsi="Arial"/>
-          <w:b w:val="true"/>
+      <w:bookmarkStart w:id="16" w:name="heading_16"/>
+      <w:r>
+        <w:rPr>
+          <w:rFonts w:ascii="Arial" w:hAnsi="Arial" w:eastAsia="等线" w:cs="Arial"/>
+          <w:b/>
           <w:sz w:val="30"/>
         </w:rPr>
         <w:t>4.4 可扩展性</w:t>
@@ -3353,6 +3660,7 @@
     <w:p>
       <w:pPr>
         <w:numPr>
+          <w:ilvl w:val="0"/>
           <w:numId w:val="103"/>
         </w:numPr>
         <w:spacing w:before="120" w:after="120" w:line="288" w:lineRule="auto"/>
@@ -3361,7 +3669,7 @@
       </w:pPr>
       <w:r>
         <w:rPr>
-          <w:rFonts w:eastAsia="等线" w:ascii="Arial" w:cs="Arial" w:hAnsi="Arial"/>
+          <w:rFonts w:ascii="Arial" w:hAnsi="Arial" w:eastAsia="等线" w:cs="Arial"/>
           <w:sz w:val="22"/>
         </w:rPr>
         <w:t>采用插件化架构，模态能力（音频、视频）、模型类型可通过插件扩展</w:t>
@@ -3370,6 +3678,7 @@
     <w:p>
       <w:pPr>
         <w:numPr>
+          <w:ilvl w:val="0"/>
           <w:numId w:val="104"/>
         </w:numPr>
         <w:spacing w:before="120" w:after="120" w:line="288" w:lineRule="auto"/>
@@ -3378,7 +3687,7 @@
       </w:pPr>
       <w:r>
         <w:rPr>
-          <w:rFonts w:eastAsia="等线" w:ascii="Arial" w:cs="Arial" w:hAnsi="Arial"/>
+          <w:rFonts w:ascii="Arial" w:hAnsi="Arial" w:eastAsia="等线" w:cs="Arial"/>
           <w:sz w:val="22"/>
         </w:rPr>
         <w:t>预留自定义工具调用接口，支持后续接入端侧 Agent 能力</w:t>
@@ -3387,6 +3696,7 @@
     <w:p>
       <w:pPr>
         <w:numPr>
+          <w:ilvl w:val="0"/>
           <w:numId w:val="105"/>
         </w:numPr>
         <w:spacing w:before="120" w:after="120" w:line="288" w:lineRule="auto"/>
@@ -3395,7 +3705,7 @@
       </w:pPr>
       <w:r>
         <w:rPr>
-          <w:rFonts w:eastAsia="等线" w:ascii="Arial" w:cs="Arial" w:hAnsi="Arial"/>
+          <w:rFonts w:ascii="Arial" w:hAnsi="Arial" w:eastAsia="等线" w:cs="Arial"/>
           <w:sz w:val="22"/>
         </w:rPr>
         <w:t>支持团队私有化部署，可在内网环境一键部署使用</w:t>
@@ -3403,17 +3713,16 @@
     </w:p>
     <w:p>
       <w:pPr>
-        <w:pStyle w:val="2"/>
         <w:spacing w:before="320" w:after="120" w:line="288" w:lineRule="auto"/>
         <w:ind w:left="0"/>
         <w:jc w:val="left"/>
         <w:outlineLvl w:val="1"/>
       </w:pPr>
-      <w:bookmarkStart w:name="heading_17" w:id="17"/>
-      <w:r>
-        <w:rPr>
-          <w:rFonts w:eastAsia="等线" w:ascii="Arial" w:cs="Arial" w:hAnsi="Arial"/>
-          <w:b w:val="true"/>
+      <w:bookmarkStart w:id="17" w:name="heading_17"/>
+      <w:r>
+        <w:rPr>
+          <w:rFonts w:ascii="Arial" w:hAnsi="Arial" w:eastAsia="等线" w:cs="Arial"/>
+          <w:b/>
           <w:sz w:val="32"/>
         </w:rPr>
         <w:t>五、产品边界与约束</w:t>
@@ -3423,6 +3732,7 @@
     <w:p>
       <w:pPr>
         <w:numPr>
+          <w:ilvl w:val="0"/>
           <w:numId w:val="106"/>
         </w:numPr>
         <w:spacing w:before="120" w:after="120" w:line="288" w:lineRule="auto"/>
@@ -3431,15 +3741,15 @@
       </w:pPr>
       <w:r>
         <w:rPr>
-          <w:rFonts w:eastAsia="等线" w:ascii="Arial" w:cs="Arial" w:hAnsi="Arial"/>
-          <w:b w:val="true"/>
+          <w:rFonts w:ascii="Arial" w:hAnsi="Arial" w:eastAsia="等线" w:cs="Arial"/>
+          <w:b/>
           <w:sz w:val="22"/>
         </w:rPr>
         <w:t>算力边界</w:t>
       </w:r>
       <w:r>
         <w:rPr>
-          <w:rFonts w:eastAsia="等线" w:ascii="Arial" w:cs="Arial" w:hAnsi="Arial"/>
+          <w:rFonts w:ascii="Arial" w:hAnsi="Arial" w:eastAsia="等线" w:cs="Arial"/>
           <w:sz w:val="22"/>
         </w:rPr>
         <w:t>：本产品为纯前端应用，所有 AI 推理依赖用户本地硬件算力，生成速度与效果受硬件配置限制</w:t>
@@ -3448,6 +3758,7 @@
     <w:p>
       <w:pPr>
         <w:numPr>
+          <w:ilvl w:val="0"/>
           <w:numId w:val="107"/>
         </w:numPr>
         <w:spacing w:before="120" w:after="120" w:line="288" w:lineRule="auto"/>
@@ -3456,15 +3767,15 @@
       </w:pPr>
       <w:r>
         <w:rPr>
-          <w:rFonts w:eastAsia="等线" w:ascii="Arial" w:cs="Arial" w:hAnsi="Arial"/>
-          <w:b w:val="true"/>
+          <w:rFonts w:ascii="Arial" w:hAnsi="Arial" w:eastAsia="等线" w:cs="Arial"/>
+          <w:b/>
           <w:sz w:val="22"/>
         </w:rPr>
         <w:t>服务边界</w:t>
       </w:r>
       <w:r>
         <w:rPr>
-          <w:rFonts w:eastAsia="等线" w:ascii="Arial" w:cs="Arial" w:hAnsi="Arial"/>
+          <w:rFonts w:ascii="Arial" w:hAnsi="Arial" w:eastAsia="等线" w:cs="Arial"/>
           <w:sz w:val="22"/>
         </w:rPr>
         <w:t>：不提供云端推理、云端存储等后端服务，不承担用户本地数据丢失的责任</w:t>
@@ -3473,6 +3784,7 @@
     <w:p>
       <w:pPr>
         <w:numPr>
+          <w:ilvl w:val="0"/>
           <w:numId w:val="108"/>
         </w:numPr>
         <w:spacing w:before="120" w:after="120" w:line="288" w:lineRule="auto"/>
@@ -3481,15 +3793,15 @@
       </w:pPr>
       <w:r>
         <w:rPr>
-          <w:rFonts w:eastAsia="等线" w:ascii="Arial" w:cs="Arial" w:hAnsi="Arial"/>
-          <w:b w:val="true"/>
+          <w:rFonts w:ascii="Arial" w:hAnsi="Arial" w:eastAsia="等线" w:cs="Arial"/>
+          <w:b/>
           <w:sz w:val="22"/>
         </w:rPr>
         <w:t>模型边界</w:t>
       </w:r>
       <w:r>
         <w:rPr>
-          <w:rFonts w:eastAsia="等线" w:ascii="Arial" w:cs="Arial" w:hAnsi="Arial"/>
+          <w:rFonts w:ascii="Arial" w:hAnsi="Arial" w:eastAsia="等线" w:cs="Arial"/>
           <w:sz w:val="22"/>
         </w:rPr>
         <w:t>：官方仅提供模型下载渠道，模型本身的效果、版权、合规性由模型提供方负责</w:t>
@@ -3498,6 +3810,7 @@
     <w:p>
       <w:pPr>
         <w:numPr>
+          <w:ilvl w:val="0"/>
           <w:numId w:val="109"/>
         </w:numPr>
         <w:spacing w:before="120" w:after="120" w:line="288" w:lineRule="auto"/>
@@ -3506,1517 +3819,2476 @@
       </w:pPr>
       <w:r>
         <w:rPr>
-          <w:rFonts w:eastAsia="等线" w:ascii="Arial" w:cs="Arial" w:hAnsi="Arial"/>
-          <w:b w:val="true"/>
+          <w:rFonts w:ascii="Arial" w:hAnsi="Arial" w:eastAsia="等线" w:cs="Arial"/>
+          <w:b/>
           <w:sz w:val="22"/>
         </w:rPr>
         <w:t>部署边界</w:t>
       </w:r>
       <w:r>
         <w:rPr>
-          <w:rFonts w:eastAsia="等线" w:ascii="Arial" w:cs="Arial" w:hAnsi="Arial"/>
+          <w:rFonts w:ascii="Arial" w:hAnsi="Arial" w:eastAsia="等线" w:cs="Arial"/>
           <w:sz w:val="22"/>
         </w:rPr>
         <w:t>：产品为纯静态前端应用，可托管于任意静态资源服务，无需后端服务器支持</w:t>
       </w:r>
-    </w:p>
-    <w:p>
-      <w:pPr>
-        <w:spacing w:before="120" w:after="120" w:line="288" w:lineRule="auto"/>
-        <w:ind w:left="0"/>
-        <w:jc w:val="left"/>
-      </w:pPr>
-      <w:r>
-        <w:rPr>
-          <w:rFonts w:eastAsia="等线" w:ascii="Arial" w:cs="Arial" w:hAnsi="Arial"/>
-          <w:sz w:val="22"/>
-        </w:rPr>
-        <w:t>需要我把这份需求拆解为对应的前端技术实现方案和模块开发排期吗？</w:t>
-      </w:r>
-    </w:p>
-    <w:p>
-      <w:pPr>
-        <w:spacing w:before="120" w:after="120" w:line="288" w:lineRule="auto"/>
-        <w:ind w:left="0"/>
-        <w:jc w:val="left"/>
-      </w:pPr>
-      <w:r>
-        <w:rPr>
-          <w:rFonts w:eastAsia="等线" w:ascii="Arial" w:cs="Arial" w:hAnsi="Arial"/>
-          <w:sz w:val="22"/>
-        </w:rPr>
-        <w:t>|（注：部分内容可能由 AI 生成）</w:t>
-      </w:r>
+      <w:bookmarkStart w:id="18" w:name="_GoBack"/>
+      <w:bookmarkEnd w:id="18"/>
     </w:p>
     <w:sectPr>
-      <w:footerReference w:type="default" r:id="rId3"/>
-      <w:headerReference w:type="default" r:id="rId5"/>
-      <w:pgSz w:orient="portrait" w:h="16840" w:w="11905"/>
+      <w:headerReference r:id="rId3" w:type="default"/>
+      <w:footerReference r:id="rId4" w:type="default"/>
+      <w:pgSz w:w="11905" w:h="16840"/>
+      <w:cols w:space="720" w:num="1"/>
     </w:sectPr>
   </w:body>
 </w:document>
 </file>
 
 <file path=word/footer1.xml><?xml version="1.0" encoding="utf-8"?>
-<w:ftr xmlns:w="http://schemas.openxmlformats.org/wordprocessingml/2006/main">
+<w:ftr xmlns:wpc="http://schemas.microsoft.com/office/word/2010/wordprocessingCanvas" xmlns:mc="http://schemas.openxmlformats.org/markup-compatibility/2006" xmlns:o="urn:schemas-microsoft-com:office:office" xmlns:r="http://schemas.openxmlformats.org/officeDocument/2006/relationships" xmlns:m="http://schemas.openxmlformats.org/officeDocument/2006/math" xmlns:v="urn:schemas-microsoft-com:vml" xmlns:wp14="http://schemas.microsoft.com/office/word/2010/wordprocessingDrawing" xmlns:wp="http://schemas.openxmlformats.org/drawingml/2006/wordprocessingDrawing" xmlns:w10="urn:schemas-microsoft-com:office:word" xmlns:w="http://schemas.openxmlformats.org/wordprocessingml/2006/main" xmlns:w14="http://schemas.microsoft.com/office/word/2010/wordml" xmlns:w15="http://schemas.microsoft.com/office/word/2012/wordml" xmlns:wpg="http://schemas.microsoft.com/office/word/2010/wordprocessingGroup" xmlns:wpi="http://schemas.microsoft.com/office/word/2010/wordprocessingInk" xmlns:wne="http://schemas.microsoft.com/office/word/2006/wordml" xmlns:wps="http://schemas.microsoft.com/office/word/2010/wordprocessingShape" xmlns:wpsCustomData="http://www.wps.cn/officeDocument/2013/wpsCustomData" mc:Ignorable="w14 w15 wp14">
   <w:p/>
 </w:ftr>
 </file>
 
 <file path=word/header1.xml><?xml version="1.0" encoding="utf-8"?>
-<w:hdr xmlns:w="http://schemas.openxmlformats.org/wordprocessingml/2006/main">
+<w:hdr xmlns:wpc="http://schemas.microsoft.com/office/word/2010/wordprocessingCanvas" xmlns:mc="http://schemas.openxmlformats.org/markup-compatibility/2006" xmlns:o="urn:schemas-microsoft-com:office:office" xmlns:r="http://schemas.openxmlformats.org/officeDocument/2006/relationships" xmlns:m="http://schemas.openxmlformats.org/officeDocument/2006/math" xmlns:v="urn:schemas-microsoft-com:vml" xmlns:wp14="http://schemas.microsoft.com/office/word/2010/wordprocessingDrawing" xmlns:wp="http://schemas.openxmlformats.org/drawingml/2006/wordprocessingDrawing" xmlns:w10="urn:schemas-microsoft-com:office:word" xmlns:w="http://schemas.openxmlformats.org/wordprocessingml/2006/main" xmlns:w14="http://schemas.microsoft.com/office/word/2010/wordml" xmlns:w15="http://schemas.microsoft.com/office/word/2012/wordml" xmlns:wpg="http://schemas.microsoft.com/office/word/2010/wordprocessingGroup" xmlns:wpi="http://schemas.microsoft.com/office/word/2010/wordprocessingInk" xmlns:wne="http://schemas.microsoft.com/office/word/2006/wordml" xmlns:wps="http://schemas.microsoft.com/office/word/2010/wordprocessingShape" xmlns:wpsCustomData="http://www.wps.cn/officeDocument/2013/wpsCustomData" mc:Ignorable="w14 w15 wp14">
   <w:p/>
 </w:hdr>
 </file>
 
 <file path=word/numbering.xml><?xml version="1.0" encoding="utf-8"?>
-<w:numbering xmlns:w="http://schemas.openxmlformats.org/wordprocessingml/2006/main">
-  <w:abstractNum w:abstractNumId="198945">
-    <w:lvl>
-      <w:numFmt w:val="bullet"/>
-      <w:suff w:val="tab"/>
-      <w:lvlText w:val="•"/>
-      <w:rPr>
-        <w:color w:val="3370ff"/>
-      </w:rPr>
-    </w:lvl>
-  </w:abstractNum>
-  <w:abstractNum w:abstractNumId="198946">
-    <w:lvl>
-      <w:numFmt w:val="bullet"/>
-      <w:suff w:val="tab"/>
-      <w:lvlText w:val="•"/>
-      <w:rPr>
-        <w:color w:val="3370ff"/>
-      </w:rPr>
-    </w:lvl>
-  </w:abstractNum>
-  <w:abstractNum w:abstractNumId="198947">
-    <w:lvl>
-      <w:numFmt w:val="bullet"/>
-      <w:suff w:val="tab"/>
-      <w:lvlText w:val="•"/>
-      <w:rPr>
-        <w:color w:val="3370ff"/>
-      </w:rPr>
-    </w:lvl>
-  </w:abstractNum>
-  <w:abstractNum w:abstractNumId="198948">
-    <w:lvl>
-      <w:numFmt w:val="bullet"/>
-      <w:suff w:val="tab"/>
-      <w:lvlText w:val="•"/>
-      <w:rPr>
-        <w:color w:val="3370ff"/>
-      </w:rPr>
-    </w:lvl>
-  </w:abstractNum>
-  <w:abstractNum w:abstractNumId="198949">
-    <w:lvl>
-      <w:numFmt w:val="bullet"/>
-      <w:suff w:val="tab"/>
-      <w:lvlText w:val="•"/>
-      <w:rPr>
-        <w:color w:val="3370ff"/>
-      </w:rPr>
-    </w:lvl>
-  </w:abstractNum>
-  <w:abstractNum w:abstractNumId="198950">
-    <w:lvl>
-      <w:numFmt w:val="bullet"/>
-      <w:suff w:val="tab"/>
-      <w:lvlText w:val="•"/>
-      <w:rPr>
-        <w:color w:val="3370ff"/>
-      </w:rPr>
-    </w:lvl>
-  </w:abstractNum>
-  <w:abstractNum w:abstractNumId="198951">
-    <w:lvl>
-      <w:numFmt w:val="bullet"/>
-      <w:suff w:val="tab"/>
-      <w:lvlText w:val="•"/>
-      <w:rPr>
-        <w:color w:val="3370ff"/>
-      </w:rPr>
-    </w:lvl>
-  </w:abstractNum>
-  <w:abstractNum w:abstractNumId="198952">
-    <w:lvl>
-      <w:numFmt w:val="bullet"/>
-      <w:suff w:val="tab"/>
-      <w:lvlText w:val="•"/>
-      <w:rPr>
-        <w:color w:val="3370ff"/>
-      </w:rPr>
-    </w:lvl>
-  </w:abstractNum>
-  <w:abstractNum w:abstractNumId="198953">
-    <w:lvl>
+<w:numbering xmlns:wpc="http://schemas.microsoft.com/office/word/2010/wordprocessingCanvas" xmlns:mc="http://schemas.openxmlformats.org/markup-compatibility/2006" xmlns:o="urn:schemas-microsoft-com:office:office" xmlns:r="http://schemas.openxmlformats.org/officeDocument/2006/relationships" xmlns:m="http://schemas.openxmlformats.org/officeDocument/2006/math" xmlns:v="urn:schemas-microsoft-com:vml" xmlns:wp14="http://schemas.microsoft.com/office/word/2010/wordprocessingDrawing" xmlns:wp="http://schemas.openxmlformats.org/drawingml/2006/wordprocessingDrawing" xmlns:w10="urn:schemas-microsoft-com:office:word" xmlns:w="http://schemas.openxmlformats.org/wordprocessingml/2006/main" xmlns:w14="http://schemas.microsoft.com/office/word/2010/wordml" xmlns:wpg="http://schemas.microsoft.com/office/word/2010/wordprocessingGroup" xmlns:wpi="http://schemas.microsoft.com/office/word/2010/wordprocessingInk" xmlns:wne="http://schemas.microsoft.com/office/word/2006/wordml" xmlns:wps="http://schemas.microsoft.com/office/word/2010/wordprocessingShape" xmlns:wpsCustomData="http://www.wps.cn/officeDocument/2013/wpsCustomData" mc:Ignorable="w14 wp14">
+  <w:abstractNum w:abstractNumId="0">
+    <w:nsid w:val="804E4E29"/>
+    <w:multiLevelType w:val="singleLevel"/>
+    <w:tmpl w:val="804E4E29"/>
+    <w:lvl w:ilvl="0" w:tentative="0">
+      <w:start w:val="0"/>
+      <w:numFmt w:val="bullet"/>
+      <w:lvlText w:val="￮"/>
+      <w:lvlJc w:val="left"/>
+      <w:rPr>
+        <w:color w:val="3370FF"/>
+      </w:rPr>
+    </w:lvl>
+  </w:abstractNum>
+  <w:abstractNum w:abstractNumId="1">
+    <w:nsid w:val="813A4B87"/>
+    <w:multiLevelType w:val="singleLevel"/>
+    <w:tmpl w:val="813A4B87"/>
+    <w:lvl w:ilvl="0" w:tentative="0">
+      <w:start w:val="0"/>
+      <w:numFmt w:val="bullet"/>
+      <w:lvlText w:val="￮"/>
+      <w:lvlJc w:val="left"/>
+      <w:rPr>
+        <w:color w:val="3370FF"/>
+      </w:rPr>
+    </w:lvl>
+  </w:abstractNum>
+  <w:abstractNum w:abstractNumId="2">
+    <w:nsid w:val="825EC3C5"/>
+    <w:multiLevelType w:val="singleLevel"/>
+    <w:tmpl w:val="825EC3C5"/>
+    <w:lvl w:ilvl="0" w:tentative="0">
+      <w:start w:val="2"/>
+      <w:numFmt w:val="decimal"/>
+      <w:lvlText w:val="%1."/>
+      <w:lvlJc w:val="left"/>
+      <w:rPr>
+        <w:color w:val="3370FF"/>
+      </w:rPr>
+    </w:lvl>
+  </w:abstractNum>
+  <w:abstractNum w:abstractNumId="3">
+    <w:nsid w:val="845B5372"/>
+    <w:multiLevelType w:val="singleLevel"/>
+    <w:tmpl w:val="845B5372"/>
+    <w:lvl w:ilvl="0" w:tentative="0">
+      <w:start w:val="0"/>
+      <w:numFmt w:val="bullet"/>
+      <w:lvlText w:val="￮"/>
+      <w:lvlJc w:val="left"/>
+      <w:rPr>
+        <w:color w:val="3370FF"/>
+      </w:rPr>
+    </w:lvl>
+  </w:abstractNum>
+  <w:abstractNum w:abstractNumId="4">
+    <w:nsid w:val="8461FADE"/>
+    <w:multiLevelType w:val="singleLevel"/>
+    <w:tmpl w:val="8461FADE"/>
+    <w:lvl w:ilvl="0" w:tentative="0">
+      <w:start w:val="0"/>
+      <w:numFmt w:val="bullet"/>
+      <w:lvlText w:val="￮"/>
+      <w:lvlJc w:val="left"/>
+      <w:rPr>
+        <w:color w:val="3370FF"/>
+      </w:rPr>
+    </w:lvl>
+  </w:abstractNum>
+  <w:abstractNum w:abstractNumId="5">
+    <w:nsid w:val="883B3669"/>
+    <w:multiLevelType w:val="singleLevel"/>
+    <w:tmpl w:val="883B3669"/>
+    <w:lvl w:ilvl="0" w:tentative="0">
+      <w:start w:val="3"/>
+      <w:numFmt w:val="decimal"/>
+      <w:lvlText w:val="%1."/>
+      <w:lvlJc w:val="left"/>
+      <w:rPr>
+        <w:color w:val="3370FF"/>
+      </w:rPr>
+    </w:lvl>
+  </w:abstractNum>
+  <w:abstractNum w:abstractNumId="6">
+    <w:nsid w:val="8CAEB125"/>
+    <w:multiLevelType w:val="singleLevel"/>
+    <w:tmpl w:val="8CAEB125"/>
+    <w:lvl w:ilvl="0" w:tentative="0">
+      <w:start w:val="0"/>
+      <w:numFmt w:val="bullet"/>
+      <w:lvlText w:val="￮"/>
+      <w:lvlJc w:val="left"/>
+      <w:rPr>
+        <w:color w:val="3370FF"/>
+      </w:rPr>
+    </w:lvl>
+  </w:abstractNum>
+  <w:abstractNum w:abstractNumId="7">
+    <w:nsid w:val="91995D4F"/>
+    <w:multiLevelType w:val="singleLevel"/>
+    <w:tmpl w:val="91995D4F"/>
+    <w:lvl w:ilvl="0" w:tentative="0">
+      <w:start w:val="0"/>
+      <w:numFmt w:val="bullet"/>
+      <w:lvlText w:val="￮"/>
+      <w:lvlJc w:val="left"/>
+      <w:rPr>
+        <w:color w:val="3370FF"/>
+      </w:rPr>
+    </w:lvl>
+  </w:abstractNum>
+  <w:abstractNum w:abstractNumId="8">
+    <w:nsid w:val="91B69C97"/>
+    <w:multiLevelType w:val="singleLevel"/>
+    <w:tmpl w:val="91B69C97"/>
+    <w:lvl w:ilvl="0" w:tentative="0">
+      <w:start w:val="0"/>
+      <w:numFmt w:val="bullet"/>
+      <w:lvlText w:val="￮"/>
+      <w:lvlJc w:val="left"/>
+      <w:rPr>
+        <w:color w:val="3370FF"/>
+      </w:rPr>
+    </w:lvl>
+  </w:abstractNum>
+  <w:abstractNum w:abstractNumId="9">
+    <w:nsid w:val="9239341B"/>
+    <w:multiLevelType w:val="singleLevel"/>
+    <w:tmpl w:val="9239341B"/>
+    <w:lvl w:ilvl="0" w:tentative="0">
+      <w:start w:val="0"/>
+      <w:numFmt w:val="bullet"/>
+      <w:lvlText w:val="￮"/>
+      <w:lvlJc w:val="left"/>
+      <w:rPr>
+        <w:color w:val="3370FF"/>
+      </w:rPr>
+    </w:lvl>
+  </w:abstractNum>
+  <w:abstractNum w:abstractNumId="10">
+    <w:nsid w:val="9288B902"/>
+    <w:multiLevelType w:val="singleLevel"/>
+    <w:tmpl w:val="9288B902"/>
+    <w:lvl w:ilvl="0" w:tentative="0">
+      <w:start w:val="0"/>
+      <w:numFmt w:val="bullet"/>
+      <w:lvlText w:val="￮"/>
+      <w:lvlJc w:val="left"/>
+      <w:rPr>
+        <w:color w:val="3370FF"/>
+      </w:rPr>
+    </w:lvl>
+  </w:abstractNum>
+  <w:abstractNum w:abstractNumId="11">
+    <w:nsid w:val="9377BC45"/>
+    <w:multiLevelType w:val="singleLevel"/>
+    <w:tmpl w:val="9377BC45"/>
+    <w:lvl w:ilvl="0" w:tentative="0">
+      <w:start w:val="2"/>
+      <w:numFmt w:val="decimal"/>
+      <w:lvlText w:val="%1."/>
+      <w:lvlJc w:val="left"/>
+      <w:rPr>
+        <w:color w:val="3370FF"/>
+      </w:rPr>
+    </w:lvl>
+  </w:abstractNum>
+  <w:abstractNum w:abstractNumId="12">
+    <w:nsid w:val="9ACF65A0"/>
+    <w:multiLevelType w:val="singleLevel"/>
+    <w:tmpl w:val="9ACF65A0"/>
+    <w:lvl w:ilvl="0" w:tentative="0">
       <w:start w:val="1"/>
       <w:numFmt w:val="decimal"/>
-      <w:suff w:val="tab"/>
       <w:lvlText w:val="%1."/>
-      <w:rPr>
-        <w:color w:val="3370ff"/>
-      </w:rPr>
-    </w:lvl>
-  </w:abstractNum>
-  <w:abstractNum w:abstractNumId="198954">
-    <w:lvl>
-      <w:numFmt w:val="bullet"/>
-      <w:suff w:val="tab"/>
-      <w:lvlText w:val="￮"/>
-      <w:rPr>
-        <w:color w:val="3370ff"/>
-      </w:rPr>
-    </w:lvl>
-  </w:abstractNum>
-  <w:abstractNum w:abstractNumId="198955">
-    <w:lvl>
-      <w:numFmt w:val="bullet"/>
-      <w:suff w:val="tab"/>
-      <w:lvlText w:val="￮"/>
-      <w:rPr>
-        <w:color w:val="3370ff"/>
-      </w:rPr>
-    </w:lvl>
-  </w:abstractNum>
-  <w:abstractNum w:abstractNumId="198956">
-    <w:lvl>
-      <w:numFmt w:val="bullet"/>
-      <w:suff w:val="tab"/>
-      <w:lvlText w:val="￮"/>
-      <w:rPr>
-        <w:color w:val="3370ff"/>
-      </w:rPr>
-    </w:lvl>
-  </w:abstractNum>
-  <w:abstractNum w:abstractNumId="198957">
-    <w:lvl>
-      <w:numFmt w:val="bullet"/>
-      <w:suff w:val="tab"/>
-      <w:lvlText w:val="￮"/>
-      <w:rPr>
-        <w:color w:val="3370ff"/>
-      </w:rPr>
-    </w:lvl>
-  </w:abstractNum>
-  <w:abstractNum w:abstractNumId="198958">
-    <w:lvl>
+      <w:lvlJc w:val="left"/>
+      <w:rPr>
+        <w:color w:val="3370FF"/>
+      </w:rPr>
+    </w:lvl>
+  </w:abstractNum>
+  <w:abstractNum w:abstractNumId="13">
+    <w:nsid w:val="9C11E984"/>
+    <w:multiLevelType w:val="singleLevel"/>
+    <w:tmpl w:val="9C11E984"/>
+    <w:lvl w:ilvl="0" w:tentative="0">
+      <w:start w:val="0"/>
+      <w:numFmt w:val="bullet"/>
+      <w:lvlText w:val="•"/>
+      <w:lvlJc w:val="left"/>
+      <w:rPr>
+        <w:color w:val="3370FF"/>
+      </w:rPr>
+    </w:lvl>
+  </w:abstractNum>
+  <w:abstractNum w:abstractNumId="14">
+    <w:nsid w:val="9C8AC8EF"/>
+    <w:multiLevelType w:val="singleLevel"/>
+    <w:tmpl w:val="9C8AC8EF"/>
+    <w:lvl w:ilvl="0" w:tentative="0">
+      <w:start w:val="0"/>
+      <w:numFmt w:val="bullet"/>
+      <w:lvlText w:val="￮"/>
+      <w:lvlJc w:val="left"/>
+      <w:rPr>
+        <w:color w:val="3370FF"/>
+      </w:rPr>
+    </w:lvl>
+  </w:abstractNum>
+  <w:abstractNum w:abstractNumId="15">
+    <w:nsid w:val="9D5D7490"/>
+    <w:multiLevelType w:val="singleLevel"/>
+    <w:tmpl w:val="9D5D7490"/>
+    <w:lvl w:ilvl="0" w:tentative="0">
+      <w:start w:val="0"/>
+      <w:numFmt w:val="bullet"/>
+      <w:lvlText w:val="￮"/>
+      <w:lvlJc w:val="left"/>
+      <w:rPr>
+        <w:color w:val="3370FF"/>
+      </w:rPr>
+    </w:lvl>
+  </w:abstractNum>
+  <w:abstractNum w:abstractNumId="16">
+    <w:nsid w:val="A0C93552"/>
+    <w:multiLevelType w:val="singleLevel"/>
+    <w:tmpl w:val="A0C93552"/>
+    <w:lvl w:ilvl="0" w:tentative="0">
+      <w:start w:val="3"/>
+      <w:numFmt w:val="decimal"/>
+      <w:lvlText w:val="%1."/>
+      <w:lvlJc w:val="left"/>
+      <w:rPr>
+        <w:color w:val="3370FF"/>
+      </w:rPr>
+    </w:lvl>
+  </w:abstractNum>
+  <w:abstractNum w:abstractNumId="17">
+    <w:nsid w:val="A0F05207"/>
+    <w:multiLevelType w:val="singleLevel"/>
+    <w:tmpl w:val="A0F05207"/>
+    <w:lvl w:ilvl="0" w:tentative="0">
+      <w:start w:val="0"/>
+      <w:numFmt w:val="bullet"/>
+      <w:lvlText w:val="￮"/>
+      <w:lvlJc w:val="left"/>
+      <w:rPr>
+        <w:color w:val="3370FF"/>
+      </w:rPr>
+    </w:lvl>
+  </w:abstractNum>
+  <w:abstractNum w:abstractNumId="18">
+    <w:nsid w:val="A9AC3AA7"/>
+    <w:multiLevelType w:val="singleLevel"/>
+    <w:tmpl w:val="A9AC3AA7"/>
+    <w:lvl w:ilvl="0" w:tentative="0">
+      <w:start w:val="0"/>
+      <w:numFmt w:val="bullet"/>
+      <w:lvlText w:val="•"/>
+      <w:lvlJc w:val="left"/>
+      <w:rPr>
+        <w:color w:val="3370FF"/>
+      </w:rPr>
+    </w:lvl>
+  </w:abstractNum>
+  <w:abstractNum w:abstractNumId="19">
+    <w:nsid w:val="AAF3F3FA"/>
+    <w:multiLevelType w:val="singleLevel"/>
+    <w:tmpl w:val="AAF3F3FA"/>
+    <w:lvl w:ilvl="0" w:tentative="0">
+      <w:start w:val="0"/>
+      <w:numFmt w:val="bullet"/>
+      <w:lvlText w:val="￮"/>
+      <w:lvlJc w:val="left"/>
+      <w:rPr>
+        <w:color w:val="3370FF"/>
+      </w:rPr>
+    </w:lvl>
+  </w:abstractNum>
+  <w:abstractNum w:abstractNumId="20">
+    <w:nsid w:val="B0ED9BEA"/>
+    <w:multiLevelType w:val="singleLevel"/>
+    <w:tmpl w:val="B0ED9BEA"/>
+    <w:lvl w:ilvl="0" w:tentative="0">
+      <w:start w:val="0"/>
+      <w:numFmt w:val="bullet"/>
+      <w:lvlText w:val="￮"/>
+      <w:lvlJc w:val="left"/>
+      <w:rPr>
+        <w:color w:val="3370FF"/>
+      </w:rPr>
+    </w:lvl>
+  </w:abstractNum>
+  <w:abstractNum w:abstractNumId="21">
+    <w:nsid w:val="B0F1ACD9"/>
+    <w:multiLevelType w:val="singleLevel"/>
+    <w:tmpl w:val="B0F1ACD9"/>
+    <w:lvl w:ilvl="0" w:tentative="0">
+      <w:start w:val="0"/>
+      <w:numFmt w:val="bullet"/>
+      <w:lvlText w:val="￮"/>
+      <w:lvlJc w:val="left"/>
+      <w:rPr>
+        <w:color w:val="3370FF"/>
+      </w:rPr>
+    </w:lvl>
+  </w:abstractNum>
+  <w:abstractNum w:abstractNumId="22">
+    <w:nsid w:val="B23A94A9"/>
+    <w:multiLevelType w:val="singleLevel"/>
+    <w:tmpl w:val="B23A94A9"/>
+    <w:lvl w:ilvl="0" w:tentative="0">
+      <w:start w:val="3"/>
+      <w:numFmt w:val="decimal"/>
+      <w:lvlText w:val="%1."/>
+      <w:lvlJc w:val="left"/>
+      <w:rPr>
+        <w:color w:val="3370FF"/>
+      </w:rPr>
+    </w:lvl>
+  </w:abstractNum>
+  <w:abstractNum w:abstractNumId="23">
+    <w:nsid w:val="B53F3350"/>
+    <w:multiLevelType w:val="singleLevel"/>
+    <w:tmpl w:val="B53F3350"/>
+    <w:lvl w:ilvl="0" w:tentative="0">
+      <w:start w:val="1"/>
+      <w:numFmt w:val="decimal"/>
+      <w:lvlText w:val="%1."/>
+      <w:lvlJc w:val="left"/>
+      <w:rPr>
+        <w:color w:val="3370FF"/>
+      </w:rPr>
+    </w:lvl>
+  </w:abstractNum>
+  <w:abstractNum w:abstractNumId="24">
+    <w:nsid w:val="B5E306ED"/>
+    <w:multiLevelType w:val="singleLevel"/>
+    <w:tmpl w:val="B5E306ED"/>
+    <w:lvl w:ilvl="0" w:tentative="0">
+      <w:start w:val="0"/>
+      <w:numFmt w:val="bullet"/>
+      <w:lvlText w:val="•"/>
+      <w:lvlJc w:val="left"/>
+      <w:rPr>
+        <w:color w:val="3370FF"/>
+      </w:rPr>
+    </w:lvl>
+  </w:abstractNum>
+  <w:abstractNum w:abstractNumId="25">
+    <w:nsid w:val="B88D21A8"/>
+    <w:multiLevelType w:val="singleLevel"/>
+    <w:tmpl w:val="B88D21A8"/>
+    <w:lvl w:ilvl="0" w:tentative="0">
+      <w:start w:val="4"/>
+      <w:numFmt w:val="decimal"/>
+      <w:lvlText w:val="%1."/>
+      <w:lvlJc w:val="left"/>
+      <w:rPr>
+        <w:color w:val="3370FF"/>
+      </w:rPr>
+    </w:lvl>
+  </w:abstractNum>
+  <w:abstractNum w:abstractNumId="26">
+    <w:nsid w:val="B8CEF35B"/>
+    <w:multiLevelType w:val="singleLevel"/>
+    <w:tmpl w:val="B8CEF35B"/>
+    <w:lvl w:ilvl="0" w:tentative="0">
+      <w:start w:val="0"/>
+      <w:numFmt w:val="bullet"/>
+      <w:lvlText w:val="￮"/>
+      <w:lvlJc w:val="left"/>
+      <w:rPr>
+        <w:color w:val="3370FF"/>
+      </w:rPr>
+    </w:lvl>
+  </w:abstractNum>
+  <w:abstractNum w:abstractNumId="27">
+    <w:nsid w:val="BB64CFA9"/>
+    <w:multiLevelType w:val="singleLevel"/>
+    <w:tmpl w:val="BB64CFA9"/>
+    <w:lvl w:ilvl="0" w:tentative="0">
+      <w:start w:val="0"/>
+      <w:numFmt w:val="bullet"/>
+      <w:lvlText w:val="￮"/>
+      <w:lvlJc w:val="left"/>
+      <w:rPr>
+        <w:color w:val="3370FF"/>
+      </w:rPr>
+    </w:lvl>
+  </w:abstractNum>
+  <w:abstractNum w:abstractNumId="28">
+    <w:nsid w:val="BCECA0B4"/>
+    <w:multiLevelType w:val="singleLevel"/>
+    <w:tmpl w:val="BCECA0B4"/>
+    <w:lvl w:ilvl="0" w:tentative="0">
+      <w:start w:val="0"/>
+      <w:numFmt w:val="bullet"/>
+      <w:lvlText w:val="￮"/>
+      <w:lvlJc w:val="left"/>
+      <w:rPr>
+        <w:color w:val="3370FF"/>
+      </w:rPr>
+    </w:lvl>
+  </w:abstractNum>
+  <w:abstractNum w:abstractNumId="29">
+    <w:nsid w:val="BDA1395C"/>
+    <w:multiLevelType w:val="singleLevel"/>
+    <w:tmpl w:val="BDA1395C"/>
+    <w:lvl w:ilvl="0" w:tentative="0">
+      <w:start w:val="0"/>
+      <w:numFmt w:val="bullet"/>
+      <w:lvlText w:val="￮"/>
+      <w:lvlJc w:val="left"/>
+      <w:rPr>
+        <w:color w:val="3370FF"/>
+      </w:rPr>
+    </w:lvl>
+  </w:abstractNum>
+  <w:abstractNum w:abstractNumId="30">
+    <w:nsid w:val="BE8A4F4C"/>
+    <w:multiLevelType w:val="singleLevel"/>
+    <w:tmpl w:val="BE8A4F4C"/>
+    <w:lvl w:ilvl="0" w:tentative="0">
+      <w:start w:val="0"/>
+      <w:numFmt w:val="bullet"/>
+      <w:lvlText w:val="￮"/>
+      <w:lvlJc w:val="left"/>
+      <w:rPr>
+        <w:color w:val="3370FF"/>
+      </w:rPr>
+    </w:lvl>
+  </w:abstractNum>
+  <w:abstractNum w:abstractNumId="31">
+    <w:nsid w:val="BE923771"/>
+    <w:multiLevelType w:val="singleLevel"/>
+    <w:tmpl w:val="BE923771"/>
+    <w:lvl w:ilvl="0" w:tentative="0">
+      <w:start w:val="1"/>
+      <w:numFmt w:val="decimal"/>
+      <w:lvlText w:val="%1."/>
+      <w:lvlJc w:val="left"/>
+      <w:rPr>
+        <w:color w:val="3370FF"/>
+      </w:rPr>
+    </w:lvl>
+  </w:abstractNum>
+  <w:abstractNum w:abstractNumId="32">
+    <w:nsid w:val="BF205925"/>
+    <w:multiLevelType w:val="singleLevel"/>
+    <w:tmpl w:val="BF205925"/>
+    <w:lvl w:ilvl="0" w:tentative="0">
+      <w:start w:val="0"/>
+      <w:numFmt w:val="bullet"/>
+      <w:lvlText w:val="•"/>
+      <w:lvlJc w:val="left"/>
+      <w:rPr>
+        <w:color w:val="3370FF"/>
+      </w:rPr>
+    </w:lvl>
+  </w:abstractNum>
+  <w:abstractNum w:abstractNumId="33">
+    <w:nsid w:val="C0915F4F"/>
+    <w:multiLevelType w:val="singleLevel"/>
+    <w:tmpl w:val="C0915F4F"/>
+    <w:lvl w:ilvl="0" w:tentative="0">
+      <w:start w:val="0"/>
+      <w:numFmt w:val="bullet"/>
+      <w:lvlText w:val="￮"/>
+      <w:lvlJc w:val="left"/>
+      <w:rPr>
+        <w:color w:val="3370FF"/>
+      </w:rPr>
+    </w:lvl>
+  </w:abstractNum>
+  <w:abstractNum w:abstractNumId="34">
+    <w:nsid w:val="C4E0D24A"/>
+    <w:multiLevelType w:val="singleLevel"/>
+    <w:tmpl w:val="C4E0D24A"/>
+    <w:lvl w:ilvl="0" w:tentative="0">
+      <w:start w:val="0"/>
+      <w:numFmt w:val="bullet"/>
+      <w:lvlText w:val="￮"/>
+      <w:lvlJc w:val="left"/>
+      <w:rPr>
+        <w:color w:val="3370FF"/>
+      </w:rPr>
+    </w:lvl>
+  </w:abstractNum>
+  <w:abstractNum w:abstractNumId="35">
+    <w:nsid w:val="C8879AEF"/>
+    <w:multiLevelType w:val="singleLevel"/>
+    <w:tmpl w:val="C8879AEF"/>
+    <w:lvl w:ilvl="0" w:tentative="0">
+      <w:start w:val="0"/>
+      <w:numFmt w:val="bullet"/>
+      <w:lvlText w:val="￮"/>
+      <w:lvlJc w:val="left"/>
+      <w:rPr>
+        <w:color w:val="3370FF"/>
+      </w:rPr>
+    </w:lvl>
+  </w:abstractNum>
+  <w:abstractNum w:abstractNumId="36">
+    <w:nsid w:val="CF092B84"/>
+    <w:multiLevelType w:val="singleLevel"/>
+    <w:tmpl w:val="CF092B84"/>
+    <w:lvl w:ilvl="0" w:tentative="0">
+      <w:start w:val="0"/>
+      <w:numFmt w:val="bullet"/>
+      <w:lvlText w:val="•"/>
+      <w:lvlJc w:val="left"/>
+      <w:rPr>
+        <w:color w:val="3370FF"/>
+      </w:rPr>
+    </w:lvl>
+  </w:abstractNum>
+  <w:abstractNum w:abstractNumId="37">
+    <w:nsid w:val="D1EB1714"/>
+    <w:multiLevelType w:val="singleLevel"/>
+    <w:tmpl w:val="D1EB1714"/>
+    <w:lvl w:ilvl="0" w:tentative="0">
+      <w:start w:val="0"/>
+      <w:numFmt w:val="bullet"/>
+      <w:lvlText w:val="•"/>
+      <w:lvlJc w:val="left"/>
+      <w:rPr>
+        <w:color w:val="3370FF"/>
+      </w:rPr>
+    </w:lvl>
+  </w:abstractNum>
+  <w:abstractNum w:abstractNumId="38">
+    <w:nsid w:val="D7D140E4"/>
+    <w:multiLevelType w:val="singleLevel"/>
+    <w:tmpl w:val="D7D140E4"/>
+    <w:lvl w:ilvl="0" w:tentative="0">
+      <w:start w:val="0"/>
+      <w:numFmt w:val="bullet"/>
+      <w:lvlText w:val="￮"/>
+      <w:lvlJc w:val="left"/>
+      <w:rPr>
+        <w:color w:val="3370FF"/>
+      </w:rPr>
+    </w:lvl>
+  </w:abstractNum>
+  <w:abstractNum w:abstractNumId="39">
+    <w:nsid w:val="D7F9FE59"/>
+    <w:multiLevelType w:val="singleLevel"/>
+    <w:tmpl w:val="D7F9FE59"/>
+    <w:lvl w:ilvl="0" w:tentative="0">
+      <w:start w:val="3"/>
+      <w:numFmt w:val="decimal"/>
+      <w:lvlText w:val="%1."/>
+      <w:lvlJc w:val="left"/>
+      <w:rPr>
+        <w:color w:val="3370FF"/>
+      </w:rPr>
+    </w:lvl>
+  </w:abstractNum>
+  <w:abstractNum w:abstractNumId="40">
+    <w:nsid w:val="DAD3A854"/>
+    <w:multiLevelType w:val="singleLevel"/>
+    <w:tmpl w:val="DAD3A854"/>
+    <w:lvl w:ilvl="0" w:tentative="0">
+      <w:start w:val="0"/>
+      <w:numFmt w:val="bullet"/>
+      <w:lvlText w:val="￮"/>
+      <w:lvlJc w:val="left"/>
+      <w:rPr>
+        <w:color w:val="3370FF"/>
+      </w:rPr>
+    </w:lvl>
+  </w:abstractNum>
+  <w:abstractNum w:abstractNumId="41">
+    <w:nsid w:val="DCBA6B53"/>
+    <w:multiLevelType w:val="singleLevel"/>
+    <w:tmpl w:val="DCBA6B53"/>
+    <w:lvl w:ilvl="0" w:tentative="0">
+      <w:start w:val="0"/>
+      <w:numFmt w:val="bullet"/>
+      <w:lvlText w:val="￮"/>
+      <w:lvlJc w:val="left"/>
+      <w:rPr>
+        <w:color w:val="3370FF"/>
+      </w:rPr>
+    </w:lvl>
+  </w:abstractNum>
+  <w:abstractNum w:abstractNumId="42">
+    <w:nsid w:val="E0294EC7"/>
+    <w:multiLevelType w:val="singleLevel"/>
+    <w:tmpl w:val="E0294EC7"/>
+    <w:lvl w:ilvl="0" w:tentative="0">
+      <w:start w:val="0"/>
+      <w:numFmt w:val="bullet"/>
+      <w:lvlText w:val="•"/>
+      <w:lvlJc w:val="left"/>
+      <w:rPr>
+        <w:color w:val="3370FF"/>
+      </w:rPr>
+    </w:lvl>
+  </w:abstractNum>
+  <w:abstractNum w:abstractNumId="43">
+    <w:nsid w:val="E093A4B0"/>
+    <w:multiLevelType w:val="singleLevel"/>
+    <w:tmpl w:val="E093A4B0"/>
+    <w:lvl w:ilvl="0" w:tentative="0">
+      <w:start w:val="0"/>
+      <w:numFmt w:val="bullet"/>
+      <w:lvlText w:val="￮"/>
+      <w:lvlJc w:val="left"/>
+      <w:rPr>
+        <w:color w:val="3370FF"/>
+      </w:rPr>
+    </w:lvl>
+  </w:abstractNum>
+  <w:abstractNum w:abstractNumId="44">
+    <w:nsid w:val="E504947C"/>
+    <w:multiLevelType w:val="singleLevel"/>
+    <w:tmpl w:val="E504947C"/>
+    <w:lvl w:ilvl="0" w:tentative="0">
+      <w:start w:val="0"/>
+      <w:numFmt w:val="bullet"/>
+      <w:lvlText w:val="￮"/>
+      <w:lvlJc w:val="left"/>
+      <w:rPr>
+        <w:color w:val="3370FF"/>
+      </w:rPr>
+    </w:lvl>
+  </w:abstractNum>
+  <w:abstractNum w:abstractNumId="45">
+    <w:nsid w:val="E7B27C5B"/>
+    <w:multiLevelType w:val="singleLevel"/>
+    <w:tmpl w:val="E7B27C5B"/>
+    <w:lvl w:ilvl="0" w:tentative="0">
+      <w:start w:val="0"/>
+      <w:numFmt w:val="bullet"/>
+      <w:lvlText w:val="￮"/>
+      <w:lvlJc w:val="left"/>
+      <w:rPr>
+        <w:color w:val="3370FF"/>
+      </w:rPr>
+    </w:lvl>
+  </w:abstractNum>
+  <w:abstractNum w:abstractNumId="46">
+    <w:nsid w:val="F0E89278"/>
+    <w:multiLevelType w:val="singleLevel"/>
+    <w:tmpl w:val="F0E89278"/>
+    <w:lvl w:ilvl="0" w:tentative="0">
+      <w:start w:val="0"/>
+      <w:numFmt w:val="bullet"/>
+      <w:lvlText w:val="￮"/>
+      <w:lvlJc w:val="left"/>
+      <w:rPr>
+        <w:color w:val="3370FF"/>
+      </w:rPr>
+    </w:lvl>
+  </w:abstractNum>
+  <w:abstractNum w:abstractNumId="47">
+    <w:nsid w:val="F4B5D9F5"/>
+    <w:multiLevelType w:val="singleLevel"/>
+    <w:tmpl w:val="F4B5D9F5"/>
+    <w:lvl w:ilvl="0" w:tentative="0">
+      <w:start w:val="0"/>
+      <w:numFmt w:val="bullet"/>
+      <w:lvlText w:val="￮"/>
+      <w:lvlJc w:val="left"/>
+      <w:rPr>
+        <w:color w:val="3370FF"/>
+      </w:rPr>
+    </w:lvl>
+  </w:abstractNum>
+  <w:abstractNum w:abstractNumId="48">
+    <w:nsid w:val="F585BF25"/>
+    <w:multiLevelType w:val="singleLevel"/>
+    <w:tmpl w:val="F585BF25"/>
+    <w:lvl w:ilvl="0" w:tentative="0">
+      <w:start w:val="0"/>
+      <w:numFmt w:val="bullet"/>
+      <w:lvlText w:val="•"/>
+      <w:lvlJc w:val="left"/>
+      <w:rPr>
+        <w:color w:val="3370FF"/>
+      </w:rPr>
+    </w:lvl>
+  </w:abstractNum>
+  <w:abstractNum w:abstractNumId="49">
+    <w:nsid w:val="F689643B"/>
+    <w:multiLevelType w:val="singleLevel"/>
+    <w:tmpl w:val="F689643B"/>
+    <w:lvl w:ilvl="0" w:tentative="0">
+      <w:start w:val="1"/>
+      <w:numFmt w:val="decimal"/>
+      <w:lvlText w:val="%1."/>
+      <w:lvlJc w:val="left"/>
+      <w:rPr>
+        <w:color w:val="3370FF"/>
+      </w:rPr>
+    </w:lvl>
+  </w:abstractNum>
+  <w:abstractNum w:abstractNumId="50">
+    <w:nsid w:val="F7735DC9"/>
+    <w:multiLevelType w:val="singleLevel"/>
+    <w:tmpl w:val="F7735DC9"/>
+    <w:lvl w:ilvl="0" w:tentative="0">
+      <w:start w:val="0"/>
+      <w:numFmt w:val="bullet"/>
+      <w:lvlText w:val="￮"/>
+      <w:lvlJc w:val="left"/>
+      <w:rPr>
+        <w:color w:val="3370FF"/>
+      </w:rPr>
+    </w:lvl>
+  </w:abstractNum>
+  <w:abstractNum w:abstractNumId="51">
+    <w:nsid w:val="FEC2EA36"/>
+    <w:multiLevelType w:val="singleLevel"/>
+    <w:tmpl w:val="FEC2EA36"/>
+    <w:lvl w:ilvl="0" w:tentative="0">
+      <w:start w:val="0"/>
+      <w:numFmt w:val="bullet"/>
+      <w:lvlText w:val="￮"/>
+      <w:lvlJc w:val="left"/>
+      <w:rPr>
+        <w:color w:val="3370FF"/>
+      </w:rPr>
+    </w:lvl>
+  </w:abstractNum>
+  <w:abstractNum w:abstractNumId="52">
+    <w:nsid w:val="0053208E"/>
+    <w:multiLevelType w:val="singleLevel"/>
+    <w:tmpl w:val="0053208E"/>
+    <w:lvl w:ilvl="0" w:tentative="0">
+      <w:start w:val="0"/>
+      <w:numFmt w:val="bullet"/>
+      <w:lvlText w:val="•"/>
+      <w:lvlJc w:val="left"/>
+      <w:rPr>
+        <w:color w:val="3370FF"/>
+      </w:rPr>
+    </w:lvl>
+  </w:abstractNum>
+  <w:abstractNum w:abstractNumId="53">
+    <w:nsid w:val="01836A6D"/>
+    <w:multiLevelType w:val="singleLevel"/>
+    <w:tmpl w:val="01836A6D"/>
+    <w:lvl w:ilvl="0" w:tentative="0">
+      <w:start w:val="4"/>
+      <w:numFmt w:val="decimal"/>
+      <w:lvlText w:val="%1."/>
+      <w:lvlJc w:val="left"/>
+      <w:rPr>
+        <w:color w:val="3370FF"/>
+      </w:rPr>
+    </w:lvl>
+  </w:abstractNum>
+  <w:abstractNum w:abstractNumId="54">
+    <w:nsid w:val="0248C179"/>
+    <w:multiLevelType w:val="singleLevel"/>
+    <w:tmpl w:val="0248C179"/>
+    <w:lvl w:ilvl="0" w:tentative="0">
+      <w:start w:val="1"/>
+      <w:numFmt w:val="decimal"/>
+      <w:lvlText w:val="%1."/>
+      <w:lvlJc w:val="left"/>
+      <w:rPr>
+        <w:color w:val="3370FF"/>
+      </w:rPr>
+    </w:lvl>
+  </w:abstractNum>
+  <w:abstractNum w:abstractNumId="55">
+    <w:nsid w:val="03A63A41"/>
+    <w:multiLevelType w:val="singleLevel"/>
+    <w:tmpl w:val="03A63A41"/>
+    <w:lvl w:ilvl="0" w:tentative="0">
+      <w:start w:val="0"/>
+      <w:numFmt w:val="bullet"/>
+      <w:lvlText w:val="￮"/>
+      <w:lvlJc w:val="left"/>
+      <w:rPr>
+        <w:color w:val="3370FF"/>
+      </w:rPr>
+    </w:lvl>
+  </w:abstractNum>
+  <w:abstractNum w:abstractNumId="56">
+    <w:nsid w:val="03D62ECE"/>
+    <w:multiLevelType w:val="singleLevel"/>
+    <w:tmpl w:val="03D62ECE"/>
+    <w:lvl w:ilvl="0" w:tentative="0">
+      <w:start w:val="0"/>
+      <w:numFmt w:val="bullet"/>
+      <w:lvlText w:val="•"/>
+      <w:lvlJc w:val="left"/>
+      <w:rPr>
+        <w:color w:val="3370FF"/>
+      </w:rPr>
+    </w:lvl>
+  </w:abstractNum>
+  <w:abstractNum w:abstractNumId="57">
+    <w:nsid w:val="0709FD3E"/>
+    <w:multiLevelType w:val="singleLevel"/>
+    <w:tmpl w:val="0709FD3E"/>
+    <w:lvl w:ilvl="0" w:tentative="0">
+      <w:start w:val="0"/>
+      <w:numFmt w:val="bullet"/>
+      <w:lvlText w:val="￮"/>
+      <w:lvlJc w:val="left"/>
+      <w:rPr>
+        <w:color w:val="3370FF"/>
+      </w:rPr>
+    </w:lvl>
+  </w:abstractNum>
+  <w:abstractNum w:abstractNumId="58">
+    <w:nsid w:val="0CEF100B"/>
+    <w:multiLevelType w:val="singleLevel"/>
+    <w:tmpl w:val="0CEF100B"/>
+    <w:lvl w:ilvl="0" w:tentative="0">
+      <w:start w:val="0"/>
+      <w:numFmt w:val="bullet"/>
+      <w:lvlText w:val="￮"/>
+      <w:lvlJc w:val="left"/>
+      <w:rPr>
+        <w:color w:val="3370FF"/>
+      </w:rPr>
+    </w:lvl>
+  </w:abstractNum>
+  <w:abstractNum w:abstractNumId="59">
+    <w:nsid w:val="0E640482"/>
+    <w:multiLevelType w:val="singleLevel"/>
+    <w:tmpl w:val="0E640482"/>
+    <w:lvl w:ilvl="0" w:tentative="0">
+      <w:start w:val="0"/>
+      <w:numFmt w:val="bullet"/>
+      <w:lvlText w:val="￮"/>
+      <w:lvlJc w:val="left"/>
+      <w:rPr>
+        <w:color w:val="3370FF"/>
+      </w:rPr>
+    </w:lvl>
+  </w:abstractNum>
+  <w:abstractNum w:abstractNumId="60">
+    <w:nsid w:val="0F9F9CCA"/>
+    <w:multiLevelType w:val="singleLevel"/>
+    <w:tmpl w:val="0F9F9CCA"/>
+    <w:lvl w:ilvl="0" w:tentative="0">
+      <w:start w:val="0"/>
+      <w:numFmt w:val="bullet"/>
+      <w:lvlText w:val="￮"/>
+      <w:lvlJc w:val="left"/>
+      <w:rPr>
+        <w:color w:val="3370FF"/>
+      </w:rPr>
+    </w:lvl>
+  </w:abstractNum>
+  <w:abstractNum w:abstractNumId="61">
+    <w:nsid w:val="10D591E5"/>
+    <w:multiLevelType w:val="singleLevel"/>
+    <w:tmpl w:val="10D591E5"/>
+    <w:lvl w:ilvl="0" w:tentative="0">
+      <w:start w:val="0"/>
+      <w:numFmt w:val="bullet"/>
+      <w:lvlText w:val="•"/>
+      <w:lvlJc w:val="left"/>
+      <w:rPr>
+        <w:color w:val="3370FF"/>
+      </w:rPr>
+    </w:lvl>
+  </w:abstractNum>
+  <w:abstractNum w:abstractNumId="62">
+    <w:nsid w:val="12EADF99"/>
+    <w:multiLevelType w:val="singleLevel"/>
+    <w:tmpl w:val="12EADF99"/>
+    <w:lvl w:ilvl="0" w:tentative="0">
+      <w:start w:val="0"/>
+      <w:numFmt w:val="bullet"/>
+      <w:lvlText w:val="￮"/>
+      <w:lvlJc w:val="left"/>
+      <w:rPr>
+        <w:color w:val="3370FF"/>
+      </w:rPr>
+    </w:lvl>
+  </w:abstractNum>
+  <w:abstractNum w:abstractNumId="63">
+    <w:nsid w:val="1450273B"/>
+    <w:multiLevelType w:val="singleLevel"/>
+    <w:tmpl w:val="1450273B"/>
+    <w:lvl w:ilvl="0" w:tentative="0">
+      <w:start w:val="0"/>
+      <w:numFmt w:val="bullet"/>
+      <w:lvlText w:val="￮"/>
+      <w:lvlJc w:val="left"/>
+      <w:rPr>
+        <w:color w:val="3370FF"/>
+      </w:rPr>
+    </w:lvl>
+  </w:abstractNum>
+  <w:abstractNum w:abstractNumId="64">
+    <w:nsid w:val="18F74015"/>
+    <w:multiLevelType w:val="singleLevel"/>
+    <w:tmpl w:val="18F74015"/>
+    <w:lvl w:ilvl="0" w:tentative="0">
+      <w:start w:val="0"/>
+      <w:numFmt w:val="bullet"/>
+      <w:lvlText w:val="￮"/>
+      <w:lvlJc w:val="left"/>
+      <w:rPr>
+        <w:color w:val="3370FF"/>
+      </w:rPr>
+    </w:lvl>
+  </w:abstractNum>
+  <w:abstractNum w:abstractNumId="65">
+    <w:nsid w:val="1ACDE60F"/>
+    <w:multiLevelType w:val="singleLevel"/>
+    <w:tmpl w:val="1ACDE60F"/>
+    <w:lvl w:ilvl="0" w:tentative="0">
+      <w:start w:val="0"/>
+      <w:numFmt w:val="bullet"/>
+      <w:lvlText w:val="￮"/>
+      <w:lvlJc w:val="left"/>
+      <w:rPr>
+        <w:color w:val="3370FF"/>
+      </w:rPr>
+    </w:lvl>
+  </w:abstractNum>
+  <w:abstractNum w:abstractNumId="66">
+    <w:nsid w:val="1AD50295"/>
+    <w:multiLevelType w:val="singleLevel"/>
+    <w:tmpl w:val="1AD50295"/>
+    <w:lvl w:ilvl="0" w:tentative="0">
+      <w:start w:val="0"/>
+      <w:numFmt w:val="bullet"/>
+      <w:lvlText w:val="•"/>
+      <w:lvlJc w:val="left"/>
+      <w:rPr>
+        <w:color w:val="3370FF"/>
+      </w:rPr>
+    </w:lvl>
+  </w:abstractNum>
+  <w:abstractNum w:abstractNumId="67">
+    <w:nsid w:val="1BCBBCF0"/>
+    <w:multiLevelType w:val="singleLevel"/>
+    <w:tmpl w:val="1BCBBCF0"/>
+    <w:lvl w:ilvl="0" w:tentative="0">
+      <w:start w:val="3"/>
+      <w:numFmt w:val="decimal"/>
+      <w:lvlText w:val="%1."/>
+      <w:lvlJc w:val="left"/>
+      <w:rPr>
+        <w:color w:val="3370FF"/>
+      </w:rPr>
+    </w:lvl>
+  </w:abstractNum>
+  <w:abstractNum w:abstractNumId="68">
+    <w:nsid w:val="1C257C7B"/>
+    <w:multiLevelType w:val="singleLevel"/>
+    <w:tmpl w:val="1C257C7B"/>
+    <w:lvl w:ilvl="0" w:tentative="0">
+      <w:start w:val="0"/>
+      <w:numFmt w:val="bullet"/>
+      <w:lvlText w:val="￮"/>
+      <w:lvlJc w:val="left"/>
+      <w:rPr>
+        <w:color w:val="3370FF"/>
+      </w:rPr>
+    </w:lvl>
+  </w:abstractNum>
+  <w:abstractNum w:abstractNumId="69">
+    <w:nsid w:val="23E97754"/>
+    <w:multiLevelType w:val="singleLevel"/>
+    <w:tmpl w:val="23E97754"/>
+    <w:lvl w:ilvl="0" w:tentative="0">
+      <w:start w:val="0"/>
+      <w:numFmt w:val="bullet"/>
+      <w:lvlText w:val="￮"/>
+      <w:lvlJc w:val="left"/>
+      <w:rPr>
+        <w:color w:val="3370FF"/>
+      </w:rPr>
+    </w:lvl>
+  </w:abstractNum>
+  <w:abstractNum w:abstractNumId="70">
+    <w:nsid w:val="243FCF68"/>
+    <w:multiLevelType w:val="singleLevel"/>
+    <w:tmpl w:val="243FCF68"/>
+    <w:lvl w:ilvl="0" w:tentative="0">
+      <w:start w:val="0"/>
+      <w:numFmt w:val="bullet"/>
+      <w:lvlText w:val="￮"/>
+      <w:lvlJc w:val="left"/>
+      <w:rPr>
+        <w:color w:val="3370FF"/>
+      </w:rPr>
+    </w:lvl>
+  </w:abstractNum>
+  <w:abstractNum w:abstractNumId="71">
+    <w:nsid w:val="2470EC97"/>
+    <w:multiLevelType w:val="singleLevel"/>
+    <w:tmpl w:val="2470EC97"/>
+    <w:lvl w:ilvl="0" w:tentative="0">
+      <w:start w:val="0"/>
+      <w:numFmt w:val="bullet"/>
+      <w:lvlText w:val="￮"/>
+      <w:lvlJc w:val="left"/>
+      <w:rPr>
+        <w:color w:val="3370FF"/>
+      </w:rPr>
+    </w:lvl>
+  </w:abstractNum>
+  <w:abstractNum w:abstractNumId="72">
+    <w:nsid w:val="25B654F3"/>
+    <w:multiLevelType w:val="singleLevel"/>
+    <w:tmpl w:val="25B654F3"/>
+    <w:lvl w:ilvl="0" w:tentative="0">
+      <w:start w:val="0"/>
+      <w:numFmt w:val="bullet"/>
+      <w:lvlText w:val="•"/>
+      <w:lvlJc w:val="left"/>
+      <w:rPr>
+        <w:color w:val="3370FF"/>
+      </w:rPr>
+    </w:lvl>
+  </w:abstractNum>
+  <w:abstractNum w:abstractNumId="73">
+    <w:nsid w:val="2A8F537B"/>
+    <w:multiLevelType w:val="singleLevel"/>
+    <w:tmpl w:val="2A8F537B"/>
+    <w:lvl w:ilvl="0" w:tentative="0">
+      <w:start w:val="0"/>
+      <w:numFmt w:val="bullet"/>
+      <w:lvlText w:val="￮"/>
+      <w:lvlJc w:val="left"/>
+      <w:rPr>
+        <w:color w:val="3370FF"/>
+      </w:rPr>
+    </w:lvl>
+  </w:abstractNum>
+  <w:abstractNum w:abstractNumId="74">
+    <w:nsid w:val="2F2D79CE"/>
+    <w:multiLevelType w:val="singleLevel"/>
+    <w:tmpl w:val="2F2D79CE"/>
+    <w:lvl w:ilvl="0" w:tentative="0">
+      <w:start w:val="0"/>
+      <w:numFmt w:val="bullet"/>
+      <w:lvlText w:val="￮"/>
+      <w:lvlJc w:val="left"/>
+      <w:rPr>
+        <w:color w:val="3370FF"/>
+      </w:rPr>
+    </w:lvl>
+  </w:abstractNum>
+  <w:abstractNum w:abstractNumId="75">
+    <w:nsid w:val="30A0AC00"/>
+    <w:multiLevelType w:val="singleLevel"/>
+    <w:tmpl w:val="30A0AC00"/>
+    <w:lvl w:ilvl="0" w:tentative="0">
+      <w:start w:val="0"/>
+      <w:numFmt w:val="bullet"/>
+      <w:lvlText w:val="￮"/>
+      <w:lvlJc w:val="left"/>
+      <w:rPr>
+        <w:color w:val="3370FF"/>
+      </w:rPr>
+    </w:lvl>
+  </w:abstractNum>
+  <w:abstractNum w:abstractNumId="76">
+    <w:nsid w:val="30FC5B15"/>
+    <w:multiLevelType w:val="singleLevel"/>
+    <w:tmpl w:val="30FC5B15"/>
+    <w:lvl w:ilvl="0" w:tentative="0">
+      <w:start w:val="0"/>
+      <w:numFmt w:val="bullet"/>
+      <w:lvlText w:val="￮"/>
+      <w:lvlJc w:val="left"/>
+      <w:rPr>
+        <w:color w:val="3370FF"/>
+      </w:rPr>
+    </w:lvl>
+  </w:abstractNum>
+  <w:abstractNum w:abstractNumId="77">
+    <w:nsid w:val="322D85CA"/>
+    <w:multiLevelType w:val="singleLevel"/>
+    <w:tmpl w:val="322D85CA"/>
+    <w:lvl w:ilvl="0" w:tentative="0">
+      <w:start w:val="0"/>
+      <w:numFmt w:val="bullet"/>
+      <w:lvlText w:val="￮"/>
+      <w:lvlJc w:val="left"/>
+      <w:rPr>
+        <w:color w:val="3370FF"/>
+      </w:rPr>
+    </w:lvl>
+  </w:abstractNum>
+  <w:abstractNum w:abstractNumId="78">
+    <w:nsid w:val="32A7AF2D"/>
+    <w:multiLevelType w:val="singleLevel"/>
+    <w:tmpl w:val="32A7AF2D"/>
+    <w:lvl w:ilvl="0" w:tentative="0">
+      <w:start w:val="4"/>
+      <w:numFmt w:val="decimal"/>
+      <w:lvlText w:val="%1."/>
+      <w:lvlJc w:val="left"/>
+      <w:rPr>
+        <w:color w:val="3370FF"/>
+      </w:rPr>
+    </w:lvl>
+  </w:abstractNum>
+  <w:abstractNum w:abstractNumId="79">
+    <w:nsid w:val="35E83B33"/>
+    <w:multiLevelType w:val="singleLevel"/>
+    <w:tmpl w:val="35E83B33"/>
+    <w:lvl w:ilvl="0" w:tentative="0">
       <w:start w:val="2"/>
       <w:numFmt w:val="decimal"/>
-      <w:suff w:val="tab"/>
       <w:lvlText w:val="%1."/>
-      <w:rPr>
-        <w:color w:val="3370ff"/>
-      </w:rPr>
-    </w:lvl>
-  </w:abstractNum>
-  <w:abstractNum w:abstractNumId="198959">
-    <w:lvl>
-      <w:numFmt w:val="bullet"/>
-      <w:suff w:val="tab"/>
-      <w:lvlText w:val="￮"/>
-      <w:rPr>
-        <w:color w:val="3370ff"/>
-      </w:rPr>
-    </w:lvl>
-  </w:abstractNum>
-  <w:abstractNum w:abstractNumId="198960">
-    <w:lvl>
-      <w:numFmt w:val="bullet"/>
-      <w:suff w:val="tab"/>
-      <w:lvlText w:val="￮"/>
-      <w:rPr>
-        <w:color w:val="3370ff"/>
-      </w:rPr>
-    </w:lvl>
-  </w:abstractNum>
-  <w:abstractNum w:abstractNumId="198961">
-    <w:lvl>
-      <w:numFmt w:val="bullet"/>
-      <w:suff w:val="tab"/>
-      <w:lvlText w:val="￮"/>
-      <w:rPr>
-        <w:color w:val="3370ff"/>
-      </w:rPr>
-    </w:lvl>
-  </w:abstractNum>
-  <w:abstractNum w:abstractNumId="198962">
-    <w:lvl>
+      <w:lvlJc w:val="left"/>
+      <w:rPr>
+        <w:color w:val="3370FF"/>
+      </w:rPr>
+    </w:lvl>
+  </w:abstractNum>
+  <w:abstractNum w:abstractNumId="80">
+    <w:nsid w:val="39A0D9AC"/>
+    <w:multiLevelType w:val="singleLevel"/>
+    <w:tmpl w:val="39A0D9AC"/>
+    <w:lvl w:ilvl="0" w:tentative="0">
+      <w:start w:val="0"/>
+      <w:numFmt w:val="bullet"/>
+      <w:lvlText w:val="￮"/>
+      <w:lvlJc w:val="left"/>
+      <w:rPr>
+        <w:color w:val="3370FF"/>
+      </w:rPr>
+    </w:lvl>
+  </w:abstractNum>
+  <w:abstractNum w:abstractNumId="81">
+    <w:nsid w:val="3B8127DF"/>
+    <w:multiLevelType w:val="singleLevel"/>
+    <w:tmpl w:val="3B8127DF"/>
+    <w:lvl w:ilvl="0" w:tentative="0">
+      <w:start w:val="0"/>
+      <w:numFmt w:val="bullet"/>
+      <w:lvlText w:val="￮"/>
+      <w:lvlJc w:val="left"/>
+      <w:rPr>
+        <w:color w:val="3370FF"/>
+      </w:rPr>
+    </w:lvl>
+  </w:abstractNum>
+  <w:abstractNum w:abstractNumId="82">
+    <w:nsid w:val="40B249F9"/>
+    <w:multiLevelType w:val="singleLevel"/>
+    <w:tmpl w:val="40B249F9"/>
+    <w:lvl w:ilvl="0" w:tentative="0">
+      <w:start w:val="0"/>
+      <w:numFmt w:val="bullet"/>
+      <w:lvlText w:val="￮"/>
+      <w:lvlJc w:val="left"/>
+      <w:rPr>
+        <w:color w:val="3370FF"/>
+      </w:rPr>
+    </w:lvl>
+  </w:abstractNum>
+  <w:abstractNum w:abstractNumId="83">
+    <w:nsid w:val="46A08BB8"/>
+    <w:multiLevelType w:val="singleLevel"/>
+    <w:tmpl w:val="46A08BB8"/>
+    <w:lvl w:ilvl="0" w:tentative="0">
+      <w:start w:val="4"/>
+      <w:numFmt w:val="decimal"/>
+      <w:lvlText w:val="%1."/>
+      <w:lvlJc w:val="left"/>
+      <w:rPr>
+        <w:color w:val="3370FF"/>
+      </w:rPr>
+    </w:lvl>
+  </w:abstractNum>
+  <w:abstractNum w:abstractNumId="84">
+    <w:nsid w:val="4A51D704"/>
+    <w:multiLevelType w:val="singleLevel"/>
+    <w:tmpl w:val="4A51D704"/>
+    <w:lvl w:ilvl="0" w:tentative="0">
+      <w:start w:val="0"/>
+      <w:numFmt w:val="bullet"/>
+      <w:lvlText w:val="•"/>
+      <w:lvlJc w:val="left"/>
+      <w:rPr>
+        <w:color w:val="3370FF"/>
+      </w:rPr>
+    </w:lvl>
+  </w:abstractNum>
+  <w:abstractNum w:abstractNumId="85">
+    <w:nsid w:val="4C1BAE26"/>
+    <w:multiLevelType w:val="singleLevel"/>
+    <w:tmpl w:val="4C1BAE26"/>
+    <w:lvl w:ilvl="0" w:tentative="0">
+      <w:start w:val="0"/>
+      <w:numFmt w:val="bullet"/>
+      <w:lvlText w:val="￮"/>
+      <w:lvlJc w:val="left"/>
+      <w:rPr>
+        <w:color w:val="3370FF"/>
+      </w:rPr>
+    </w:lvl>
+  </w:abstractNum>
+  <w:abstractNum w:abstractNumId="86">
+    <w:nsid w:val="4C3D7A74"/>
+    <w:multiLevelType w:val="singleLevel"/>
+    <w:tmpl w:val="4C3D7A74"/>
+    <w:lvl w:ilvl="0" w:tentative="0">
+      <w:start w:val="0"/>
+      <w:numFmt w:val="bullet"/>
+      <w:lvlText w:val="￮"/>
+      <w:lvlJc w:val="left"/>
+      <w:rPr>
+        <w:color w:val="3370FF"/>
+      </w:rPr>
+    </w:lvl>
+  </w:abstractNum>
+  <w:abstractNum w:abstractNumId="87">
+    <w:nsid w:val="4CD1E351"/>
+    <w:multiLevelType w:val="singleLevel"/>
+    <w:tmpl w:val="4CD1E351"/>
+    <w:lvl w:ilvl="0" w:tentative="0">
+      <w:start w:val="0"/>
+      <w:numFmt w:val="bullet"/>
+      <w:lvlText w:val="•"/>
+      <w:lvlJc w:val="left"/>
+      <w:rPr>
+        <w:color w:val="3370FF"/>
+      </w:rPr>
+    </w:lvl>
+  </w:abstractNum>
+  <w:abstractNum w:abstractNumId="88">
+    <w:nsid w:val="4D4DC07F"/>
+    <w:multiLevelType w:val="singleLevel"/>
+    <w:tmpl w:val="4D4DC07F"/>
+    <w:lvl w:ilvl="0" w:tentative="0">
+      <w:start w:val="2"/>
+      <w:numFmt w:val="decimal"/>
+      <w:lvlText w:val="%1."/>
+      <w:lvlJc w:val="left"/>
+      <w:rPr>
+        <w:color w:val="3370FF"/>
+      </w:rPr>
+    </w:lvl>
+  </w:abstractNum>
+  <w:abstractNum w:abstractNumId="89">
+    <w:nsid w:val="4D94DA66"/>
+    <w:multiLevelType w:val="singleLevel"/>
+    <w:tmpl w:val="4D94DA66"/>
+    <w:lvl w:ilvl="0" w:tentative="0">
       <w:start w:val="3"/>
       <w:numFmt w:val="decimal"/>
-      <w:suff w:val="tab"/>
       <w:lvlText w:val="%1."/>
-      <w:rPr>
-        <w:color w:val="3370ff"/>
-      </w:rPr>
-    </w:lvl>
-  </w:abstractNum>
-  <w:abstractNum w:abstractNumId="198963">
-    <w:lvl>
-      <w:numFmt w:val="bullet"/>
-      <w:suff w:val="tab"/>
-      <w:lvlText w:val="￮"/>
-      <w:rPr>
-        <w:color w:val="3370ff"/>
-      </w:rPr>
-    </w:lvl>
-  </w:abstractNum>
-  <w:abstractNum w:abstractNumId="198964">
-    <w:lvl>
-      <w:numFmt w:val="bullet"/>
-      <w:suff w:val="tab"/>
-      <w:lvlText w:val="￮"/>
-      <w:rPr>
-        <w:color w:val="3370ff"/>
-      </w:rPr>
-    </w:lvl>
-  </w:abstractNum>
-  <w:abstractNum w:abstractNumId="198965">
-    <w:lvl>
-      <w:numFmt w:val="bullet"/>
-      <w:suff w:val="tab"/>
-      <w:lvlText w:val="￮"/>
-      <w:rPr>
-        <w:color w:val="3370ff"/>
-      </w:rPr>
-    </w:lvl>
-  </w:abstractNum>
-  <w:abstractNum w:abstractNumId="198966">
-    <w:lvl>
-      <w:numFmt w:val="bullet"/>
-      <w:suff w:val="tab"/>
-      <w:lvlText w:val="￮"/>
-      <w:rPr>
-        <w:color w:val="3370ff"/>
-      </w:rPr>
-    </w:lvl>
-  </w:abstractNum>
-  <w:abstractNum w:abstractNumId="198967">
-    <w:lvl>
+      <w:lvlJc w:val="left"/>
+      <w:rPr>
+        <w:color w:val="3370FF"/>
+      </w:rPr>
+    </w:lvl>
+  </w:abstractNum>
+  <w:abstractNum w:abstractNumId="90">
+    <w:nsid w:val="58765686"/>
+    <w:multiLevelType w:val="singleLevel"/>
+    <w:tmpl w:val="58765686"/>
+    <w:lvl w:ilvl="0" w:tentative="0">
+      <w:start w:val="2"/>
+      <w:numFmt w:val="decimal"/>
+      <w:lvlText w:val="%1."/>
+      <w:lvlJc w:val="left"/>
+      <w:rPr>
+        <w:color w:val="3370FF"/>
+      </w:rPr>
+    </w:lvl>
+  </w:abstractNum>
+  <w:abstractNum w:abstractNumId="91">
+    <w:nsid w:val="59ADCABA"/>
+    <w:multiLevelType w:val="singleLevel"/>
+    <w:tmpl w:val="59ADCABA"/>
+    <w:lvl w:ilvl="0" w:tentative="0">
+      <w:start w:val="0"/>
+      <w:numFmt w:val="bullet"/>
+      <w:lvlText w:val="•"/>
+      <w:lvlJc w:val="left"/>
+      <w:rPr>
+        <w:color w:val="3370FF"/>
+      </w:rPr>
+    </w:lvl>
+  </w:abstractNum>
+  <w:abstractNum w:abstractNumId="92">
+    <w:nsid w:val="59EEFD2A"/>
+    <w:multiLevelType w:val="singleLevel"/>
+    <w:tmpl w:val="59EEFD2A"/>
+    <w:lvl w:ilvl="0" w:tentative="0">
+      <w:start w:val="0"/>
+      <w:numFmt w:val="bullet"/>
+      <w:lvlText w:val="￮"/>
+      <w:lvlJc w:val="left"/>
+      <w:rPr>
+        <w:color w:val="3370FF"/>
+      </w:rPr>
+    </w:lvl>
+  </w:abstractNum>
+  <w:abstractNum w:abstractNumId="93">
+    <w:nsid w:val="5A241D34"/>
+    <w:multiLevelType w:val="singleLevel"/>
+    <w:tmpl w:val="5A241D34"/>
+    <w:lvl w:ilvl="0" w:tentative="0">
+      <w:start w:val="0"/>
+      <w:numFmt w:val="bullet"/>
+      <w:lvlText w:val="￮"/>
+      <w:lvlJc w:val="left"/>
+      <w:rPr>
+        <w:color w:val="3370FF"/>
+      </w:rPr>
+    </w:lvl>
+  </w:abstractNum>
+  <w:abstractNum w:abstractNumId="94">
+    <w:nsid w:val="5E29AB5A"/>
+    <w:multiLevelType w:val="singleLevel"/>
+    <w:tmpl w:val="5E29AB5A"/>
+    <w:lvl w:ilvl="0" w:tentative="0">
+      <w:start w:val="1"/>
+      <w:numFmt w:val="decimal"/>
+      <w:lvlText w:val="%1."/>
+      <w:lvlJc w:val="left"/>
+      <w:rPr>
+        <w:color w:val="3370FF"/>
+      </w:rPr>
+    </w:lvl>
+  </w:abstractNum>
+  <w:abstractNum w:abstractNumId="95">
+    <w:nsid w:val="5FFFB1A7"/>
+    <w:multiLevelType w:val="singleLevel"/>
+    <w:tmpl w:val="5FFFB1A7"/>
+    <w:lvl w:ilvl="0" w:tentative="0">
+      <w:start w:val="2"/>
+      <w:numFmt w:val="decimal"/>
+      <w:lvlText w:val="%1."/>
+      <w:lvlJc w:val="left"/>
+      <w:rPr>
+        <w:color w:val="3370FF"/>
+      </w:rPr>
+    </w:lvl>
+  </w:abstractNum>
+  <w:abstractNum w:abstractNumId="96">
+    <w:nsid w:val="60382F6E"/>
+    <w:multiLevelType w:val="singleLevel"/>
+    <w:tmpl w:val="60382F6E"/>
+    <w:lvl w:ilvl="0" w:tentative="0">
+      <w:start w:val="0"/>
+      <w:numFmt w:val="bullet"/>
+      <w:lvlText w:val="￮"/>
+      <w:lvlJc w:val="left"/>
+      <w:rPr>
+        <w:color w:val="3370FF"/>
+      </w:rPr>
+    </w:lvl>
+  </w:abstractNum>
+  <w:abstractNum w:abstractNumId="97">
+    <w:nsid w:val="610EFE5C"/>
+    <w:multiLevelType w:val="singleLevel"/>
+    <w:tmpl w:val="610EFE5C"/>
+    <w:lvl w:ilvl="0" w:tentative="0">
+      <w:start w:val="1"/>
+      <w:numFmt w:val="decimal"/>
+      <w:lvlText w:val="%1."/>
+      <w:lvlJc w:val="left"/>
+      <w:rPr>
+        <w:color w:val="3370FF"/>
+      </w:rPr>
+    </w:lvl>
+  </w:abstractNum>
+  <w:abstractNum w:abstractNumId="98">
+    <w:nsid w:val="629F7852"/>
+    <w:multiLevelType w:val="singleLevel"/>
+    <w:tmpl w:val="629F7852"/>
+    <w:lvl w:ilvl="0" w:tentative="0">
+      <w:start w:val="0"/>
+      <w:numFmt w:val="bullet"/>
+      <w:lvlText w:val="￮"/>
+      <w:lvlJc w:val="left"/>
+      <w:rPr>
+        <w:color w:val="3370FF"/>
+      </w:rPr>
+    </w:lvl>
+  </w:abstractNum>
+  <w:abstractNum w:abstractNumId="99">
+    <w:nsid w:val="65CD0074"/>
+    <w:multiLevelType w:val="singleLevel"/>
+    <w:tmpl w:val="65CD0074"/>
+    <w:lvl w:ilvl="0" w:tentative="0">
+      <w:start w:val="3"/>
+      <w:numFmt w:val="decimal"/>
+      <w:lvlText w:val="%1."/>
+      <w:lvlJc w:val="left"/>
+      <w:rPr>
+        <w:color w:val="3370FF"/>
+      </w:rPr>
+    </w:lvl>
+  </w:abstractNum>
+  <w:abstractNum w:abstractNumId="100">
+    <w:nsid w:val="68B298F7"/>
+    <w:multiLevelType w:val="singleLevel"/>
+    <w:tmpl w:val="68B298F7"/>
+    <w:lvl w:ilvl="0" w:tentative="0">
+      <w:start w:val="0"/>
+      <w:numFmt w:val="bullet"/>
+      <w:lvlText w:val="•"/>
+      <w:lvlJc w:val="left"/>
+      <w:rPr>
+        <w:color w:val="3370FF"/>
+      </w:rPr>
+    </w:lvl>
+  </w:abstractNum>
+  <w:abstractNum w:abstractNumId="101">
+    <w:nsid w:val="700FDCEF"/>
+    <w:multiLevelType w:val="singleLevel"/>
+    <w:tmpl w:val="700FDCEF"/>
+    <w:lvl w:ilvl="0" w:tentative="0">
+      <w:start w:val="2"/>
+      <w:numFmt w:val="decimal"/>
+      <w:lvlText w:val="%1."/>
+      <w:lvlJc w:val="left"/>
+      <w:rPr>
+        <w:color w:val="3370FF"/>
+      </w:rPr>
+    </w:lvl>
+  </w:abstractNum>
+  <w:abstractNum w:abstractNumId="102">
+    <w:nsid w:val="72183CF9"/>
+    <w:multiLevelType w:val="singleLevel"/>
+    <w:tmpl w:val="72183CF9"/>
+    <w:lvl w:ilvl="0" w:tentative="0">
+      <w:start w:val="0"/>
+      <w:numFmt w:val="bullet"/>
+      <w:lvlText w:val="•"/>
+      <w:lvlJc w:val="left"/>
+      <w:rPr>
+        <w:color w:val="3370FF"/>
+      </w:rPr>
+    </w:lvl>
+  </w:abstractNum>
+  <w:abstractNum w:abstractNumId="103">
+    <w:nsid w:val="74C28B35"/>
+    <w:multiLevelType w:val="singleLevel"/>
+    <w:tmpl w:val="74C28B35"/>
+    <w:lvl w:ilvl="0" w:tentative="0">
+      <w:start w:val="0"/>
+      <w:numFmt w:val="bullet"/>
+      <w:lvlText w:val="￮"/>
+      <w:lvlJc w:val="left"/>
+      <w:rPr>
+        <w:color w:val="3370FF"/>
+      </w:rPr>
+    </w:lvl>
+  </w:abstractNum>
+  <w:abstractNum w:abstractNumId="104">
+    <w:nsid w:val="77633216"/>
+    <w:multiLevelType w:val="singleLevel"/>
+    <w:tmpl w:val="77633216"/>
+    <w:lvl w:ilvl="0" w:tentative="0">
+      <w:start w:val="0"/>
+      <w:numFmt w:val="bullet"/>
+      <w:lvlText w:val="￮"/>
+      <w:lvlJc w:val="left"/>
+      <w:rPr>
+        <w:color w:val="3370FF"/>
+      </w:rPr>
+    </w:lvl>
+  </w:abstractNum>
+  <w:abstractNum w:abstractNumId="105">
+    <w:nsid w:val="77ECEA79"/>
+    <w:multiLevelType w:val="singleLevel"/>
+    <w:tmpl w:val="77ECEA79"/>
+    <w:lvl w:ilvl="0" w:tentative="0">
+      <w:start w:val="0"/>
+      <w:numFmt w:val="bullet"/>
+      <w:lvlText w:val="￮"/>
+      <w:lvlJc w:val="left"/>
+      <w:rPr>
+        <w:color w:val="3370FF"/>
+      </w:rPr>
+    </w:lvl>
+  </w:abstractNum>
+  <w:abstractNum w:abstractNumId="106">
+    <w:nsid w:val="79AA4FA4"/>
+    <w:multiLevelType w:val="singleLevel"/>
+    <w:tmpl w:val="79AA4FA4"/>
+    <w:lvl w:ilvl="0" w:tentative="0">
       <w:start w:val="4"/>
       <w:numFmt w:val="decimal"/>
-      <w:suff w:val="tab"/>
       <w:lvlText w:val="%1."/>
-      <w:rPr>
-        <w:color w:val="3370ff"/>
-      </w:rPr>
-    </w:lvl>
-  </w:abstractNum>
-  <w:abstractNum w:abstractNumId="198968">
-    <w:lvl>
-      <w:numFmt w:val="bullet"/>
-      <w:suff w:val="tab"/>
-      <w:lvlText w:val="￮"/>
-      <w:rPr>
-        <w:color w:val="3370ff"/>
-      </w:rPr>
-    </w:lvl>
-  </w:abstractNum>
-  <w:abstractNum w:abstractNumId="198969">
-    <w:lvl>
-      <w:numFmt w:val="bullet"/>
-      <w:suff w:val="tab"/>
-      <w:lvlText w:val="￮"/>
-      <w:rPr>
-        <w:color w:val="3370ff"/>
-      </w:rPr>
-    </w:lvl>
-  </w:abstractNum>
-  <w:abstractNum w:abstractNumId="198970">
-    <w:lvl>
-      <w:numFmt w:val="bullet"/>
-      <w:suff w:val="tab"/>
-      <w:lvlText w:val="￮"/>
-      <w:rPr>
-        <w:color w:val="3370ff"/>
-      </w:rPr>
-    </w:lvl>
-  </w:abstractNum>
-  <w:abstractNum w:abstractNumId="198971">
-    <w:lvl>
-      <w:start w:val="1"/>
-      <w:numFmt w:val="decimal"/>
-      <w:suff w:val="tab"/>
-      <w:lvlText w:val="%1."/>
-      <w:rPr>
-        <w:color w:val="3370ff"/>
-      </w:rPr>
-    </w:lvl>
-  </w:abstractNum>
-  <w:abstractNum w:abstractNumId="198972">
-    <w:lvl>
-      <w:numFmt w:val="bullet"/>
-      <w:suff w:val="tab"/>
-      <w:lvlText w:val="￮"/>
-      <w:rPr>
-        <w:color w:val="3370ff"/>
-      </w:rPr>
-    </w:lvl>
-  </w:abstractNum>
-  <w:abstractNum w:abstractNumId="198973">
-    <w:lvl>
-      <w:numFmt w:val="bullet"/>
-      <w:suff w:val="tab"/>
-      <w:lvlText w:val="￮"/>
-      <w:rPr>
-        <w:color w:val="3370ff"/>
-      </w:rPr>
-    </w:lvl>
-  </w:abstractNum>
-  <w:abstractNum w:abstractNumId="198974">
-    <w:lvl>
-      <w:numFmt w:val="bullet"/>
-      <w:suff w:val="tab"/>
-      <w:lvlText w:val="￮"/>
-      <w:rPr>
-        <w:color w:val="3370ff"/>
-      </w:rPr>
-    </w:lvl>
-  </w:abstractNum>
-  <w:abstractNum w:abstractNumId="198975">
-    <w:lvl>
-      <w:numFmt w:val="bullet"/>
-      <w:suff w:val="tab"/>
-      <w:lvlText w:val="￮"/>
-      <w:rPr>
-        <w:color w:val="3370ff"/>
-      </w:rPr>
-    </w:lvl>
-  </w:abstractNum>
-  <w:abstractNum w:abstractNumId="198976">
-    <w:lvl>
-      <w:start w:val="2"/>
-      <w:numFmt w:val="decimal"/>
-      <w:suff w:val="tab"/>
-      <w:lvlText w:val="%1."/>
-      <w:rPr>
-        <w:color w:val="3370ff"/>
-      </w:rPr>
-    </w:lvl>
-  </w:abstractNum>
-  <w:abstractNum w:abstractNumId="198977">
-    <w:lvl>
-      <w:numFmt w:val="bullet"/>
-      <w:suff w:val="tab"/>
-      <w:lvlText w:val="￮"/>
-      <w:rPr>
-        <w:color w:val="3370ff"/>
-      </w:rPr>
-    </w:lvl>
-  </w:abstractNum>
-  <w:abstractNum w:abstractNumId="198978">
-    <w:lvl>
-      <w:numFmt w:val="bullet"/>
-      <w:suff w:val="tab"/>
-      <w:lvlText w:val="￮"/>
-      <w:rPr>
-        <w:color w:val="3370ff"/>
-      </w:rPr>
-    </w:lvl>
-  </w:abstractNum>
-  <w:abstractNum w:abstractNumId="198979">
-    <w:lvl>
-      <w:numFmt w:val="bullet"/>
-      <w:suff w:val="tab"/>
-      <w:lvlText w:val="￮"/>
-      <w:rPr>
-        <w:color w:val="3370ff"/>
-      </w:rPr>
-    </w:lvl>
-  </w:abstractNum>
-  <w:abstractNum w:abstractNumId="198980">
-    <w:lvl>
-      <w:start w:val="3"/>
-      <w:numFmt w:val="decimal"/>
-      <w:suff w:val="tab"/>
-      <w:lvlText w:val="%1."/>
-      <w:rPr>
-        <w:color w:val="3370ff"/>
-      </w:rPr>
-    </w:lvl>
-  </w:abstractNum>
-  <w:abstractNum w:abstractNumId="198981">
-    <w:lvl>
-      <w:numFmt w:val="bullet"/>
-      <w:suff w:val="tab"/>
-      <w:lvlText w:val="￮"/>
-      <w:rPr>
-        <w:color w:val="3370ff"/>
-      </w:rPr>
-    </w:lvl>
-  </w:abstractNum>
-  <w:abstractNum w:abstractNumId="198982">
-    <w:lvl>
-      <w:numFmt w:val="bullet"/>
-      <w:suff w:val="tab"/>
-      <w:lvlText w:val="￮"/>
-      <w:rPr>
-        <w:color w:val="3370ff"/>
-      </w:rPr>
-    </w:lvl>
-  </w:abstractNum>
-  <w:abstractNum w:abstractNumId="198983">
-    <w:lvl>
-      <w:numFmt w:val="bullet"/>
-      <w:suff w:val="tab"/>
-      <w:lvlText w:val="￮"/>
-      <w:rPr>
-        <w:color w:val="3370ff"/>
-      </w:rPr>
-    </w:lvl>
-  </w:abstractNum>
-  <w:abstractNum w:abstractNumId="198984">
-    <w:lvl>
-      <w:start w:val="4"/>
-      <w:numFmt w:val="decimal"/>
-      <w:suff w:val="tab"/>
-      <w:lvlText w:val="%1."/>
-      <w:rPr>
-        <w:color w:val="3370ff"/>
-      </w:rPr>
-    </w:lvl>
-  </w:abstractNum>
-  <w:abstractNum w:abstractNumId="198985">
-    <w:lvl>
-      <w:numFmt w:val="bullet"/>
-      <w:suff w:val="tab"/>
-      <w:lvlText w:val="￮"/>
-      <w:rPr>
-        <w:color w:val="3370ff"/>
-      </w:rPr>
-    </w:lvl>
-  </w:abstractNum>
-  <w:abstractNum w:abstractNumId="198986">
-    <w:lvl>
-      <w:numFmt w:val="bullet"/>
-      <w:suff w:val="tab"/>
-      <w:lvlText w:val="￮"/>
-      <w:rPr>
-        <w:color w:val="3370ff"/>
-      </w:rPr>
-    </w:lvl>
-  </w:abstractNum>
-  <w:abstractNum w:abstractNumId="198987">
-    <w:lvl>
-      <w:numFmt w:val="bullet"/>
-      <w:suff w:val="tab"/>
-      <w:lvlText w:val="￮"/>
-      <w:rPr>
-        <w:color w:val="3370ff"/>
-      </w:rPr>
-    </w:lvl>
-  </w:abstractNum>
-  <w:abstractNum w:abstractNumId="198988">
-    <w:lvl>
-      <w:start w:val="1"/>
-      <w:numFmt w:val="decimal"/>
-      <w:suff w:val="tab"/>
-      <w:lvlText w:val="%1."/>
-      <w:rPr>
-        <w:color w:val="3370ff"/>
-      </w:rPr>
-    </w:lvl>
-  </w:abstractNum>
-  <w:abstractNum w:abstractNumId="198989">
-    <w:lvl>
-      <w:numFmt w:val="bullet"/>
-      <w:suff w:val="tab"/>
-      <w:lvlText w:val="￮"/>
-      <w:rPr>
-        <w:color w:val="3370ff"/>
-      </w:rPr>
-    </w:lvl>
-  </w:abstractNum>
-  <w:abstractNum w:abstractNumId="198990">
-    <w:lvl>
-      <w:numFmt w:val="bullet"/>
-      <w:suff w:val="tab"/>
-      <w:lvlText w:val="￮"/>
-      <w:rPr>
-        <w:color w:val="3370ff"/>
-      </w:rPr>
-    </w:lvl>
-  </w:abstractNum>
-  <w:abstractNum w:abstractNumId="198991">
-    <w:lvl>
-      <w:numFmt w:val="bullet"/>
-      <w:suff w:val="tab"/>
-      <w:lvlText w:val="￮"/>
-      <w:rPr>
-        <w:color w:val="3370ff"/>
-      </w:rPr>
-    </w:lvl>
-  </w:abstractNum>
-  <w:abstractNum w:abstractNumId="198992">
-    <w:lvl>
-      <w:start w:val="2"/>
-      <w:numFmt w:val="decimal"/>
-      <w:suff w:val="tab"/>
-      <w:lvlText w:val="%1."/>
-      <w:rPr>
-        <w:color w:val="3370ff"/>
-      </w:rPr>
-    </w:lvl>
-  </w:abstractNum>
-  <w:abstractNum w:abstractNumId="198993">
-    <w:lvl>
-      <w:numFmt w:val="bullet"/>
-      <w:suff w:val="tab"/>
-      <w:lvlText w:val="￮"/>
-      <w:rPr>
-        <w:color w:val="3370ff"/>
-      </w:rPr>
-    </w:lvl>
-  </w:abstractNum>
-  <w:abstractNum w:abstractNumId="198994">
-    <w:lvl>
-      <w:numFmt w:val="bullet"/>
-      <w:suff w:val="tab"/>
-      <w:lvlText w:val="￮"/>
-      <w:rPr>
-        <w:color w:val="3370ff"/>
-      </w:rPr>
-    </w:lvl>
-  </w:abstractNum>
-  <w:abstractNum w:abstractNumId="198995">
-    <w:lvl>
-      <w:numFmt w:val="bullet"/>
-      <w:suff w:val="tab"/>
-      <w:lvlText w:val="￮"/>
-      <w:rPr>
-        <w:color w:val="3370ff"/>
-      </w:rPr>
-    </w:lvl>
-  </w:abstractNum>
-  <w:abstractNum w:abstractNumId="198996">
-    <w:lvl>
-      <w:start w:val="3"/>
-      <w:numFmt w:val="decimal"/>
-      <w:suff w:val="tab"/>
-      <w:lvlText w:val="%1."/>
-      <w:rPr>
-        <w:color w:val="3370ff"/>
-      </w:rPr>
-    </w:lvl>
-  </w:abstractNum>
-  <w:abstractNum w:abstractNumId="198997">
-    <w:lvl>
-      <w:numFmt w:val="bullet"/>
-      <w:suff w:val="tab"/>
-      <w:lvlText w:val="￮"/>
-      <w:rPr>
-        <w:color w:val="3370ff"/>
-      </w:rPr>
-    </w:lvl>
-  </w:abstractNum>
-  <w:abstractNum w:abstractNumId="198998">
-    <w:lvl>
-      <w:numFmt w:val="bullet"/>
-      <w:suff w:val="tab"/>
-      <w:lvlText w:val="￮"/>
-      <w:rPr>
-        <w:color w:val="3370ff"/>
-      </w:rPr>
-    </w:lvl>
-  </w:abstractNum>
-  <w:abstractNum w:abstractNumId="198999">
-    <w:lvl>
-      <w:numFmt w:val="bullet"/>
-      <w:suff w:val="tab"/>
-      <w:lvlText w:val="￮"/>
-      <w:rPr>
-        <w:color w:val="3370ff"/>
-      </w:rPr>
-    </w:lvl>
-  </w:abstractNum>
-  <w:abstractNum w:abstractNumId="199000">
-    <w:lvl>
-      <w:start w:val="4"/>
-      <w:numFmt w:val="decimal"/>
-      <w:suff w:val="tab"/>
-      <w:lvlText w:val="%1."/>
-      <w:rPr>
-        <w:color w:val="3370ff"/>
-      </w:rPr>
-    </w:lvl>
-  </w:abstractNum>
-  <w:abstractNum w:abstractNumId="199001">
-    <w:lvl>
-      <w:numFmt w:val="bullet"/>
-      <w:suff w:val="tab"/>
-      <w:lvlText w:val="￮"/>
-      <w:rPr>
-        <w:color w:val="3370ff"/>
-      </w:rPr>
-    </w:lvl>
-  </w:abstractNum>
-  <w:abstractNum w:abstractNumId="199002">
-    <w:lvl>
-      <w:numFmt w:val="bullet"/>
-      <w:suff w:val="tab"/>
-      <w:lvlText w:val="￮"/>
-      <w:rPr>
-        <w:color w:val="3370ff"/>
-      </w:rPr>
-    </w:lvl>
-  </w:abstractNum>
-  <w:abstractNum w:abstractNumId="199003">
-    <w:lvl>
-      <w:numFmt w:val="bullet"/>
-      <w:suff w:val="tab"/>
-      <w:lvlText w:val="￮"/>
-      <w:rPr>
-        <w:color w:val="3370ff"/>
-      </w:rPr>
-    </w:lvl>
-  </w:abstractNum>
-  <w:abstractNum w:abstractNumId="199004">
-    <w:lvl>
-      <w:start w:val="1"/>
-      <w:numFmt w:val="decimal"/>
-      <w:suff w:val="tab"/>
-      <w:lvlText w:val="%1."/>
-      <w:rPr>
-        <w:color w:val="3370ff"/>
-      </w:rPr>
-    </w:lvl>
-  </w:abstractNum>
-  <w:abstractNum w:abstractNumId="199005">
-    <w:lvl>
-      <w:numFmt w:val="bullet"/>
-      <w:suff w:val="tab"/>
-      <w:lvlText w:val="￮"/>
-      <w:rPr>
-        <w:color w:val="3370ff"/>
-      </w:rPr>
-    </w:lvl>
-  </w:abstractNum>
-  <w:abstractNum w:abstractNumId="199006">
-    <w:lvl>
-      <w:numFmt w:val="bullet"/>
-      <w:suff w:val="tab"/>
-      <w:lvlText w:val="￮"/>
-      <w:rPr>
-        <w:color w:val="3370ff"/>
-      </w:rPr>
-    </w:lvl>
-  </w:abstractNum>
-  <w:abstractNum w:abstractNumId="199007">
-    <w:lvl>
-      <w:start w:val="2"/>
-      <w:numFmt w:val="decimal"/>
-      <w:suff w:val="tab"/>
-      <w:lvlText w:val="%1."/>
-      <w:rPr>
-        <w:color w:val="3370ff"/>
-      </w:rPr>
-    </w:lvl>
-  </w:abstractNum>
-  <w:abstractNum w:abstractNumId="199008">
-    <w:lvl>
-      <w:numFmt w:val="bullet"/>
-      <w:suff w:val="tab"/>
-      <w:lvlText w:val="￮"/>
-      <w:rPr>
-        <w:color w:val="3370ff"/>
-      </w:rPr>
-    </w:lvl>
-  </w:abstractNum>
-  <w:abstractNum w:abstractNumId="199009">
-    <w:lvl>
-      <w:numFmt w:val="bullet"/>
-      <w:suff w:val="tab"/>
-      <w:lvlText w:val="￮"/>
-      <w:rPr>
-        <w:color w:val="3370ff"/>
-      </w:rPr>
-    </w:lvl>
-  </w:abstractNum>
-  <w:abstractNum w:abstractNumId="199010">
-    <w:lvl>
-      <w:numFmt w:val="bullet"/>
-      <w:suff w:val="tab"/>
-      <w:lvlText w:val="￮"/>
-      <w:rPr>
-        <w:color w:val="3370ff"/>
-      </w:rPr>
-    </w:lvl>
-  </w:abstractNum>
-  <w:abstractNum w:abstractNumId="199011">
-    <w:lvl>
-      <w:start w:val="3"/>
-      <w:numFmt w:val="decimal"/>
-      <w:suff w:val="tab"/>
-      <w:lvlText w:val="%1."/>
-      <w:rPr>
-        <w:color w:val="3370ff"/>
-      </w:rPr>
-    </w:lvl>
-  </w:abstractNum>
-  <w:abstractNum w:abstractNumId="199012">
-    <w:lvl>
-      <w:numFmt w:val="bullet"/>
-      <w:suff w:val="tab"/>
-      <w:lvlText w:val="￮"/>
-      <w:rPr>
-        <w:color w:val="3370ff"/>
-      </w:rPr>
-    </w:lvl>
-  </w:abstractNum>
-  <w:abstractNum w:abstractNumId="199013">
-    <w:lvl>
-      <w:numFmt w:val="bullet"/>
-      <w:suff w:val="tab"/>
-      <w:lvlText w:val="￮"/>
-      <w:rPr>
-        <w:color w:val="3370ff"/>
-      </w:rPr>
-    </w:lvl>
-  </w:abstractNum>
-  <w:abstractNum w:abstractNumId="199014">
-    <w:lvl>
-      <w:start w:val="1"/>
-      <w:numFmt w:val="decimal"/>
-      <w:suff w:val="tab"/>
-      <w:lvlText w:val="%1."/>
-      <w:rPr>
-        <w:color w:val="3370ff"/>
-      </w:rPr>
-    </w:lvl>
-  </w:abstractNum>
-  <w:abstractNum w:abstractNumId="199015">
-    <w:lvl>
-      <w:numFmt w:val="bullet"/>
-      <w:suff w:val="tab"/>
-      <w:lvlText w:val="￮"/>
-      <w:rPr>
-        <w:color w:val="3370ff"/>
-      </w:rPr>
-    </w:lvl>
-  </w:abstractNum>
-  <w:abstractNum w:abstractNumId="199016">
-    <w:lvl>
-      <w:numFmt w:val="bullet"/>
-      <w:suff w:val="tab"/>
-      <w:lvlText w:val="￮"/>
-      <w:rPr>
-        <w:color w:val="3370ff"/>
-      </w:rPr>
-    </w:lvl>
-  </w:abstractNum>
-  <w:abstractNum w:abstractNumId="199017">
-    <w:lvl>
-      <w:numFmt w:val="bullet"/>
-      <w:suff w:val="tab"/>
-      <w:lvlText w:val="￮"/>
-      <w:rPr>
-        <w:color w:val="3370ff"/>
-      </w:rPr>
-    </w:lvl>
-  </w:abstractNum>
-  <w:abstractNum w:abstractNumId="199018">
-    <w:lvl>
-      <w:start w:val="2"/>
-      <w:numFmt w:val="decimal"/>
-      <w:suff w:val="tab"/>
-      <w:lvlText w:val="%1."/>
-      <w:rPr>
-        <w:color w:val="3370ff"/>
-      </w:rPr>
-    </w:lvl>
-  </w:abstractNum>
-  <w:abstractNum w:abstractNumId="199019">
-    <w:lvl>
-      <w:numFmt w:val="bullet"/>
-      <w:suff w:val="tab"/>
-      <w:lvlText w:val="￮"/>
-      <w:rPr>
-        <w:color w:val="3370ff"/>
-      </w:rPr>
-    </w:lvl>
-  </w:abstractNum>
-  <w:abstractNum w:abstractNumId="199020">
-    <w:lvl>
-      <w:numFmt w:val="bullet"/>
-      <w:suff w:val="tab"/>
-      <w:lvlText w:val="￮"/>
-      <w:rPr>
-        <w:color w:val="3370ff"/>
-      </w:rPr>
-    </w:lvl>
-  </w:abstractNum>
-  <w:abstractNum w:abstractNumId="199021">
-    <w:lvl>
-      <w:start w:val="3"/>
-      <w:numFmt w:val="decimal"/>
-      <w:suff w:val="tab"/>
-      <w:lvlText w:val="%1."/>
-      <w:rPr>
-        <w:color w:val="3370ff"/>
-      </w:rPr>
-    </w:lvl>
-  </w:abstractNum>
-  <w:abstractNum w:abstractNumId="199022">
-    <w:lvl>
-      <w:numFmt w:val="bullet"/>
-      <w:suff w:val="tab"/>
-      <w:lvlText w:val="￮"/>
-      <w:rPr>
-        <w:color w:val="3370ff"/>
-      </w:rPr>
-    </w:lvl>
-  </w:abstractNum>
-  <w:abstractNum w:abstractNumId="199023">
-    <w:lvl>
-      <w:numFmt w:val="bullet"/>
-      <w:suff w:val="tab"/>
-      <w:lvlText w:val="￮"/>
-      <w:rPr>
-        <w:color w:val="3370ff"/>
-      </w:rPr>
-    </w:lvl>
-  </w:abstractNum>
-  <w:abstractNum w:abstractNumId="199024">
-    <w:lvl>
-      <w:start w:val="4"/>
-      <w:numFmt w:val="decimal"/>
-      <w:suff w:val="tab"/>
-      <w:lvlText w:val="%1."/>
-      <w:rPr>
-        <w:color w:val="3370ff"/>
-      </w:rPr>
-    </w:lvl>
-  </w:abstractNum>
-  <w:abstractNum w:abstractNumId="199025">
-    <w:lvl>
-      <w:numFmt w:val="bullet"/>
-      <w:suff w:val="tab"/>
-      <w:lvlText w:val="￮"/>
-      <w:rPr>
-        <w:color w:val="3370ff"/>
-      </w:rPr>
-    </w:lvl>
-  </w:abstractNum>
-  <w:abstractNum w:abstractNumId="199026">
-    <w:lvl>
-      <w:numFmt w:val="bullet"/>
-      <w:suff w:val="tab"/>
-      <w:lvlText w:val="￮"/>
-      <w:rPr>
-        <w:color w:val="3370ff"/>
-      </w:rPr>
-    </w:lvl>
-  </w:abstractNum>
-  <w:abstractNum w:abstractNumId="199027">
-    <w:lvl>
-      <w:start w:val="1"/>
-      <w:numFmt w:val="decimal"/>
-      <w:suff w:val="tab"/>
-      <w:lvlText w:val="%1."/>
-      <w:rPr>
-        <w:color w:val="3370ff"/>
-      </w:rPr>
-    </w:lvl>
-  </w:abstractNum>
-  <w:abstractNum w:abstractNumId="199028">
-    <w:lvl>
-      <w:numFmt w:val="bullet"/>
-      <w:suff w:val="tab"/>
-      <w:lvlText w:val="￮"/>
-      <w:rPr>
-        <w:color w:val="3370ff"/>
-      </w:rPr>
-    </w:lvl>
-  </w:abstractNum>
-  <w:abstractNum w:abstractNumId="199029">
-    <w:lvl>
-      <w:numFmt w:val="bullet"/>
-      <w:suff w:val="tab"/>
-      <w:lvlText w:val="￮"/>
-      <w:rPr>
-        <w:color w:val="3370ff"/>
-      </w:rPr>
-    </w:lvl>
-  </w:abstractNum>
-  <w:abstractNum w:abstractNumId="199030">
-    <w:lvl>
-      <w:numFmt w:val="bullet"/>
-      <w:suff w:val="tab"/>
-      <w:lvlText w:val="￮"/>
-      <w:rPr>
-        <w:color w:val="3370ff"/>
-      </w:rPr>
-    </w:lvl>
-  </w:abstractNum>
-  <w:abstractNum w:abstractNumId="199031">
-    <w:lvl>
-      <w:start w:val="2"/>
-      <w:numFmt w:val="decimal"/>
-      <w:suff w:val="tab"/>
-      <w:lvlText w:val="%1."/>
-      <w:rPr>
-        <w:color w:val="3370ff"/>
-      </w:rPr>
-    </w:lvl>
-  </w:abstractNum>
-  <w:abstractNum w:abstractNumId="199032">
-    <w:lvl>
-      <w:numFmt w:val="bullet"/>
-      <w:suff w:val="tab"/>
-      <w:lvlText w:val="￮"/>
-      <w:rPr>
-        <w:color w:val="3370ff"/>
-      </w:rPr>
-    </w:lvl>
-  </w:abstractNum>
-  <w:abstractNum w:abstractNumId="199033">
-    <w:lvl>
-      <w:numFmt w:val="bullet"/>
-      <w:suff w:val="tab"/>
-      <w:lvlText w:val="￮"/>
-      <w:rPr>
-        <w:color w:val="3370ff"/>
-      </w:rPr>
-    </w:lvl>
-  </w:abstractNum>
-  <w:abstractNum w:abstractNumId="199034">
-    <w:lvl>
-      <w:numFmt w:val="bullet"/>
-      <w:suff w:val="tab"/>
-      <w:lvlText w:val="￮"/>
-      <w:rPr>
-        <w:color w:val="3370ff"/>
-      </w:rPr>
-    </w:lvl>
-  </w:abstractNum>
-  <w:abstractNum w:abstractNumId="199035">
-    <w:lvl>
-      <w:start w:val="3"/>
-      <w:numFmt w:val="decimal"/>
-      <w:suff w:val="tab"/>
-      <w:lvlText w:val="%1."/>
-      <w:rPr>
-        <w:color w:val="3370ff"/>
-      </w:rPr>
-    </w:lvl>
-  </w:abstractNum>
-  <w:abstractNum w:abstractNumId="199036">
-    <w:lvl>
-      <w:numFmt w:val="bullet"/>
-      <w:suff w:val="tab"/>
-      <w:lvlText w:val="￮"/>
-      <w:rPr>
-        <w:color w:val="3370ff"/>
-      </w:rPr>
-    </w:lvl>
-  </w:abstractNum>
-  <w:abstractNum w:abstractNumId="199037">
-    <w:lvl>
-      <w:numFmt w:val="bullet"/>
-      <w:suff w:val="tab"/>
-      <w:lvlText w:val="￮"/>
-      <w:rPr>
-        <w:color w:val="3370ff"/>
-      </w:rPr>
-    </w:lvl>
-  </w:abstractNum>
-  <w:abstractNum w:abstractNumId="199038">
-    <w:lvl>
-      <w:numFmt w:val="bullet"/>
-      <w:suff w:val="tab"/>
-      <w:lvlText w:val="•"/>
-      <w:rPr>
-        <w:color w:val="3370ff"/>
-      </w:rPr>
-    </w:lvl>
-  </w:abstractNum>
-  <w:abstractNum w:abstractNumId="199039">
-    <w:lvl>
-      <w:numFmt w:val="bullet"/>
-      <w:suff w:val="tab"/>
-      <w:lvlText w:val="•"/>
-      <w:rPr>
-        <w:color w:val="3370ff"/>
-      </w:rPr>
-    </w:lvl>
-  </w:abstractNum>
-  <w:abstractNum w:abstractNumId="199040">
-    <w:lvl>
-      <w:numFmt w:val="bullet"/>
-      <w:suff w:val="tab"/>
-      <w:lvlText w:val="￮"/>
-      <w:rPr>
-        <w:color w:val="3370ff"/>
-      </w:rPr>
-    </w:lvl>
-  </w:abstractNum>
-  <w:abstractNum w:abstractNumId="199041">
-    <w:lvl>
-      <w:numFmt w:val="bullet"/>
-      <w:suff w:val="tab"/>
-      <w:lvlText w:val="￮"/>
-      <w:rPr>
-        <w:color w:val="3370ff"/>
-      </w:rPr>
-    </w:lvl>
-  </w:abstractNum>
-  <w:abstractNum w:abstractNumId="199042">
-    <w:lvl>
-      <w:numFmt w:val="bullet"/>
-      <w:suff w:val="tab"/>
-      <w:lvlText w:val="•"/>
-      <w:rPr>
-        <w:color w:val="3370ff"/>
-      </w:rPr>
-    </w:lvl>
-  </w:abstractNum>
-  <w:abstractNum w:abstractNumId="199043">
-    <w:lvl>
-      <w:numFmt w:val="bullet"/>
-      <w:suff w:val="tab"/>
-      <w:lvlText w:val="•"/>
-      <w:rPr>
-        <w:color w:val="3370ff"/>
-      </w:rPr>
-    </w:lvl>
-  </w:abstractNum>
-  <w:abstractNum w:abstractNumId="199044">
-    <w:lvl>
-      <w:numFmt w:val="bullet"/>
-      <w:suff w:val="tab"/>
-      <w:lvlText w:val="•"/>
-      <w:rPr>
-        <w:color w:val="3370ff"/>
-      </w:rPr>
-    </w:lvl>
-  </w:abstractNum>
-  <w:abstractNum w:abstractNumId="199045">
-    <w:lvl>
-      <w:numFmt w:val="bullet"/>
-      <w:suff w:val="tab"/>
-      <w:lvlText w:val="•"/>
-      <w:rPr>
-        <w:color w:val="3370ff"/>
-      </w:rPr>
-    </w:lvl>
-  </w:abstractNum>
-  <w:abstractNum w:abstractNumId="199046">
-    <w:lvl>
-      <w:numFmt w:val="bullet"/>
-      <w:suff w:val="tab"/>
-      <w:lvlText w:val="•"/>
-      <w:rPr>
-        <w:color w:val="3370ff"/>
-      </w:rPr>
-    </w:lvl>
-  </w:abstractNum>
-  <w:abstractNum w:abstractNumId="199047">
-    <w:lvl>
-      <w:numFmt w:val="bullet"/>
-      <w:suff w:val="tab"/>
-      <w:lvlText w:val="•"/>
-      <w:rPr>
-        <w:color w:val="3370ff"/>
-      </w:rPr>
-    </w:lvl>
-  </w:abstractNum>
-  <w:abstractNum w:abstractNumId="199048">
-    <w:lvl>
-      <w:numFmt w:val="bullet"/>
-      <w:suff w:val="tab"/>
-      <w:lvlText w:val="•"/>
-      <w:rPr>
-        <w:color w:val="3370ff"/>
-      </w:rPr>
-    </w:lvl>
-  </w:abstractNum>
-  <w:abstractNum w:abstractNumId="199049">
-    <w:lvl>
-      <w:numFmt w:val="bullet"/>
-      <w:suff w:val="tab"/>
-      <w:lvlText w:val="•"/>
-      <w:rPr>
-        <w:color w:val="3370ff"/>
-      </w:rPr>
-    </w:lvl>
-  </w:abstractNum>
-  <w:abstractNum w:abstractNumId="199050">
-    <w:lvl>
-      <w:start w:val="1"/>
-      <w:numFmt w:val="decimal"/>
-      <w:suff w:val="tab"/>
-      <w:lvlText w:val="%1."/>
-      <w:rPr>
-        <w:color w:val="3370ff"/>
-      </w:rPr>
-    </w:lvl>
-  </w:abstractNum>
-  <w:abstractNum w:abstractNumId="199051">
-    <w:lvl>
-      <w:start w:val="2"/>
-      <w:numFmt w:val="decimal"/>
-      <w:suff w:val="tab"/>
-      <w:lvlText w:val="%1."/>
-      <w:rPr>
-        <w:color w:val="3370ff"/>
-      </w:rPr>
-    </w:lvl>
-  </w:abstractNum>
-  <w:abstractNum w:abstractNumId="199052">
-    <w:lvl>
-      <w:start w:val="3"/>
-      <w:numFmt w:val="decimal"/>
-      <w:suff w:val="tab"/>
-      <w:lvlText w:val="%1."/>
-      <w:rPr>
-        <w:color w:val="3370ff"/>
-      </w:rPr>
-    </w:lvl>
-  </w:abstractNum>
-  <w:abstractNum w:abstractNumId="199053">
-    <w:lvl>
-      <w:start w:val="4"/>
-      <w:numFmt w:val="decimal"/>
-      <w:suff w:val="tab"/>
-      <w:lvlText w:val="%1."/>
-      <w:rPr>
-        <w:color w:val="3370ff"/>
+      <w:lvlJc w:val="left"/>
+      <w:rPr>
+        <w:color w:val="3370FF"/>
+      </w:rPr>
+    </w:lvl>
+  </w:abstractNum>
+  <w:abstractNum w:abstractNumId="107">
+    <w:nsid w:val="7C246926"/>
+    <w:multiLevelType w:val="singleLevel"/>
+    <w:tmpl w:val="7C246926"/>
+    <w:lvl w:ilvl="0" w:tentative="0">
+      <w:start w:val="0"/>
+      <w:numFmt w:val="bullet"/>
+      <w:lvlText w:val="￮"/>
+      <w:lvlJc w:val="left"/>
+      <w:rPr>
+        <w:color w:val="3370FF"/>
+      </w:rPr>
+    </w:lvl>
+  </w:abstractNum>
+  <w:abstractNum w:abstractNumId="108">
+    <w:nsid w:val="7DEC2089"/>
+    <w:multiLevelType w:val="singleLevel"/>
+    <w:tmpl w:val="7DEC2089"/>
+    <w:lvl w:ilvl="0" w:tentative="0">
+      <w:start w:val="0"/>
+      <w:numFmt w:val="bullet"/>
+      <w:lvlText w:val="￮"/>
+      <w:lvlJc w:val="left"/>
+      <w:rPr>
+        <w:color w:val="3370FF"/>
       </w:rPr>
     </w:lvl>
   </w:abstractNum>
   <w:num w:numId="1">
-    <w:abstractNumId w:val="198945"/>
+    <w:abstractNumId w:val="52"/>
   </w:num>
   <w:num w:numId="2">
-    <w:abstractNumId w:val="198946"/>
+    <w:abstractNumId w:val="36"/>
   </w:num>
   <w:num w:numId="3">
-    <w:abstractNumId w:val="198947"/>
+    <w:abstractNumId w:val="91"/>
   </w:num>
   <w:num w:numId="4">
-    <w:abstractNumId w:val="198948"/>
+    <w:abstractNumId w:val="32"/>
   </w:num>
   <w:num w:numId="5">
-    <w:abstractNumId w:val="198949"/>
+    <w:abstractNumId w:val="24"/>
   </w:num>
   <w:num w:numId="6">
-    <w:abstractNumId w:val="198950"/>
+    <w:abstractNumId w:val="56"/>
   </w:num>
   <w:num w:numId="7">
-    <w:abstractNumId w:val="198951"/>
+    <w:abstractNumId w:val="72"/>
   </w:num>
   <w:num w:numId="8">
-    <w:abstractNumId w:val="198952"/>
+    <w:abstractNumId w:val="102"/>
   </w:num>
   <w:num w:numId="9">
-    <w:abstractNumId w:val="198953"/>
+    <w:abstractNumId w:val="54"/>
   </w:num>
   <w:num w:numId="10">
-    <w:abstractNumId w:val="198954"/>
+    <w:abstractNumId w:val="9"/>
   </w:num>
   <w:num w:numId="11">
-    <w:abstractNumId w:val="198955"/>
+    <w:abstractNumId w:val="73"/>
   </w:num>
   <w:num w:numId="12">
-    <w:abstractNumId w:val="198956"/>
+    <w:abstractNumId w:val="93"/>
   </w:num>
   <w:num w:numId="13">
-    <w:abstractNumId w:val="198957"/>
+    <w:abstractNumId w:val="35"/>
   </w:num>
   <w:num w:numId="14">
-    <w:abstractNumId w:val="198958"/>
+    <w:abstractNumId w:val="88"/>
   </w:num>
   <w:num w:numId="15">
-    <w:abstractNumId w:val="198959"/>
+    <w:abstractNumId w:val="47"/>
   </w:num>
   <w:num w:numId="16">
-    <w:abstractNumId w:val="198960"/>
+    <w:abstractNumId w:val="71"/>
   </w:num>
   <w:num w:numId="17">
-    <w:abstractNumId w:val="198961"/>
+    <w:abstractNumId w:val="41"/>
   </w:num>
   <w:num w:numId="18">
-    <w:abstractNumId w:val="198962"/>
+    <w:abstractNumId w:val="39"/>
   </w:num>
   <w:num w:numId="19">
-    <w:abstractNumId w:val="198963"/>
+    <w:abstractNumId w:val="14"/>
   </w:num>
   <w:num w:numId="20">
-    <w:abstractNumId w:val="198964"/>
+    <w:abstractNumId w:val="85"/>
   </w:num>
   <w:num w:numId="21">
-    <w:abstractNumId w:val="198965"/>
+    <w:abstractNumId w:val="96"/>
   </w:num>
   <w:num w:numId="22">
-    <w:abstractNumId w:val="198966"/>
+    <w:abstractNumId w:val="59"/>
   </w:num>
   <w:num w:numId="23">
-    <w:abstractNumId w:val="198967"/>
+    <w:abstractNumId w:val="83"/>
   </w:num>
   <w:num w:numId="24">
-    <w:abstractNumId w:val="198968"/>
+    <w:abstractNumId w:val="21"/>
   </w:num>
   <w:num w:numId="25">
-    <w:abstractNumId w:val="198969"/>
+    <w:abstractNumId w:val="107"/>
   </w:num>
   <w:num w:numId="26">
-    <w:abstractNumId w:val="198970"/>
+    <w:abstractNumId w:val="105"/>
   </w:num>
   <w:num w:numId="27">
-    <w:abstractNumId w:val="198971"/>
+    <w:abstractNumId w:val="31"/>
   </w:num>
   <w:num w:numId="28">
-    <w:abstractNumId w:val="198972"/>
+    <w:abstractNumId w:val="98"/>
   </w:num>
   <w:num w:numId="29">
-    <w:abstractNumId w:val="198973"/>
+    <w:abstractNumId w:val="10"/>
   </w:num>
   <w:num w:numId="30">
-    <w:abstractNumId w:val="198974"/>
+    <w:abstractNumId w:val="80"/>
   </w:num>
   <w:num w:numId="31">
-    <w:abstractNumId w:val="198975"/>
+    <w:abstractNumId w:val="4"/>
   </w:num>
   <w:num w:numId="32">
-    <w:abstractNumId w:val="198976"/>
+    <w:abstractNumId w:val="90"/>
   </w:num>
   <w:num w:numId="33">
-    <w:abstractNumId w:val="198977"/>
+    <w:abstractNumId w:val="108"/>
   </w:num>
   <w:num w:numId="34">
-    <w:abstractNumId w:val="198978"/>
+    <w:abstractNumId w:val="1"/>
   </w:num>
   <w:num w:numId="35">
-    <w:abstractNumId w:val="198979"/>
+    <w:abstractNumId w:val="70"/>
   </w:num>
   <w:num w:numId="36">
-    <w:abstractNumId w:val="198980"/>
+    <w:abstractNumId w:val="89"/>
   </w:num>
   <w:num w:numId="37">
-    <w:abstractNumId w:val="198981"/>
+    <w:abstractNumId w:val="50"/>
   </w:num>
   <w:num w:numId="38">
-    <w:abstractNumId w:val="198982"/>
+    <w:abstractNumId w:val="43"/>
   </w:num>
   <w:num w:numId="39">
-    <w:abstractNumId w:val="198983"/>
+    <w:abstractNumId w:val="76"/>
   </w:num>
   <w:num w:numId="40">
-    <w:abstractNumId w:val="198984"/>
+    <w:abstractNumId w:val="106"/>
   </w:num>
   <w:num w:numId="41">
-    <w:abstractNumId w:val="198985"/>
+    <w:abstractNumId w:val="27"/>
   </w:num>
   <w:num w:numId="42">
-    <w:abstractNumId w:val="198986"/>
+    <w:abstractNumId w:val="7"/>
   </w:num>
   <w:num w:numId="43">
-    <w:abstractNumId w:val="198987"/>
+    <w:abstractNumId w:val="26"/>
   </w:num>
   <w:num w:numId="44">
-    <w:abstractNumId w:val="198988"/>
+    <w:abstractNumId w:val="94"/>
   </w:num>
   <w:num w:numId="45">
-    <w:abstractNumId w:val="198989"/>
+    <w:abstractNumId w:val="3"/>
   </w:num>
   <w:num w:numId="46">
-    <w:abstractNumId w:val="198990"/>
+    <w:abstractNumId w:val="65"/>
   </w:num>
   <w:num w:numId="47">
-    <w:abstractNumId w:val="198991"/>
+    <w:abstractNumId w:val="6"/>
   </w:num>
   <w:num w:numId="48">
-    <w:abstractNumId w:val="198992"/>
+    <w:abstractNumId w:val="95"/>
   </w:num>
   <w:num w:numId="49">
-    <w:abstractNumId w:val="198993"/>
+    <w:abstractNumId w:val="103"/>
   </w:num>
   <w:num w:numId="50">
-    <w:abstractNumId w:val="198994"/>
+    <w:abstractNumId w:val="86"/>
   </w:num>
   <w:num w:numId="51">
-    <w:abstractNumId w:val="198995"/>
+    <w:abstractNumId w:val="77"/>
   </w:num>
   <w:num w:numId="52">
-    <w:abstractNumId w:val="198996"/>
+    <w:abstractNumId w:val="99"/>
   </w:num>
   <w:num w:numId="53">
-    <w:abstractNumId w:val="198997"/>
+    <w:abstractNumId w:val="57"/>
   </w:num>
   <w:num w:numId="54">
-    <w:abstractNumId w:val="198998"/>
+    <w:abstractNumId w:val="58"/>
   </w:num>
   <w:num w:numId="55">
-    <w:abstractNumId w:val="198999"/>
+    <w:abstractNumId w:val="38"/>
   </w:num>
   <w:num w:numId="56">
-    <w:abstractNumId w:val="199000"/>
+    <w:abstractNumId w:val="78"/>
   </w:num>
   <w:num w:numId="57">
-    <w:abstractNumId w:val="199001"/>
+    <w:abstractNumId w:val="68"/>
   </w:num>
   <w:num w:numId="58">
-    <w:abstractNumId w:val="199002"/>
+    <w:abstractNumId w:val="46"/>
   </w:num>
   <w:num w:numId="59">
-    <w:abstractNumId w:val="199003"/>
+    <w:abstractNumId w:val="69"/>
   </w:num>
   <w:num w:numId="60">
-    <w:abstractNumId w:val="199004"/>
+    <w:abstractNumId w:val="23"/>
   </w:num>
   <w:num w:numId="61">
-    <w:abstractNumId w:val="199005"/>
+    <w:abstractNumId w:val="82"/>
   </w:num>
   <w:num w:numId="62">
-    <w:abstractNumId w:val="199006"/>
+    <w:abstractNumId w:val="60"/>
   </w:num>
   <w:num w:numId="63">
-    <w:abstractNumId w:val="199007"/>
+    <w:abstractNumId w:val="79"/>
   </w:num>
   <w:num w:numId="64">
-    <w:abstractNumId w:val="199008"/>
+    <w:abstractNumId w:val="55"/>
   </w:num>
   <w:num w:numId="65">
-    <w:abstractNumId w:val="199009"/>
+    <w:abstractNumId w:val="33"/>
   </w:num>
   <w:num w:numId="66">
-    <w:abstractNumId w:val="199010"/>
+    <w:abstractNumId w:val="62"/>
   </w:num>
   <w:num w:numId="67">
-    <w:abstractNumId w:val="199011"/>
+    <w:abstractNumId w:val="22"/>
   </w:num>
   <w:num w:numId="68">
-    <w:abstractNumId w:val="199012"/>
+    <w:abstractNumId w:val="81"/>
   </w:num>
   <w:num w:numId="69">
-    <w:abstractNumId w:val="199013"/>
+    <w:abstractNumId w:val="17"/>
   </w:num>
   <w:num w:numId="70">
-    <w:abstractNumId w:val="199014"/>
+    <w:abstractNumId w:val="49"/>
   </w:num>
   <w:num w:numId="71">
-    <w:abstractNumId w:val="199015"/>
+    <w:abstractNumId w:val="75"/>
   </w:num>
   <w:num w:numId="72">
-    <w:abstractNumId w:val="199016"/>
+    <w:abstractNumId w:val="51"/>
   </w:num>
   <w:num w:numId="73">
-    <w:abstractNumId w:val="199017"/>
+    <w:abstractNumId w:val="64"/>
   </w:num>
   <w:num w:numId="74">
-    <w:abstractNumId w:val="199018"/>
+    <w:abstractNumId w:val="101"/>
   </w:num>
   <w:num w:numId="75">
-    <w:abstractNumId w:val="199019"/>
+    <w:abstractNumId w:val="44"/>
   </w:num>
   <w:num w:numId="76">
-    <w:abstractNumId w:val="199020"/>
+    <w:abstractNumId w:val="34"/>
   </w:num>
   <w:num w:numId="77">
-    <w:abstractNumId w:val="199021"/>
+    <w:abstractNumId w:val="16"/>
   </w:num>
   <w:num w:numId="78">
-    <w:abstractNumId w:val="199022"/>
+    <w:abstractNumId w:val="104"/>
   </w:num>
   <w:num w:numId="79">
-    <w:abstractNumId w:val="199023"/>
+    <w:abstractNumId w:val="40"/>
   </w:num>
   <w:num w:numId="80">
-    <w:abstractNumId w:val="199024"/>
+    <w:abstractNumId w:val="25"/>
   </w:num>
   <w:num w:numId="81">
-    <w:abstractNumId w:val="199025"/>
+    <w:abstractNumId w:val="74"/>
   </w:num>
   <w:num w:numId="82">
-    <w:abstractNumId w:val="199026"/>
+    <w:abstractNumId w:val="45"/>
   </w:num>
   <w:num w:numId="83">
-    <w:abstractNumId w:val="199027"/>
+    <w:abstractNumId w:val="12"/>
   </w:num>
   <w:num w:numId="84">
-    <w:abstractNumId w:val="199028"/>
+    <w:abstractNumId w:val="92"/>
   </w:num>
   <w:num w:numId="85">
-    <w:abstractNumId w:val="199029"/>
+    <w:abstractNumId w:val="29"/>
   </w:num>
   <w:num w:numId="86">
-    <w:abstractNumId w:val="199030"/>
+    <w:abstractNumId w:val="20"/>
   </w:num>
   <w:num w:numId="87">
-    <w:abstractNumId w:val="199031"/>
+    <w:abstractNumId w:val="11"/>
   </w:num>
   <w:num w:numId="88">
-    <w:abstractNumId w:val="199032"/>
+    <w:abstractNumId w:val="15"/>
   </w:num>
   <w:num w:numId="89">
-    <w:abstractNumId w:val="199033"/>
+    <w:abstractNumId w:val="19"/>
   </w:num>
   <w:num w:numId="90">
-    <w:abstractNumId w:val="199034"/>
+    <w:abstractNumId w:val="8"/>
   </w:num>
   <w:num w:numId="91">
-    <w:abstractNumId w:val="199035"/>
+    <w:abstractNumId w:val="67"/>
   </w:num>
   <w:num w:numId="92">
-    <w:abstractNumId w:val="199036"/>
+    <w:abstractNumId w:val="30"/>
   </w:num>
   <w:num w:numId="93">
-    <w:abstractNumId w:val="199037"/>
+    <w:abstractNumId w:val="63"/>
   </w:num>
   <w:num w:numId="94">
-    <w:abstractNumId w:val="199038"/>
+    <w:abstractNumId w:val="37"/>
   </w:num>
   <w:num w:numId="95">
-    <w:abstractNumId w:val="199039"/>
+    <w:abstractNumId w:val="100"/>
   </w:num>
   <w:num w:numId="96">
-    <w:abstractNumId w:val="199040"/>
+    <w:abstractNumId w:val="0"/>
   </w:num>
   <w:num w:numId="97">
-    <w:abstractNumId w:val="199041"/>
+    <w:abstractNumId w:val="28"/>
   </w:num>
   <w:num w:numId="98">
-    <w:abstractNumId w:val="199042"/>
+    <w:abstractNumId w:val="48"/>
   </w:num>
   <w:num w:numId="99">
-    <w:abstractNumId w:val="199043"/>
+    <w:abstractNumId w:val="87"/>
   </w:num>
   <w:num w:numId="100">
-    <w:abstractNumId w:val="199044"/>
+    <w:abstractNumId w:val="61"/>
   </w:num>
   <w:num w:numId="101">
-    <w:abstractNumId w:val="199045"/>
+    <w:abstractNumId w:val="13"/>
   </w:num>
   <w:num w:numId="102">
-    <w:abstractNumId w:val="199046"/>
+    <w:abstractNumId w:val="42"/>
   </w:num>
   <w:num w:numId="103">
-    <w:abstractNumId w:val="199047"/>
+    <w:abstractNumId w:val="66"/>
   </w:num>
   <w:num w:numId="104">
-    <w:abstractNumId w:val="199048"/>
+    <w:abstractNumId w:val="84"/>
   </w:num>
   <w:num w:numId="105">
-    <w:abstractNumId w:val="199049"/>
+    <w:abstractNumId w:val="18"/>
   </w:num>
   <w:num w:numId="106">
-    <w:abstractNumId w:val="199050"/>
+    <w:abstractNumId w:val="97"/>
   </w:num>
   <w:num w:numId="107">
-    <w:abstractNumId w:val="199051"/>
+    <w:abstractNumId w:val="2"/>
   </w:num>
   <w:num w:numId="108">
-    <w:abstractNumId w:val="199052"/>
+    <w:abstractNumId w:val="5"/>
   </w:num>
   <w:num w:numId="109">
-    <w:abstractNumId w:val="199053"/>
+    <w:abstractNumId w:val="53"/>
   </w:num>
 </w:numbering>
 </file>
 
 <file path=word/styles.xml><?xml version="1.0" encoding="utf-8"?>
-<w:styles xmlns:w="http://schemas.openxmlformats.org/wordprocessingml/2006/main"/>
+<w:styles xmlns:mc="http://schemas.openxmlformats.org/markup-compatibility/2006" xmlns:o="urn:schemas-microsoft-com:office:office" xmlns:r="http://schemas.openxmlformats.org/officeDocument/2006/relationships" xmlns:m="http://schemas.openxmlformats.org/officeDocument/2006/math" xmlns:v="urn:schemas-microsoft-com:vml" xmlns:w="http://schemas.openxmlformats.org/wordprocessingml/2006/main" xmlns:w14="http://schemas.microsoft.com/office/word/2010/wordml" xmlns:w10="urn:schemas-microsoft-com:office:word" xmlns:sl="http://schemas.openxmlformats.org/schemaLibrary/2006/main" xmlns:wpsCustomData="http://www.wps.cn/officeDocument/2013/wpsCustomData" mc:Ignorable="w14">
+  <w:docDefaults>
+    <w:rPrDefault>
+      <w:rPr>
+        <w:rFonts w:asciiTheme="minorHAnsi" w:hAnsiTheme="minorHAnsi" w:eastAsiaTheme="minorEastAsia" w:cstheme="minorBidi"/>
+      </w:rPr>
+    </w:rPrDefault>
+    <w:pPrDefault/>
+  </w:docDefaults>
+  <w:latentStyles w:count="260" w:defQFormat="0" w:defUnhideWhenUsed="1" w:defSemiHidden="1" w:defUIPriority="99" w:defLockedState="0">
+    <w:lsdException w:qFormat="1" w:unhideWhenUsed="0" w:uiPriority="0" w:semiHidden="0" w:name="Normal"/>
+    <w:lsdException w:qFormat="1" w:unhideWhenUsed="0" w:uiPriority="0" w:semiHidden="0" w:name="heading 1"/>
+    <w:lsdException w:qFormat="1" w:uiPriority="0" w:name="heading 2"/>
+    <w:lsdException w:qFormat="1" w:uiPriority="0" w:name="heading 3"/>
+    <w:lsdException w:qFormat="1" w:uiPriority="0" w:name="heading 4"/>
+    <w:lsdException w:qFormat="1" w:uiPriority="0" w:name="heading 5"/>
+    <w:lsdException w:qFormat="1" w:uiPriority="0" w:name="heading 6"/>
+    <w:lsdException w:qFormat="1" w:uiPriority="0" w:name="heading 7"/>
+    <w:lsdException w:qFormat="1" w:uiPriority="0" w:name="heading 8"/>
+    <w:lsdException w:qFormat="1" w:uiPriority="0" w:name="heading 9"/>
+    <w:lsdException w:unhideWhenUsed="0" w:uiPriority="0" w:semiHidden="0" w:name="index 1"/>
+    <w:lsdException w:unhideWhenUsed="0" w:uiPriority="0" w:semiHidden="0" w:name="index 2"/>
+    <w:lsdException w:unhideWhenUsed="0" w:uiPriority="0" w:semiHidden="0" w:name="index 3"/>
+    <w:lsdException w:unhideWhenUsed="0" w:uiPriority="0" w:semiHidden="0" w:name="index 4"/>
+    <w:lsdException w:unhideWhenUsed="0" w:uiPriority="0" w:semiHidden="0" w:name="index 5"/>
+    <w:lsdException w:unhideWhenUsed="0" w:uiPriority="0" w:semiHidden="0" w:name="index 6"/>
+    <w:lsdException w:unhideWhenUsed="0" w:uiPriority="0" w:semiHidden="0" w:name="index 7"/>
+    <w:lsdException w:unhideWhenUsed="0" w:uiPriority="0" w:semiHidden="0" w:name="index 8"/>
+    <w:lsdException w:unhideWhenUsed="0" w:uiPriority="0" w:semiHidden="0" w:name="index 9"/>
+    <w:lsdException w:unhideWhenUsed="0" w:uiPriority="0" w:semiHidden="0" w:name="toc 1"/>
+    <w:lsdException w:unhideWhenUsed="0" w:uiPriority="0" w:semiHidden="0" w:name="toc 2"/>
+    <w:lsdException w:unhideWhenUsed="0" w:uiPriority="0" w:semiHidden="0" w:name="toc 3"/>
+    <w:lsdException w:unhideWhenUsed="0" w:uiPriority="0" w:semiHidden="0" w:name="toc 4"/>
+    <w:lsdException w:unhideWhenUsed="0" w:uiPriority="0" w:semiHidden="0" w:name="toc 5"/>
+    <w:lsdException w:unhideWhenUsed="0" w:uiPriority="0" w:semiHidden="0" w:name="toc 6"/>
+    <w:lsdException w:unhideWhenUsed="0" w:uiPriority="0" w:semiHidden="0" w:name="toc 7"/>
+    <w:lsdException w:unhideWhenUsed="0" w:uiPriority="0" w:semiHidden="0" w:name="toc 8"/>
+    <w:lsdException w:unhideWhenUsed="0" w:uiPriority="0" w:semiHidden="0" w:name="toc 9"/>
+    <w:lsdException w:unhideWhenUsed="0" w:uiPriority="0" w:semiHidden="0" w:name="Normal Indent"/>
+    <w:lsdException w:unhideWhenUsed="0" w:uiPriority="0" w:semiHidden="0" w:name="footnote text"/>
+    <w:lsdException w:unhideWhenUsed="0" w:uiPriority="0" w:semiHidden="0" w:name="annotation text"/>
+    <w:lsdException w:unhideWhenUsed="0" w:uiPriority="0" w:semiHidden="0" w:name="header"/>
+    <w:lsdException w:unhideWhenUsed="0" w:uiPriority="0" w:semiHidden="0" w:name="footer"/>
+    <w:lsdException w:unhideWhenUsed="0" w:uiPriority="0" w:semiHidden="0" w:name="index heading"/>
+    <w:lsdException w:qFormat="1" w:uiPriority="0" w:name="caption"/>
+    <w:lsdException w:unhideWhenUsed="0" w:uiPriority="0" w:semiHidden="0" w:name="table of figures"/>
+    <w:lsdException w:unhideWhenUsed="0" w:uiPriority="0" w:semiHidden="0" w:name="envelope address"/>
+    <w:lsdException w:unhideWhenUsed="0" w:uiPriority="0" w:semiHidden="0" w:name="envelope return"/>
+    <w:lsdException w:unhideWhenUsed="0" w:uiPriority="0" w:semiHidden="0" w:name="footnote reference"/>
+    <w:lsdException w:unhideWhenUsed="0" w:uiPriority="0" w:semiHidden="0" w:name="annotation reference"/>
+    <w:lsdException w:unhideWhenUsed="0" w:uiPriority="0" w:semiHidden="0" w:name="line number"/>
+    <w:lsdException w:unhideWhenUsed="0" w:uiPriority="0" w:semiHidden="0" w:name="page number"/>
+    <w:lsdException w:unhideWhenUsed="0" w:uiPriority="0" w:semiHidden="0" w:name="endnote reference"/>
+    <w:lsdException w:unhideWhenUsed="0" w:uiPriority="0" w:semiHidden="0" w:name="endnote text"/>
+    <w:lsdException w:unhideWhenUsed="0" w:uiPriority="0" w:semiHidden="0" w:name="table of authorities"/>
+    <w:lsdException w:unhideWhenUsed="0" w:uiPriority="0" w:semiHidden="0" w:name="macro"/>
+    <w:lsdException w:unhideWhenUsed="0" w:uiPriority="0" w:semiHidden="0" w:name="toa heading"/>
+    <w:lsdException w:unhideWhenUsed="0" w:uiPriority="0" w:semiHidden="0" w:name="List"/>
+    <w:lsdException w:unhideWhenUsed="0" w:uiPriority="0" w:semiHidden="0" w:name="List Bullet"/>
+    <w:lsdException w:unhideWhenUsed="0" w:uiPriority="0" w:semiHidden="0" w:name="List Number"/>
+    <w:lsdException w:unhideWhenUsed="0" w:uiPriority="0" w:semiHidden="0" w:name="List 2"/>
+    <w:lsdException w:unhideWhenUsed="0" w:uiPriority="0" w:semiHidden="0" w:name="List 3"/>
+    <w:lsdException w:unhideWhenUsed="0" w:uiPriority="0" w:semiHidden="0" w:name="List 4"/>
+    <w:lsdException w:unhideWhenUsed="0" w:uiPriority="0" w:semiHidden="0" w:name="List 5"/>
+    <w:lsdException w:unhideWhenUsed="0" w:uiPriority="0" w:semiHidden="0" w:name="List Bullet 2"/>
+    <w:lsdException w:unhideWhenUsed="0" w:uiPriority="0" w:semiHidden="0" w:name="List Bullet 3"/>
+    <w:lsdException w:unhideWhenUsed="0" w:uiPriority="0" w:semiHidden="0" w:name="List Bullet 4"/>
+    <w:lsdException w:unhideWhenUsed="0" w:uiPriority="0" w:semiHidden="0" w:name="List Bullet 5"/>
+    <w:lsdException w:unhideWhenUsed="0" w:uiPriority="0" w:semiHidden="0" w:name="List Number 2"/>
+    <w:lsdException w:unhideWhenUsed="0" w:uiPriority="0" w:semiHidden="0" w:name="List Number 3"/>
+    <w:lsdException w:unhideWhenUsed="0" w:uiPriority="0" w:semiHidden="0" w:name="List Number 4"/>
+    <w:lsdException w:unhideWhenUsed="0" w:uiPriority="0" w:semiHidden="0" w:name="List Number 5"/>
+    <w:lsdException w:qFormat="1" w:unhideWhenUsed="0" w:uiPriority="0" w:semiHidden="0" w:name="Title"/>
+    <w:lsdException w:unhideWhenUsed="0" w:uiPriority="0" w:semiHidden="0" w:name="Closing"/>
+    <w:lsdException w:unhideWhenUsed="0" w:uiPriority="0" w:semiHidden="0" w:name="Signature"/>
+    <w:lsdException w:unhideWhenUsed="0" w:uiPriority="0" w:name="Default Paragraph Font"/>
+    <w:lsdException w:unhideWhenUsed="0" w:uiPriority="0" w:semiHidden="0" w:name="Body Text"/>
+    <w:lsdException w:unhideWhenUsed="0" w:uiPriority="0" w:semiHidden="0" w:name="Body Text Indent"/>
+    <w:lsdException w:unhideWhenUsed="0" w:uiPriority="0" w:semiHidden="0" w:name="List Continue"/>
+    <w:lsdException w:unhideWhenUsed="0" w:uiPriority="0" w:semiHidden="0" w:name="List Continue 2"/>
+    <w:lsdException w:unhideWhenUsed="0" w:uiPriority="0" w:semiHidden="0" w:name="List Continue 3"/>
+    <w:lsdException w:unhideWhenUsed="0" w:uiPriority="0" w:semiHidden="0" w:name="List Continue 4"/>
+    <w:lsdException w:unhideWhenUsed="0" w:uiPriority="0" w:semiHidden="0" w:name="List Continue 5"/>
+    <w:lsdException w:unhideWhenUsed="0" w:uiPriority="0" w:semiHidden="0" w:name="Message Header"/>
+    <w:lsdException w:qFormat="1" w:unhideWhenUsed="0" w:uiPriority="0" w:semiHidden="0" w:name="Subtitle"/>
+    <w:lsdException w:unhideWhenUsed="0" w:uiPriority="0" w:semiHidden="0" w:name="Salutation"/>
+    <w:lsdException w:unhideWhenUsed="0" w:uiPriority="0" w:semiHidden="0" w:name="Date"/>
+    <w:lsdException w:unhideWhenUsed="0" w:uiPriority="0" w:semiHidden="0" w:name="Body Text First Indent"/>
+    <w:lsdException w:unhideWhenUsed="0" w:uiPriority="0" w:semiHidden="0" w:name="Body Text First Indent 2"/>
+    <w:lsdException w:unhideWhenUsed="0" w:uiPriority="0" w:semiHidden="0" w:name="Note Heading"/>
+    <w:lsdException w:unhideWhenUsed="0" w:uiPriority="0" w:semiHidden="0" w:name="Body Text 2"/>
+    <w:lsdException w:unhideWhenUsed="0" w:uiPriority="0" w:semiHidden="0" w:name="Body Text 3"/>
+    <w:lsdException w:unhideWhenUsed="0" w:uiPriority="0" w:semiHidden="0" w:name="Body Text Indent 2"/>
+    <w:lsdException w:unhideWhenUsed="0" w:uiPriority="0" w:semiHidden="0" w:name="Body Text Indent 3"/>
+    <w:lsdException w:unhideWhenUsed="0" w:uiPriority="0" w:semiHidden="0" w:name="Block Text"/>
+    <w:lsdException w:unhideWhenUsed="0" w:uiPriority="0" w:semiHidden="0" w:name="Hyperlink"/>
+    <w:lsdException w:unhideWhenUsed="0" w:uiPriority="0" w:semiHidden="0" w:name="FollowedHyperlink"/>
+    <w:lsdException w:qFormat="1" w:unhideWhenUsed="0" w:uiPriority="0" w:semiHidden="0" w:name="Strong"/>
+    <w:lsdException w:qFormat="1" w:unhideWhenUsed="0" w:uiPriority="0" w:semiHidden="0" w:name="Emphasis"/>
+    <w:lsdException w:unhideWhenUsed="0" w:uiPriority="0" w:semiHidden="0" w:name="Document Map"/>
+    <w:lsdException w:unhideWhenUsed="0" w:uiPriority="0" w:semiHidden="0" w:name="Plain Text"/>
+    <w:lsdException w:unhideWhenUsed="0" w:uiPriority="0" w:semiHidden="0" w:name="E-mail Signature"/>
+    <w:lsdException w:unhideWhenUsed="0" w:uiPriority="0" w:semiHidden="0" w:name="Normal (Web)"/>
+    <w:lsdException w:unhideWhenUsed="0" w:uiPriority="0" w:semiHidden="0" w:name="HTML Acronym"/>
+    <w:lsdException w:unhideWhenUsed="0" w:uiPriority="0" w:semiHidden="0" w:name="HTML Address"/>
+    <w:lsdException w:unhideWhenUsed="0" w:uiPriority="0" w:semiHidden="0" w:name="HTML Cite"/>
+    <w:lsdException w:unhideWhenUsed="0" w:uiPriority="0" w:semiHidden="0" w:name="HTML Code"/>
+    <w:lsdException w:unhideWhenUsed="0" w:uiPriority="0" w:semiHidden="0" w:name="HTML Definition"/>
+    <w:lsdException w:unhideWhenUsed="0" w:uiPriority="0" w:semiHidden="0" w:name="HTML Keyboard"/>
+    <w:lsdException w:unhideWhenUsed="0" w:uiPriority="0" w:semiHidden="0" w:name="HTML Preformatted"/>
+    <w:lsdException w:unhideWhenUsed="0" w:uiPriority="0" w:semiHidden="0" w:name="HTML Sample"/>
+    <w:lsdException w:unhideWhenUsed="0" w:uiPriority="0" w:semiHidden="0" w:name="HTML Typewriter"/>
+    <w:lsdException w:unhideWhenUsed="0" w:uiPriority="0" w:semiHidden="0" w:name="HTML Variable"/>
+    <w:lsdException w:unhideWhenUsed="0" w:uiPriority="0" w:name="Normal Table"/>
+    <w:lsdException w:unhideWhenUsed="0" w:uiPriority="0" w:semiHidden="0" w:name="annotation subject"/>
+    <w:lsdException w:unhideWhenUsed="0" w:uiPriority="0" w:semiHidden="0" w:name="Table Simple 1"/>
+    <w:lsdException w:unhideWhenUsed="0" w:uiPriority="0" w:semiHidden="0" w:name="Table Simple 2"/>
+    <w:lsdException w:unhideWhenUsed="0" w:uiPriority="0" w:semiHidden="0" w:name="Table Simple 3"/>
+    <w:lsdException w:unhideWhenUsed="0" w:uiPriority="0" w:semiHidden="0" w:name="Table Classic 1"/>
+    <w:lsdException w:unhideWhenUsed="0" w:uiPriority="0" w:semiHidden="0" w:name="Table Classic 2"/>
+    <w:lsdException w:unhideWhenUsed="0" w:uiPriority="0" w:semiHidden="0" w:name="Table Classic 3"/>
+    <w:lsdException w:unhideWhenUsed="0" w:uiPriority="0" w:semiHidden="0" w:name="Table Classic 4"/>
+    <w:lsdException w:unhideWhenUsed="0" w:uiPriority="0" w:semiHidden="0" w:name="Table Colorful 1"/>
+    <w:lsdException w:unhideWhenUsed="0" w:uiPriority="0" w:semiHidden="0" w:name="Table Colorful 2"/>
+    <w:lsdException w:unhideWhenUsed="0" w:uiPriority="0" w:semiHidden="0" w:name="Table Colorful 3"/>
+    <w:lsdException w:unhideWhenUsed="0" w:uiPriority="0" w:semiHidden="0" w:name="Table Columns 1"/>
+    <w:lsdException w:unhideWhenUsed="0" w:uiPriority="0" w:semiHidden="0" w:name="Table Columns 2"/>
+    <w:lsdException w:unhideWhenUsed="0" w:uiPriority="0" w:semiHidden="0" w:name="Table Columns 3"/>
+    <w:lsdException w:unhideWhenUsed="0" w:uiPriority="0" w:semiHidden="0" w:name="Table Columns 4"/>
+    <w:lsdException w:unhideWhenUsed="0" w:uiPriority="0" w:semiHidden="0" w:name="Table Columns 5"/>
+    <w:lsdException w:unhideWhenUsed="0" w:uiPriority="0" w:semiHidden="0" w:name="Table Grid 1"/>
+    <w:lsdException w:unhideWhenUsed="0" w:uiPriority="0" w:semiHidden="0" w:name="Table Grid 2"/>
+    <w:lsdException w:unhideWhenUsed="0" w:uiPriority="0" w:semiHidden="0" w:name="Table Grid 3"/>
+    <w:lsdException w:unhideWhenUsed="0" w:uiPriority="0" w:semiHidden="0" w:name="Table Grid 4"/>
+    <w:lsdException w:unhideWhenUsed="0" w:uiPriority="0" w:semiHidden="0" w:name="Table Grid 5"/>
+    <w:lsdException w:unhideWhenUsed="0" w:uiPriority="0" w:semiHidden="0" w:name="Table Grid 6"/>
+    <w:lsdException w:unhideWhenUsed="0" w:uiPriority="0" w:semiHidden="0" w:name="Table Grid 7"/>
+    <w:lsdException w:unhideWhenUsed="0" w:uiPriority="0" w:semiHidden="0" w:name="Table Grid 8"/>
+    <w:lsdException w:unhideWhenUsed="0" w:uiPriority="0" w:semiHidden="0" w:name="Table List 1"/>
+    <w:lsdException w:unhideWhenUsed="0" w:uiPriority="0" w:semiHidden="0" w:name="Table List 2"/>
+    <w:lsdException w:unhideWhenUsed="0" w:uiPriority="0" w:semiHidden="0" w:name="Table List 3"/>
+    <w:lsdException w:unhideWhenUsed="0" w:uiPriority="0" w:semiHidden="0" w:name="Table List 4"/>
+    <w:lsdException w:unhideWhenUsed="0" w:uiPriority="0" w:semiHidden="0" w:name="Table List 5"/>
+    <w:lsdException w:unhideWhenUsed="0" w:uiPriority="0" w:semiHidden="0" w:name="Table List 6"/>
+    <w:lsdException w:unhideWhenUsed="0" w:uiPriority="0" w:semiHidden="0" w:name="Table List 7"/>
+    <w:lsdException w:unhideWhenUsed="0" w:uiPriority="0" w:semiHidden="0" w:name="Table List 8"/>
+    <w:lsdException w:unhideWhenUsed="0" w:uiPriority="0" w:semiHidden="0" w:name="Table 3D effects 1"/>
+    <w:lsdException w:unhideWhenUsed="0" w:uiPriority="0" w:semiHidden="0" w:name="Table 3D effects 2"/>
+    <w:lsdException w:unhideWhenUsed="0" w:uiPriority="0" w:semiHidden="0" w:name="Table 3D effects 3"/>
+    <w:lsdException w:unhideWhenUsed="0" w:uiPriority="0" w:semiHidden="0" w:name="Table Contemporary"/>
+    <w:lsdException w:unhideWhenUsed="0" w:uiPriority="0" w:semiHidden="0" w:name="Table Elegant"/>
+    <w:lsdException w:unhideWhenUsed="0" w:uiPriority="0" w:semiHidden="0" w:name="Table Professional"/>
+    <w:lsdException w:unhideWhenUsed="0" w:uiPriority="0" w:semiHidden="0" w:name="Table Subtle 1"/>
+    <w:lsdException w:unhideWhenUsed="0" w:uiPriority="0" w:semiHidden="0" w:name="Table Subtle 2"/>
+    <w:lsdException w:unhideWhenUsed="0" w:uiPriority="0" w:semiHidden="0" w:name="Table Web 1"/>
+    <w:lsdException w:unhideWhenUsed="0" w:uiPriority="0" w:semiHidden="0" w:name="Table Web 2"/>
+    <w:lsdException w:unhideWhenUsed="0" w:uiPriority="0" w:semiHidden="0" w:name="Table Web 3"/>
+    <w:lsdException w:unhideWhenUsed="0" w:uiPriority="0" w:semiHidden="0" w:name="Balloon Text"/>
+    <w:lsdException w:unhideWhenUsed="0" w:uiPriority="0" w:semiHidden="0" w:name="Table Grid"/>
+    <w:lsdException w:unhideWhenUsed="0" w:uiPriority="0" w:semiHidden="0" w:name="Table Theme"/>
+    <w:lsdException w:unhideWhenUsed="0" w:uiPriority="60" w:semiHidden="0" w:name="Light Shading"/>
+    <w:lsdException w:unhideWhenUsed="0" w:uiPriority="61" w:semiHidden="0" w:name="Light List"/>
+    <w:lsdException w:unhideWhenUsed="0" w:uiPriority="62" w:semiHidden="0" w:name="Light Grid"/>
+    <w:lsdException w:unhideWhenUsed="0" w:uiPriority="63" w:semiHidden="0" w:name="Medium Shading 1"/>
+    <w:lsdException w:unhideWhenUsed="0" w:uiPriority="64" w:semiHidden="0" w:name="Medium Shading 2"/>
+    <w:lsdException w:unhideWhenUsed="0" w:uiPriority="65" w:semiHidden="0" w:name="Medium List 1"/>
+    <w:lsdException w:unhideWhenUsed="0" w:uiPriority="66" w:semiHidden="0" w:name="Medium List 2"/>
+    <w:lsdException w:unhideWhenUsed="0" w:uiPriority="67" w:semiHidden="0" w:name="Medium Grid 1"/>
+    <w:lsdException w:unhideWhenUsed="0" w:uiPriority="68" w:semiHidden="0" w:name="Medium Grid 2"/>
+    <w:lsdException w:unhideWhenUsed="0" w:uiPriority="69" w:semiHidden="0" w:name="Medium Grid 3"/>
+    <w:lsdException w:unhideWhenUsed="0" w:uiPriority="70" w:semiHidden="0" w:name="Dark List"/>
+    <w:lsdException w:unhideWhenUsed="0" w:uiPriority="71" w:semiHidden="0" w:name="Colorful Shading"/>
+    <w:lsdException w:unhideWhenUsed="0" w:uiPriority="72" w:semiHidden="0" w:name="Colorful List"/>
+    <w:lsdException w:unhideWhenUsed="0" w:uiPriority="73" w:semiHidden="0" w:name="Colorful Grid"/>
+    <w:lsdException w:unhideWhenUsed="0" w:uiPriority="60" w:semiHidden="0" w:name="Light Shading Accent 1"/>
+    <w:lsdException w:unhideWhenUsed="0" w:uiPriority="61" w:semiHidden="0" w:name="Light List Accent 1"/>
+    <w:lsdException w:unhideWhenUsed="0" w:uiPriority="62" w:semiHidden="0" w:name="Light Grid Accent 1"/>
+    <w:lsdException w:unhideWhenUsed="0" w:uiPriority="63" w:semiHidden="0" w:name="Medium Shading 1 Accent 1"/>
+    <w:lsdException w:unhideWhenUsed="0" w:uiPriority="64" w:semiHidden="0" w:name="Medium Shading 2 Accent 1"/>
+    <w:lsdException w:unhideWhenUsed="0" w:uiPriority="65" w:semiHidden="0" w:name="Medium List 1 Accent 1"/>
+    <w:lsdException w:unhideWhenUsed="0" w:uiPriority="66" w:semiHidden="0" w:name="Medium List 2 Accent 1"/>
+    <w:lsdException w:unhideWhenUsed="0" w:uiPriority="67" w:semiHidden="0" w:name="Medium Grid 1 Accent 1"/>
+    <w:lsdException w:unhideWhenUsed="0" w:uiPriority="68" w:semiHidden="0" w:name="Medium Grid 2 Accent 1"/>
+    <w:lsdException w:unhideWhenUsed="0" w:uiPriority="69" w:semiHidden="0" w:name="Medium Grid 3 Accent 1"/>
+    <w:lsdException w:unhideWhenUsed="0" w:uiPriority="70" w:semiHidden="0" w:name="Dark List Accent 1"/>
+    <w:lsdException w:unhideWhenUsed="0" w:uiPriority="71" w:semiHidden="0" w:name="Colorful Shading Accent 1"/>
+    <w:lsdException w:unhideWhenUsed="0" w:uiPriority="72" w:semiHidden="0" w:name="Colorful List Accent 1"/>
+    <w:lsdException w:unhideWhenUsed="0" w:uiPriority="73" w:semiHidden="0" w:name="Colorful Grid Accent 1"/>
+    <w:lsdException w:unhideWhenUsed="0" w:uiPriority="60" w:semiHidden="0" w:name="Light Shading Accent 2"/>
+    <w:lsdException w:unhideWhenUsed="0" w:uiPriority="61" w:semiHidden="0" w:name="Light List Accent 2"/>
+    <w:lsdException w:unhideWhenUsed="0" w:uiPriority="62" w:semiHidden="0" w:name="Light Grid Accent 2"/>
+    <w:lsdException w:unhideWhenUsed="0" w:uiPriority="63" w:semiHidden="0" w:name="Medium Shading 1 Accent 2"/>
+    <w:lsdException w:unhideWhenUsed="0" w:uiPriority="64" w:semiHidden="0" w:name="Medium Shading 2 Accent 2"/>
+    <w:lsdException w:unhideWhenUsed="0" w:uiPriority="65" w:semiHidden="0" w:name="Medium List 1 Accent 2"/>
+    <w:lsdException w:unhideWhenUsed="0" w:uiPriority="66" w:semiHidden="0" w:name="Medium List 2 Accent 2"/>
+    <w:lsdException w:unhideWhenUsed="0" w:uiPriority="67" w:semiHidden="0" w:name="Medium Grid 1 Accent 2"/>
+    <w:lsdException w:unhideWhenUsed="0" w:uiPriority="68" w:semiHidden="0" w:name="Medium Grid 2 Accent 2"/>
+    <w:lsdException w:unhideWhenUsed="0" w:uiPriority="69" w:semiHidden="0" w:name="Medium Grid 3 Accent 2"/>
+    <w:lsdException w:unhideWhenUsed="0" w:uiPriority="70" w:semiHidden="0" w:name="Dark List Accent 2"/>
+    <w:lsdException w:unhideWhenUsed="0" w:uiPriority="71" w:semiHidden="0" w:name="Colorful Shading Accent 2"/>
+    <w:lsdException w:unhideWhenUsed="0" w:uiPriority="72" w:semiHidden="0" w:name="Colorful List Accent 2"/>
+    <w:lsdException w:unhideWhenUsed="0" w:uiPriority="73" w:semiHidden="0" w:name="Colorful Grid Accent 2"/>
+    <w:lsdException w:unhideWhenUsed="0" w:uiPriority="60" w:semiHidden="0" w:name="Light Shading Accent 3"/>
+    <w:lsdException w:unhideWhenUsed="0" w:uiPriority="61" w:semiHidden="0" w:name="Light List Accent 3"/>
+    <w:lsdException w:unhideWhenUsed="0" w:uiPriority="62" w:semiHidden="0" w:name="Light Grid Accent 3"/>
+    <w:lsdException w:unhideWhenUsed="0" w:uiPriority="63" w:semiHidden="0" w:name="Medium Shading 1 Accent 3"/>
+    <w:lsdException w:unhideWhenUsed="0" w:uiPriority="64" w:semiHidden="0" w:name="Medium Shading 2 Accent 3"/>
+    <w:lsdException w:unhideWhenUsed="0" w:uiPriority="65" w:semiHidden="0" w:name="Medium List 1 Accent 3"/>
+    <w:lsdException w:unhideWhenUsed="0" w:uiPriority="66" w:semiHidden="0" w:name="Medium List 2 Accent 3"/>
+    <w:lsdException w:unhideWhenUsed="0" w:uiPriority="67" w:semiHidden="0" w:name="Medium Grid 1 Accent 3"/>
+    <w:lsdException w:unhideWhenUsed="0" w:uiPriority="68" w:semiHidden="0" w:name="Medium Grid 2 Accent 3"/>
+    <w:lsdException w:unhideWhenUsed="0" w:uiPriority="69" w:semiHidden="0" w:name="Medium Grid 3 Accent 3"/>
+    <w:lsdException w:unhideWhenUsed="0" w:uiPriority="70" w:semiHidden="0" w:name="Dark List Accent 3"/>
+    <w:lsdException w:unhideWhenUsed="0" w:uiPriority="71" w:semiHidden="0" w:name="Colorful Shading Accent 3"/>
+    <w:lsdException w:unhideWhenUsed="0" w:uiPriority="72" w:semiHidden="0" w:name="Colorful List Accent 3"/>
+    <w:lsdException w:unhideWhenUsed="0" w:uiPriority="73" w:semiHidden="0" w:name="Colorful Grid Accent 3"/>
+    <w:lsdException w:unhideWhenUsed="0" w:uiPriority="60" w:semiHidden="0" w:name="Light Shading Accent 4"/>
+    <w:lsdException w:unhideWhenUsed="0" w:uiPriority="61" w:semiHidden="0" w:name="Light List Accent 4"/>
+    <w:lsdException w:unhideWhenUsed="0" w:uiPriority="62" w:semiHidden="0" w:name="Light Grid Accent 4"/>
+    <w:lsdException w:unhideWhenUsed="0" w:uiPriority="63" w:semiHidden="0" w:name="Medium Shading 1 Accent 4"/>
+    <w:lsdException w:unhideWhenUsed="0" w:uiPriority="64" w:semiHidden="0" w:name="Medium Shading 2 Accent 4"/>
+    <w:lsdException w:unhideWhenUsed="0" w:uiPriority="65" w:semiHidden="0" w:name="Medium List 1 Accent 4"/>
+    <w:lsdException w:unhideWhenUsed="0" w:uiPriority="66" w:semiHidden="0" w:name="Medium List 2 Accent 4"/>
+    <w:lsdException w:unhideWhenUsed="0" w:uiPriority="67" w:semiHidden="0" w:name="Medium Grid 1 Accent 4"/>
+    <w:lsdException w:unhideWhenUsed="0" w:uiPriority="68" w:semiHidden="0" w:name="Medium Grid 2 Accent 4"/>
+    <w:lsdException w:unhideWhenUsed="0" w:uiPriority="69" w:semiHidden="0" w:name="Medium Grid 3 Accent 4"/>
+    <w:lsdException w:unhideWhenUsed="0" w:uiPriority="70" w:semiHidden="0" w:name="Dark List Accent 4"/>
+    <w:lsdException w:unhideWhenUsed="0" w:uiPriority="71" w:semiHidden="0" w:name="Colorful Shading Accent 4"/>
+    <w:lsdException w:unhideWhenUsed="0" w:uiPriority="72" w:semiHidden="0" w:name="Colorful List Accent 4"/>
+    <w:lsdException w:unhideWhenUsed="0" w:uiPriority="73" w:semiHidden="0" w:name="Colorful Grid Accent 4"/>
+    <w:lsdException w:unhideWhenUsed="0" w:uiPriority="60" w:semiHidden="0" w:name="Light Shading Accent 5"/>
+    <w:lsdException w:unhideWhenUsed="0" w:uiPriority="61" w:semiHidden="0" w:name="Light List Accent 5"/>
+    <w:lsdException w:unhideWhenUsed="0" w:uiPriority="62" w:semiHidden="0" w:name="Light Grid Accent 5"/>
+    <w:lsdException w:unhideWhenUsed="0" w:uiPriority="63" w:semiHidden="0" w:name="Medium Shading 1 Accent 5"/>
+    <w:lsdException w:unhideWhenUsed="0" w:uiPriority="64" w:semiHidden="0" w:name="Medium Shading 2 Accent 5"/>
+    <w:lsdException w:unhideWhenUsed="0" w:uiPriority="65" w:semiHidden="0" w:name="Medium List 1 Accent 5"/>
+    <w:lsdException w:unhideWhenUsed="0" w:uiPriority="66" w:semiHidden="0" w:name="Medium List 2 Accent 5"/>
+    <w:lsdException w:unhideWhenUsed="0" w:uiPriority="67" w:semiHidden="0" w:name="Medium Grid 1 Accent 5"/>
+    <w:lsdException w:unhideWhenUsed="0" w:uiPriority="68" w:semiHidden="0" w:name="Medium Grid 2 Accent 5"/>
+    <w:lsdException w:unhideWhenUsed="0" w:uiPriority="69" w:semiHidden="0" w:name="Medium Grid 3 Accent 5"/>
+    <w:lsdException w:unhideWhenUsed="0" w:uiPriority="70" w:semiHidden="0" w:name="Dark List Accent 5"/>
+    <w:lsdException w:unhideWhenUsed="0" w:uiPriority="71" w:semiHidden="0" w:name="Colorful Shading Accent 5"/>
+    <w:lsdException w:unhideWhenUsed="0" w:uiPriority="72" w:semiHidden="0" w:name="Colorful List Accent 5"/>
+    <w:lsdException w:unhideWhenUsed="0" w:uiPriority="73" w:semiHidden="0" w:name="Colorful Grid Accent 5"/>
+    <w:lsdException w:unhideWhenUsed="0" w:uiPriority="60" w:semiHidden="0" w:name="Light Shading Accent 6"/>
+    <w:lsdException w:unhideWhenUsed="0" w:uiPriority="61" w:semiHidden="0" w:name="Light List Accent 6"/>
+    <w:lsdException w:unhideWhenUsed="0" w:uiPriority="62" w:semiHidden="0" w:name="Light Grid Accent 6"/>
+    <w:lsdException w:unhideWhenUsed="0" w:uiPriority="63" w:semiHidden="0" w:name="Medium Shading 1 Accent 6"/>
+    <w:lsdException w:unhideWhenUsed="0" w:uiPriority="64" w:semiHidden="0" w:name="Medium Shading 2 Accent 6"/>
+    <w:lsdException w:unhideWhenUsed="0" w:uiPriority="65" w:semiHidden="0" w:name="Medium List 1 Accent 6"/>
+    <w:lsdException w:unhideWhenUsed="0" w:uiPriority="66" w:semiHidden="0" w:name="Medium List 2 Accent 6"/>
+    <w:lsdException w:unhideWhenUsed="0" w:uiPriority="67" w:semiHidden="0" w:name="Medium Grid 1 Accent 6"/>
+    <w:lsdException w:unhideWhenUsed="0" w:uiPriority="68" w:semiHidden="0" w:name="Medium Grid 2 Accent 6"/>
+    <w:lsdException w:unhideWhenUsed="0" w:uiPriority="69" w:semiHidden="0" w:name="Medium Grid 3 Accent 6"/>
+    <w:lsdException w:unhideWhenUsed="0" w:uiPriority="70" w:semiHidden="0" w:name="Dark List Accent 6"/>
+    <w:lsdException w:unhideWhenUsed="0" w:uiPriority="71" w:semiHidden="0" w:name="Colorful Shading Accent 6"/>
+    <w:lsdException w:unhideWhenUsed="0" w:uiPriority="72" w:semiHidden="0" w:name="Colorful List Accent 6"/>
+    <w:lsdException w:unhideWhenUsed="0" w:uiPriority="73" w:semiHidden="0" w:name="Colorful Grid Accent 6"/>
+  </w:latentStyles>
+  <w:style w:type="paragraph" w:default="1" w:styleId="1">
+    <w:name w:val="Normal"/>
+    <w:qFormat/>
+    <w:uiPriority w:val="0"/>
+    <w:pPr>
+      <w:widowControl w:val="0"/>
+      <w:jc w:val="both"/>
+    </w:pPr>
+    <w:rPr>
+      <w:sz w:val="21"/>
+      <w:szCs w:val="22"/>
+    </w:rPr>
+  </w:style>
+  <w:style w:type="character" w:default="1" w:styleId="3">
+    <w:name w:val="Default Paragraph Font"/>
+    <w:semiHidden/>
+    <w:uiPriority w:val="0"/>
+  </w:style>
+  <w:style w:type="table" w:default="1" w:styleId="2">
+    <w:name w:val="Normal Table"/>
+    <w:semiHidden/>
+    <w:uiPriority w:val="0"/>
+    <w:tblPr>
+      <w:tblCellMar>
+        <w:top w:w="0" w:type="dxa"/>
+        <w:left w:w="108" w:type="dxa"/>
+        <w:bottom w:w="0" w:type="dxa"/>
+        <w:right w:w="108" w:type="dxa"/>
+      </w:tblCellMar>
+    </w:tblPr>
+  </w:style>
+</w:styles>
+</file>
+
+<file path=word/theme/theme1.xml><?xml version="1.0" encoding="utf-8"?>
+<a:theme xmlns:a="http://schemas.openxmlformats.org/drawingml/2006/main" name="Office">
+  <a:themeElements>
+    <a:clrScheme name="Office">
+      <a:dk1>
+        <a:sysClr val="windowText" lastClr="000000"/>
+      </a:dk1>
+      <a:lt1>
+        <a:sysClr val="window" lastClr="FFFFFF"/>
+      </a:lt1>
+      <a:dk2>
+        <a:srgbClr val="1F497D"/>
+      </a:dk2>
+      <a:lt2>
+        <a:srgbClr val="EEECE1"/>
+      </a:lt2>
+      <a:accent1>
+        <a:srgbClr val="4F81BD"/>
+      </a:accent1>
+      <a:accent2>
+        <a:srgbClr val="C0504D"/>
+      </a:accent2>
+      <a:accent3>
+        <a:srgbClr val="9BBB59"/>
+      </a:accent3>
+      <a:accent4>
+        <a:srgbClr val="8064A2"/>
+      </a:accent4>
+      <a:accent5>
+        <a:srgbClr val="4BACC6"/>
+      </a:accent5>
+      <a:accent6>
+        <a:srgbClr val="F79646"/>
+      </a:accent6>
+      <a:hlink>
+        <a:srgbClr val="0000FF"/>
+      </a:hlink>
+      <a:folHlink>
+        <a:srgbClr val="800080"/>
+      </a:folHlink>
+    </a:clrScheme>
+    <a:fontScheme name="Office">
+      <a:majorFont>
+        <a:latin typeface="Cambria"/>
+        <a:ea typeface=""/>
+        <a:cs typeface=""/>
+        <a:font script="Jpan" typeface="ＭＳ ゴシック"/>
+        <a:font script="Hang" typeface="맑은 고딕"/>
+        <a:font script="Hans" typeface="宋体"/>
+        <a:font script="Hant" typeface="新細明體"/>
+        <a:font script="Arab" typeface="Times New Roman"/>
+        <a:font script="Hebr" typeface="Times New Roman"/>
+        <a:font script="Thai" typeface="Angsana New"/>
+        <a:font script="Ethi" typeface="Nyala"/>
+        <a:font script="Beng" typeface="Vrinda"/>
+        <a:font script="Gujr" typeface="Shruti"/>
+        <a:font script="Khmr" typeface="MoolBoran"/>
+        <a:font script="Knda" typeface="Tunga"/>
+        <a:font script="Guru" typeface="Raavi"/>
+        <a:font script="Cans" typeface="Euphemia"/>
+        <a:font script="Cher" typeface="Plantagenet Cherokee"/>
+        <a:font script="Yiii" typeface="Microsoft Yi Baiti"/>
+        <a:font script="Tibt" typeface="Microsoft Himalaya"/>
+        <a:font script="Thaa" typeface="MV Boli"/>
+        <a:font script="Deva" typeface="Mangal"/>
+        <a:font script="Telu" typeface="Gautami"/>
+        <a:font script="Taml" typeface="Latha"/>
+        <a:font script="Syrc" typeface="Estrangelo Edessa"/>
+        <a:font script="Orya" typeface="Kalinga"/>
+        <a:font script="Mlym" typeface="Kartika"/>
+        <a:font script="Laoo" typeface="DokChampa"/>
+        <a:font script="Sinh" typeface="Iskoola Pota"/>
+        <a:font script="Mong" typeface="Mongolian Baiti"/>
+        <a:font script="Viet" typeface="Times New Roman"/>
+        <a:font script="Uigh" typeface="Microsoft Uighur"/>
+        <a:font script="Geor" typeface="Sylfaen"/>
+      </a:majorFont>
+      <a:minorFont>
+        <a:latin typeface="Calibri"/>
+        <a:ea typeface=""/>
+        <a:cs typeface=""/>
+        <a:font script="Jpan" typeface="ＭＳ 明朝"/>
+        <a:font script="Hang" typeface="맑은 고딕"/>
+        <a:font script="Hans" typeface="宋体"/>
+        <a:font script="Hant" typeface="新細明體"/>
+        <a:font script="Arab" typeface="Arial"/>
+        <a:font script="Hebr" typeface="Arial"/>
+        <a:font script="Thai" typeface="Cordia New"/>
+        <a:font script="Ethi" typeface="Nyala"/>
+        <a:font script="Beng" typeface="Vrinda"/>
+        <a:font script="Gujr" typeface="Shruti"/>
+        <a:font script="Khmr" typeface="DaunPenh"/>
+        <a:font script="Knda" typeface="Tunga"/>
+        <a:font script="Guru" typeface="Raavi"/>
+        <a:font script="Cans" typeface="Euphemia"/>
+        <a:font script="Cher" typeface="Plantagenet Cherokee"/>
+        <a:font script="Yiii" typeface="Microsoft Yi Baiti"/>
+        <a:font script="Tibt" typeface="Microsoft Himalaya"/>
+        <a:font script="Thaa" typeface="MV Boli"/>
+        <a:font script="Deva" typeface="Mangal"/>
+        <a:font script="Telu" typeface="Gautami"/>
+        <a:font script="Taml" typeface="Latha"/>
+        <a:font script="Syrc" typeface="Estrangelo Edessa"/>
+        <a:font script="Orya" typeface="Kalinga"/>
+        <a:font script="Mlym" typeface="Kartika"/>
+        <a:font script="Laoo" typeface="DokChampa"/>
+        <a:font script="Sinh" typeface="Iskoola Pota"/>
+        <a:font script="Mong" typeface="Mongolian Baiti"/>
+        <a:font script="Viet" typeface="Arial"/>
+        <a:font script="Uigh" typeface="Microsoft Uighur"/>
+        <a:font script="Geor" typeface="Sylfaen"/>
+      </a:minorFont>
+    </a:fontScheme>
+    <a:fmtScheme name="Office">
+      <a:fillStyleLst>
+        <a:solidFill>
+          <a:schemeClr val="phClr"/>
+        </a:solidFill>
+        <a:gradFill rotWithShape="1">
+          <a:gsLst>
+            <a:gs pos="0">
+              <a:schemeClr val="phClr">
+                <a:tint val="50000"/>
+                <a:satMod val="300000"/>
+              </a:schemeClr>
+            </a:gs>
+            <a:gs pos="35000">
+              <a:schemeClr val="phClr">
+                <a:tint val="37000"/>
+                <a:satMod val="300000"/>
+              </a:schemeClr>
+            </a:gs>
+            <a:gs pos="100000">
+              <a:schemeClr val="phClr">
+                <a:tint val="15000"/>
+                <a:satMod val="350000"/>
+              </a:schemeClr>
+            </a:gs>
+          </a:gsLst>
+          <a:lin ang="16200000" scaled="1"/>
+        </a:gradFill>
+        <a:gradFill rotWithShape="1">
+          <a:gsLst>
+            <a:gs pos="0">
+              <a:schemeClr val="phClr">
+                <a:shade val="51000"/>
+                <a:satMod val="130000"/>
+              </a:schemeClr>
+            </a:gs>
+            <a:gs pos="80000">
+              <a:schemeClr val="phClr">
+                <a:shade val="93000"/>
+                <a:satMod val="130000"/>
+              </a:schemeClr>
+            </a:gs>
+            <a:gs pos="100000">
+              <a:schemeClr val="phClr">
+                <a:shade val="94000"/>
+                <a:satMod val="135000"/>
+              </a:schemeClr>
+            </a:gs>
+          </a:gsLst>
+          <a:lin ang="16200000" scaled="0"/>
+        </a:gradFill>
+      </a:fillStyleLst>
+      <a:lnStyleLst>
+        <a:ln w="9525" cap="flat" cmpd="sng" algn="ctr">
+          <a:solidFill>
+            <a:schemeClr val="phClr">
+              <a:shade val="95000"/>
+              <a:satMod val="105000"/>
+            </a:schemeClr>
+          </a:solidFill>
+          <a:prstDash val="solid"/>
+        </a:ln>
+        <a:ln w="25400" cap="flat" cmpd="sng" algn="ctr">
+          <a:solidFill>
+            <a:schemeClr val="phClr"/>
+          </a:solidFill>
+          <a:prstDash val="solid"/>
+        </a:ln>
+        <a:ln w="38100" cap="flat" cmpd="sng" algn="ctr">
+          <a:solidFill>
+            <a:schemeClr val="phClr"/>
+          </a:solidFill>
+          <a:prstDash val="solid"/>
+        </a:ln>
+      </a:lnStyleLst>
+      <a:effectStyleLst>
+        <a:effectStyle>
+          <a:effectLst>
+            <a:outerShdw blurRad="40000" dist="20000" dir="5400000" rotWithShape="0">
+              <a:srgbClr val="000000">
+                <a:alpha val="38000"/>
+              </a:srgbClr>
+            </a:outerShdw>
+          </a:effectLst>
+        </a:effectStyle>
+        <a:effectStyle>
+          <a:effectLst>
+            <a:outerShdw blurRad="40000" dist="23000" dir="5400000" rotWithShape="0">
+              <a:srgbClr val="000000">
+                <a:alpha val="35000"/>
+              </a:srgbClr>
+            </a:outerShdw>
+          </a:effectLst>
+        </a:effectStyle>
+        <a:effectStyle>
+          <a:effectLst>
+            <a:outerShdw blurRad="40000" dist="23000" dir="5400000" rotWithShape="0">
+              <a:srgbClr val="000000">
+                <a:alpha val="35000"/>
+              </a:srgbClr>
+            </a:outerShdw>
+          </a:effectLst>
+          <a:scene3d>
+            <a:camera prst="orthographicFront">
+              <a:rot lat="0" lon="0" rev="0"/>
+            </a:camera>
+            <a:lightRig rig="threePt" dir="t">
+              <a:rot lat="0" lon="0" rev="1200000"/>
+            </a:lightRig>
+          </a:scene3d>
+          <a:sp3d>
+            <a:bevelT w="63500" h="25400"/>
+          </a:sp3d>
+        </a:effectStyle>
+      </a:effectStyleLst>
+      <a:bgFillStyleLst>
+        <a:solidFill>
+          <a:schemeClr val="phClr"/>
+        </a:solidFill>
+        <a:gradFill rotWithShape="1">
+          <a:gsLst>
+            <a:gs pos="0">
+              <a:schemeClr val="phClr">
+                <a:tint val="40000"/>
+                <a:satMod val="350000"/>
+              </a:schemeClr>
+            </a:gs>
+            <a:gs pos="40000">
+              <a:schemeClr val="phClr">
+                <a:tint val="45000"/>
+                <a:satMod val="350000"/>
+                <a:shade val="99000"/>
+              </a:schemeClr>
+            </a:gs>
+            <a:gs pos="100000">
+              <a:schemeClr val="phClr">
+                <a:shade val="20000"/>
+                <a:satMod val="255000"/>
+              </a:schemeClr>
+            </a:gs>
+          </a:gsLst>
+          <a:path path="circle">
+            <a:fillToRect l="50000" t="-80000" r="50000" b="180000"/>
+          </a:path>
+        </a:gradFill>
+        <a:gradFill rotWithShape="1">
+          <a:gsLst>
+            <a:gs pos="0">
+              <a:schemeClr val="phClr">
+                <a:tint val="80000"/>
+                <a:satMod val="300000"/>
+              </a:schemeClr>
+            </a:gs>
+            <a:gs pos="100000">
+              <a:schemeClr val="phClr">
+                <a:shade val="30000"/>
+                <a:satMod val="200000"/>
+              </a:schemeClr>
+            </a:gs>
+          </a:gsLst>
+          <a:path path="circle">
+            <a:fillToRect l="50000" t="50000" r="50000" b="50000"/>
+          </a:path>
+        </a:gradFill>
+      </a:bgFillStyleLst>
+    </a:fmtScheme>
+  </a:themeElements>
+  <a:objectDefaults/>
+</a:theme>
 </file>